--- a/hackathon/02_Technical_Documentation.docx
+++ b/hackathon/02_Technical_Documentation.docx
@@ -145,7 +145,7 @@
                 <w:color w:val="111111"/>
                 <w:sz w:val="20"/>
               </w:rPr>
-              <w:t>1.4</w:t>
+              <w:t>1.5</w:t>
             </w:r>
           </w:p>
         </w:tc>
@@ -181,7 +181,7 @@
                 <w:color w:val="111111"/>
                 <w:sz w:val="20"/>
               </w:rPr>
-              <w:t>2026-09-03</w:t>
+              <w:t>2026-09-05</w:t>
             </w:r>
           </w:p>
         </w:tc>
@@ -1112,19 +1112,27 @@
         <w:br/>
         <w:t>│   ├── src/models/              # User, CapabilityMatrix, Lesson, CodeSubmission, ChatMessage,</w:t>
         <w:br/>
-        <w:t>│   │                            # AutopilotPlan, DesignCritique, FreelanceProfile, AuditLog, Settings</w:t>
+        <w:t>│   │                            # AutopilotPlan, DesignCritique, FreelanceProfile, Application,</w:t>
         <w:br/>
-        <w:t>│   ├── src/routes/              # auth, student, lesson, submission, admin, chat, premium, dojo, freelance</w:t>
+        <w:t>│   │                            # InterviewSession, AuditLog, Settings</w:t>
+        <w:br/>
+        <w:t>│   ├── src/routes/              # auth, student, lesson, submission, admin, chat, premium, dojo,</w:t>
+        <w:br/>
+        <w:t>│   │                            # freelance, interview, applications</w:t>
         <w:br/>
         <w:t>│   ├── src/services/            # ★ AI orchestration layer (aiService, diagnostic, adaptation,</w:t>
         <w:br/>
-        <w:t>│   │                            #   evaluation, matrix, chat, memory, dna, autopilot, dojo,</w:t>
+        <w:t>│   │                            #   evaluation, matrix, chat, memory, dna, autopilot, assessment,</w:t>
         <w:br/>
-        <w:t>│   │                            #   passport, scholarship, freelance, mockAi)</w:t>
+        <w:t>│   │                            #   interview, dojo, passport, scholarship, freelance, pipeline, mockAi)</w:t>
         <w:br/>
-        <w:t>│   ├── src/data/                # Seed content: lessons, exercises, knowledgeBase, scholarships</w:t>
+        <w:t>│   ├── src/data/                # Curated + seed content: lessons, exercises, knowledgeBase,</w:t>
         <w:br/>
-        <w:t>│   └── tests/                   # vitest: RBAC matrix, AI services (mocked), hardening</w:t>
+        <w:t>│   │                            #   scholarships, skillTaxonomy, assessmentBank, interviewQuestions,</w:t>
+        <w:br/>
+        <w:t>│   │                            #   learningResources, dojoChallenges, urduGlossary</w:t>
+        <w:br/>
+        <w:t>│   └── tests/                   # vitest: RBAC matrix, career stack, AI services (mocked), hardening</w:t>
         <w:br/>
         <w:t>└── docs/                        # PRD, technical docs, manuals, decks</w:t>
       </w:r>
@@ -2251,7 +2259,7 @@
           <w:color w:val="000000"/>
           <w:sz w:val="25"/>
         </w:rPr>
-        <w:t>4.9 autopilotService.js (Career Autopilot™ — premium)</w:t>
+        <w:t>4.9 autopilotService.js (Career Autopilot™ + Career Readiness Stack™ — premium)</w:t>
       </w:r>
     </w:p>
     <w:p>
@@ -2265,7 +2273,126 @@
           <w:color w:val="111111"/>
           <w:sz w:val="22"/>
         </w:rPr>
-        <w:t>Extracts required skills from a pasted job description via Gemini structured output, constrained to the platform taxonomy.</w:t>
+        <w:t xml:space="preserve">Extracts required skills from a pasted job description via Gemini structured output, constrained to the platform taxonomy (28 curated skills, </w:t>
+      </w:r>
+      <w:r>
+        <w:rPr>
+          <w:rFonts w:ascii="Consolas" w:hAnsi="Consolas"/>
+          <w:color w:val="333333"/>
+          <w:sz w:val="20"/>
+        </w:rPr>
+        <w:t>data/skillTaxonomy.ts</w:t>
+      </w:r>
+      <w:r>
+        <w:rPr>
+          <w:rFonts w:ascii="Calibri" w:hAnsi="Calibri"/>
+          <w:b w:val="0"/>
+          <w:color w:val="111111"/>
+          <w:sz w:val="22"/>
+        </w:rPr>
+        <w:t xml:space="preserve">). Each skill carries </w:t>
+      </w:r>
+      <w:r>
+        <w:rPr>
+          <w:rFonts w:ascii="Consolas" w:hAnsi="Consolas"/>
+          <w:color w:val="333333"/>
+          <w:sz w:val="20"/>
+        </w:rPr>
+        <w:t>importance</w:t>
+      </w:r>
+      <w:r>
+        <w:rPr>
+          <w:rFonts w:ascii="Calibri" w:hAnsi="Calibri"/>
+          <w:b w:val="0"/>
+          <w:color w:val="111111"/>
+          <w:sz w:val="22"/>
+        </w:rPr>
+        <w:t xml:space="preserve"> (1–5), </w:t>
+      </w:r>
+      <w:r>
+        <w:rPr>
+          <w:rFonts w:ascii="Consolas" w:hAnsi="Consolas"/>
+          <w:color w:val="333333"/>
+          <w:sz w:val="20"/>
+        </w:rPr>
+        <w:t>area</w:t>
+      </w:r>
+      <w:r>
+        <w:rPr>
+          <w:rFonts w:ascii="Calibri" w:hAnsi="Calibri"/>
+          <w:b w:val="0"/>
+          <w:color w:val="111111"/>
+          <w:sz w:val="22"/>
+        </w:rPr>
+        <w:t xml:space="preserve">, an optional </w:t>
+      </w:r>
+      <w:r>
+        <w:rPr>
+          <w:rFonts w:ascii="Consolas" w:hAnsi="Consolas"/>
+          <w:color w:val="333333"/>
+          <w:sz w:val="20"/>
+        </w:rPr>
+        <w:t>coreDomain</w:t>
+      </w:r>
+      <w:r>
+        <w:rPr>
+          <w:rFonts w:ascii="Calibri" w:hAnsi="Calibri"/>
+          <w:b w:val="0"/>
+          <w:color w:val="111111"/>
+          <w:sz w:val="22"/>
+        </w:rPr>
+        <w:t xml:space="preserve"> link to one of the five measured competencies, and a </w:t>
+      </w:r>
+      <w:r>
+        <w:rPr>
+          <w:rFonts w:ascii="Consolas" w:hAnsi="Consolas"/>
+          <w:color w:val="333333"/>
+          <w:sz w:val="20"/>
+        </w:rPr>
+        <w:t>tier</w:t>
+      </w:r>
+      <w:r>
+        <w:rPr>
+          <w:rFonts w:ascii="Calibri" w:hAnsi="Calibri"/>
+          <w:b w:val="0"/>
+          <w:color w:val="111111"/>
+          <w:sz w:val="22"/>
+        </w:rPr>
+        <w:t xml:space="preserve"> (</w:t>
+      </w:r>
+      <w:r>
+        <w:rPr>
+          <w:rFonts w:ascii="Consolas" w:hAnsi="Consolas"/>
+          <w:color w:val="333333"/>
+          <w:sz w:val="20"/>
+        </w:rPr>
+        <w:t>primary</w:t>
+      </w:r>
+      <w:r>
+        <w:rPr>
+          <w:rFonts w:ascii="Calibri" w:hAnsi="Calibri"/>
+          <w:b w:val="0"/>
+          <w:color w:val="111111"/>
+          <w:sz w:val="22"/>
+        </w:rPr>
+        <w:t xml:space="preserve"> must-have / </w:t>
+      </w:r>
+      <w:r>
+        <w:rPr>
+          <w:rFonts w:ascii="Consolas" w:hAnsi="Consolas"/>
+          <w:color w:val="333333"/>
+          <w:sz w:val="20"/>
+        </w:rPr>
+        <w:t>secondary</w:t>
+      </w:r>
+      <w:r>
+        <w:rPr>
+          <w:rFonts w:ascii="Calibri" w:hAnsi="Calibri"/>
+          <w:b w:val="0"/>
+          <w:color w:val="111111"/>
+          <w:sz w:val="22"/>
+        </w:rPr>
+        <w:t xml:space="preserve"> nice-to-have).</w:t>
       </w:r>
     </w:p>
     <w:p>
@@ -2279,7 +2406,7 @@
           <w:color w:val="111111"/>
           <w:sz w:val="22"/>
         </w:rPr>
-        <w:t>Deterministic keyword-analyzer fallback keeps the feature alive without an API key.</w:t>
+        <w:t>Deterministic keyword-analyzer fallback keeps the feature alive without an API key; when a JD matches no taxonomy skill at all it falls back to the universal engineering core rather than returning an empty report.</w:t>
       </w:r>
     </w:p>
     <w:p>
@@ -2288,12 +2415,55 @@
       </w:pPr>
       <w:r>
         <w:rPr>
+          <w:rFonts w:ascii="Consolas" w:hAnsi="Consolas"/>
+          <w:color w:val="333333"/>
+          <w:sz w:val="20"/>
+        </w:rPr>
+        <w:t>computeGap()</w:t>
+      </w:r>
+      <w:r>
+        <w:rPr>
           <w:rFonts w:ascii="Calibri" w:hAnsi="Calibri"/>
           <w:b w:val="0"/>
           <w:color w:val="111111"/>
           <w:sz w:val="22"/>
         </w:rPr>
-        <w:t>Diffs each extracted skill against the live Capability Matrix (strong / developing / gap / unmeasured) and produces an importance-weighted hire-readiness score plus a deterministic 90-day, three-phase plan.</w:t>
+        <w:t xml:space="preserve"> diffs each extracted skill against the live Capability Matrix — </w:t>
+      </w:r>
+      <w:r>
+        <w:rPr>
+          <w:rFonts w:ascii="Calibri" w:hAnsi="Calibri"/>
+          <w:b/>
+          <w:color w:val="111111"/>
+          <w:sz w:val="22"/>
+        </w:rPr>
+        <w:t>strong ≥ 0.70, developing ≥ 0.45, gap &lt; 0.45, unmeasured when there is no `coreDomain` or zero attempts</w:t>
+      </w:r>
+      <w:r>
+        <w:rPr>
+          <w:rFonts w:ascii="Calibri" w:hAnsi="Calibri"/>
+          <w:b w:val="0"/>
+          <w:color w:val="111111"/>
+          <w:sz w:val="22"/>
+        </w:rPr>
+        <w:t xml:space="preserve"> — and returns a </w:t>
+      </w:r>
+      <w:r>
+        <w:rPr>
+          <w:rFonts w:ascii="Consolas" w:hAnsi="Consolas"/>
+          <w:color w:val="333333"/>
+          <w:sz w:val="20"/>
+        </w:rPr>
+        <w:t>GapReport</w:t>
+      </w:r>
+      <w:r>
+        <w:rPr>
+          <w:rFonts w:ascii="Calibri" w:hAnsi="Calibri"/>
+          <w:b w:val="0"/>
+          <w:color w:val="111111"/>
+          <w:sz w:val="22"/>
+        </w:rPr>
+        <w:t>.</w:t>
       </w:r>
     </w:p>
     <w:p>
@@ -2303,6 +2473,472 @@
       <w:r>
         <w:rPr>
           <w:rFonts w:ascii="Calibri" w:hAnsi="Calibri"/>
+          <w:b/>
+          <w:color w:val="111111"/>
+          <w:sz w:val="22"/>
+        </w:rPr>
+        <w:t>Fit is weighted twice</w:t>
+      </w:r>
+      <w:r>
+        <w:rPr>
+          <w:rFonts w:ascii="Calibri" w:hAnsi="Calibri"/>
+          <w:b w:val="0"/>
+          <w:color w:val="111111"/>
+          <w:sz w:val="22"/>
+        </w:rPr>
+        <w:t xml:space="preserve">: </w:t>
+      </w:r>
+      <w:r>
+        <w:rPr>
+          <w:rFonts w:ascii="Consolas" w:hAnsi="Consolas"/>
+          <w:color w:val="333333"/>
+          <w:sz w:val="20"/>
+        </w:rPr>
+        <w:t>TIER_WEIGHT = { primary: 2, secondary: 1 }</w:t>
+      </w:r>
+      <w:r>
+        <w:rPr>
+          <w:rFonts w:ascii="Calibri" w:hAnsi="Calibri"/>
+          <w:b w:val="0"/>
+          <w:color w:val="111111"/>
+          <w:sz w:val="22"/>
+        </w:rPr>
+        <w:t xml:space="preserve"> multiplied by </w:t>
+      </w:r>
+      <w:r>
+        <w:rPr>
+          <w:rFonts w:ascii="Consolas" w:hAnsi="Consolas"/>
+          <w:color w:val="333333"/>
+          <w:sz w:val="20"/>
+        </w:rPr>
+        <w:t>importance</w:t>
+      </w:r>
+      <w:r>
+        <w:rPr>
+          <w:rFonts w:ascii="Calibri" w:hAnsi="Calibri"/>
+          <w:b w:val="0"/>
+          <w:color w:val="111111"/>
+          <w:sz w:val="22"/>
+        </w:rPr>
+        <w:t xml:space="preserve">. An unmeasured skill earns </w:t>
+      </w:r>
+      <w:r>
+        <w:rPr>
+          <w:rFonts w:ascii="Consolas" w:hAnsi="Consolas"/>
+          <w:color w:val="333333"/>
+          <w:sz w:val="20"/>
+        </w:rPr>
+        <w:t>UNMEASURED_PROXY = 0.35</w:t>
+      </w:r>
+      <w:r>
+        <w:rPr>
+          <w:rFonts w:ascii="Calibri" w:hAnsi="Calibri"/>
+          <w:b w:val="0"/>
+          <w:color w:val="111111"/>
+          <w:sz w:val="22"/>
+        </w:rPr>
+        <w:t xml:space="preserve"> partial credit rather than zero. The report exposes </w:t>
+      </w:r>
+      <w:r>
+        <w:rPr>
+          <w:rFonts w:ascii="Consolas" w:hAnsi="Consolas"/>
+          <w:color w:val="333333"/>
+          <w:sz w:val="20"/>
+        </w:rPr>
+        <w:t>fit.{overall, primary, secondary, technical, soft}</w:t>
+      </w:r>
+      <w:r>
+        <w:rPr>
+          <w:rFonts w:ascii="Calibri" w:hAnsi="Calibri"/>
+          <w:b w:val="0"/>
+          <w:color w:val="111111"/>
+          <w:sz w:val="22"/>
+        </w:rPr>
+        <w:t xml:space="preserve">, and </w:t>
+      </w:r>
+      <w:r>
+        <w:rPr>
+          <w:rFonts w:ascii="Consolas" w:hAnsi="Consolas"/>
+          <w:color w:val="333333"/>
+          <w:sz w:val="20"/>
+        </w:rPr>
+        <w:t>readiness</w:t>
+      </w:r>
+      <w:r>
+        <w:rPr>
+          <w:rFonts w:ascii="Calibri" w:hAnsi="Calibri"/>
+          <w:b w:val="0"/>
+          <w:color w:val="111111"/>
+          <w:sz w:val="22"/>
+        </w:rPr>
+        <w:t xml:space="preserve"> is defined as </w:t>
+      </w:r>
+      <w:r>
+        <w:rPr>
+          <w:rFonts w:ascii="Consolas" w:hAnsi="Consolas"/>
+          <w:color w:val="333333"/>
+          <w:sz w:val="20"/>
+        </w:rPr>
+        <w:t>fit.overall</w:t>
+      </w:r>
+      <w:r>
+        <w:rPr>
+          <w:rFonts w:ascii="Calibri" w:hAnsi="Calibri"/>
+          <w:b w:val="0"/>
+          <w:color w:val="111111"/>
+          <w:sz w:val="22"/>
+        </w:rPr>
+        <w:t xml:space="preserve"> so the Skill Passport can never contradict the Autopilot screen.</w:t>
+      </w:r>
+    </w:p>
+    <w:p>
+      <w:pPr>
+        <w:pStyle w:val="ListBullet"/>
+      </w:pPr>
+      <w:r>
+        <w:rPr>
+          <w:rFonts w:ascii="Consolas" w:hAnsi="Consolas"/>
+          <w:color w:val="333333"/>
+          <w:sz w:val="20"/>
+        </w:rPr>
+        <w:t>buildRecruiterLens()</w:t>
+      </w:r>
+      <w:r>
+        <w:rPr>
+          <w:rFonts w:ascii="Calibri" w:hAnsi="Calibri"/>
+          <w:b w:val="0"/>
+          <w:color w:val="111111"/>
+          <w:sz w:val="22"/>
+        </w:rPr>
+        <w:t xml:space="preserve"> is deterministic and returns three sentences: a </w:t>
+      </w:r>
+      <w:r>
+        <w:rPr>
+          <w:rFonts w:ascii="Consolas" w:hAnsi="Consolas"/>
+          <w:color w:val="333333"/>
+          <w:sz w:val="20"/>
+        </w:rPr>
+        <w:t>firstImpression</w:t>
+      </w:r>
+      <w:r>
+        <w:rPr>
+          <w:rFonts w:ascii="Calibri" w:hAnsi="Calibri"/>
+          <w:b w:val="0"/>
+          <w:color w:val="111111"/>
+          <w:sz w:val="22"/>
+        </w:rPr>
+        <w:t xml:space="preserve"> banded at 80/60/40, a </w:t>
+      </w:r>
+      <w:r>
+        <w:rPr>
+          <w:rFonts w:ascii="Consolas" w:hAnsi="Consolas"/>
+          <w:color w:val="333333"/>
+          <w:sz w:val="20"/>
+        </w:rPr>
+        <w:t>screenOutRisk</w:t>
+      </w:r>
+      <w:r>
+        <w:rPr>
+          <w:rFonts w:ascii="Calibri" w:hAnsi="Calibri"/>
+          <w:b w:val="0"/>
+          <w:color w:val="111111"/>
+          <w:sz w:val="22"/>
+        </w:rPr>
+        <w:t xml:space="preserve"> naming the worst non-strong </w:t>
+      </w:r>
+      <w:r>
+        <w:rPr>
+          <w:rFonts w:ascii="Consolas" w:hAnsi="Consolas"/>
+          <w:color w:val="333333"/>
+          <w:sz w:val="20"/>
+        </w:rPr>
+        <w:t>primary</w:t>
+      </w:r>
+      <w:r>
+        <w:rPr>
+          <w:rFonts w:ascii="Calibri" w:hAnsi="Calibri"/>
+          <w:b w:val="0"/>
+          <w:color w:val="111111"/>
+          <w:sz w:val="22"/>
+        </w:rPr>
+        <w:t xml:space="preserve"> requirement (what an ATS filter keys on), and a </w:t>
+      </w:r>
+      <w:r>
+        <w:rPr>
+          <w:rFonts w:ascii="Consolas" w:hAnsi="Consolas"/>
+          <w:color w:val="333333"/>
+          <w:sz w:val="20"/>
+        </w:rPr>
+        <w:t>singleFix</w:t>
+      </w:r>
+      <w:r>
+        <w:rPr>
+          <w:rFonts w:ascii="Calibri" w:hAnsi="Calibri"/>
+          <w:b w:val="0"/>
+          <w:color w:val="111111"/>
+          <w:sz w:val="22"/>
+        </w:rPr>
+        <w:t xml:space="preserve"> ranked by </w:t>
+      </w:r>
+      <w:r>
+        <w:rPr>
+          <w:rFonts w:ascii="Consolas" w:hAnsi="Consolas"/>
+          <w:color w:val="333333"/>
+          <w:sz w:val="20"/>
+        </w:rPr>
+        <w:t>priority() = tier(100) + status(50/30/10) + importance×3</w:t>
+      </w:r>
+      <w:r>
+        <w:rPr>
+          <w:rFonts w:ascii="Calibri" w:hAnsi="Calibri"/>
+          <w:b w:val="0"/>
+          <w:color w:val="111111"/>
+          <w:sz w:val="22"/>
+        </w:rPr>
+        <w:t>.</w:t>
+      </w:r>
+    </w:p>
+    <w:p>
+      <w:pPr>
+        <w:pStyle w:val="ListBullet"/>
+      </w:pPr>
+      <w:r>
+        <w:rPr>
+          <w:rFonts w:ascii="Consolas" w:hAnsi="Consolas"/>
+          <w:color w:val="333333"/>
+          <w:sz w:val="20"/>
+        </w:rPr>
+        <w:t>build90DayPlan()</w:t>
+      </w:r>
+      <w:r>
+        <w:rPr>
+          <w:rFonts w:ascii="Calibri" w:hAnsi="Calibri"/>
+          <w:b w:val="0"/>
+          <w:color w:val="111111"/>
+          <w:sz w:val="22"/>
+        </w:rPr>
+        <w:t xml:space="preserve"> produces three 30-day phases over twelve weighted round-robin weeks (importance copies, no immediate repeats) plus a 50-minute daily rhythm.</w:t>
+      </w:r>
+    </w:p>
+    <w:p>
+      <w:pPr>
+        <w:pStyle w:val="ListBullet"/>
+      </w:pPr>
+      <w:r>
+        <w:rPr>
+          <w:rFonts w:ascii="Consolas" w:hAnsi="Consolas"/>
+          <w:color w:val="333333"/>
+          <w:sz w:val="20"/>
+        </w:rPr>
+        <w:t>buildLearningPath(report, weeklyHours)</w:t>
+      </w:r>
+      <w:r>
+        <w:rPr>
+          <w:rFonts w:ascii="Calibri" w:hAnsi="Calibri"/>
+          <w:b w:val="0"/>
+          <w:color w:val="111111"/>
+          <w:sz w:val="22"/>
+        </w:rPr>
+        <w:t xml:space="preserve"> emits up to 12 prioritized steps, each with a status-specific objective, an hour estimate (</w:t>
+      </w:r>
+      <w:r>
+        <w:rPr>
+          <w:rFonts w:ascii="Consolas" w:hAnsi="Consolas"/>
+          <w:color w:val="333333"/>
+          <w:sz w:val="20"/>
+        </w:rPr>
+        <w:t>BASE_HOURS = { gap 8, unmeasured 6, developing 4, strong 2 }</w:t>
+      </w:r>
+      <w:r>
+        <w:rPr>
+          <w:rFonts w:ascii="Calibri" w:hAnsi="Calibri"/>
+          <w:b w:val="0"/>
+          <w:color w:val="111111"/>
+          <w:sz w:val="22"/>
+        </w:rPr>
+        <w:t xml:space="preserve"> adjusted by importance and clamped 2–16h), curated resources, and a </w:t>
+      </w:r>
+      <w:r>
+        <w:rPr>
+          <w:rFonts w:ascii="Consolas" w:hAnsi="Consolas"/>
+          <w:color w:val="333333"/>
+          <w:sz w:val="20"/>
+        </w:rPr>
+        <w:t>doneWhen</w:t>
+      </w:r>
+      <w:r>
+        <w:rPr>
+          <w:rFonts w:ascii="Calibri" w:hAnsi="Calibri"/>
+          <w:b w:val="0"/>
+          <w:color w:val="111111"/>
+          <w:sz w:val="22"/>
+        </w:rPr>
+        <w:t xml:space="preserve"> completion test. The final step swaps in interview-prep resources.</w:t>
+      </w:r>
+    </w:p>
+    <w:p>
+      <w:pPr>
+        <w:pStyle w:val="ListBullet"/>
+      </w:pPr>
+      <w:r>
+        <w:rPr>
+          <w:rFonts w:ascii="Calibri" w:hAnsi="Calibri"/>
+          <w:b w:val="0"/>
+          <w:color w:val="111111"/>
+          <w:sz w:val="22"/>
+        </w:rPr>
+        <w:t xml:space="preserve">The </w:t>
+      </w:r>
+      <w:r>
+        <w:rPr>
+          <w:rFonts w:ascii="Calibri" w:hAnsi="Calibri"/>
+          <w:b/>
+          <w:color w:val="111111"/>
+          <w:sz w:val="22"/>
+        </w:rPr>
+        <w:t>Time-to-Ready ETA™</w:t>
+      </w:r>
+      <w:r>
+        <w:rPr>
+          <w:rFonts w:ascii="Calibri" w:hAnsi="Calibri"/>
+          <w:b w:val="0"/>
+          <w:color w:val="111111"/>
+          <w:sz w:val="22"/>
+        </w:rPr>
+        <w:t xml:space="preserve"> is </w:t>
+      </w:r>
+      <w:r>
+        <w:rPr>
+          <w:rFonts w:ascii="Consolas" w:hAnsi="Consolas"/>
+          <w:color w:val="333333"/>
+          <w:sz w:val="20"/>
+        </w:rPr>
+        <w:t>weeks = ceil(totalHours / clamp(weeklyHours, 1, 80))</w:t>
+      </w:r>
+      <w:r>
+        <w:rPr>
+          <w:rFonts w:ascii="Calibri" w:hAnsi="Calibri"/>
+          <w:b w:val="0"/>
+          <w:color w:val="111111"/>
+          <w:sz w:val="22"/>
+        </w:rPr>
+        <w:t xml:space="preserve">, with a </w:t>
+      </w:r>
+      <w:r>
+        <w:rPr>
+          <w:rFonts w:ascii="Consolas" w:hAnsi="Consolas"/>
+          <w:color w:val="333333"/>
+          <w:sz w:val="20"/>
+        </w:rPr>
+        <w:t>confidence</w:t>
+      </w:r>
+      <w:r>
+        <w:rPr>
+          <w:rFonts w:ascii="Calibri" w:hAnsi="Calibri"/>
+          <w:b w:val="0"/>
+          <w:color w:val="111111"/>
+          <w:sz w:val="22"/>
+        </w:rPr>
+        <w:t xml:space="preserve"> derived from the unmeasured share (&lt; 0.25 high, &lt; 0.5 medium, else low) and an explicit </w:t>
+      </w:r>
+      <w:r>
+        <w:rPr>
+          <w:rFonts w:ascii="Consolas" w:hAnsi="Consolas"/>
+          <w:color w:val="333333"/>
+          <w:sz w:val="20"/>
+        </w:rPr>
+        <w:t>assumptions[]</w:t>
+      </w:r>
+      <w:r>
+        <w:rPr>
+          <w:rFonts w:ascii="Calibri" w:hAnsi="Calibri"/>
+          <w:b w:val="0"/>
+          <w:color w:val="111111"/>
+          <w:sz w:val="22"/>
+        </w:rPr>
+        <w:t xml:space="preserve"> array including deferred hours when the list was truncated. Deferred hours are counted in </w:t>
+      </w:r>
+      <w:r>
+        <w:rPr>
+          <w:rFonts w:ascii="Consolas" w:hAnsi="Consolas"/>
+          <w:color w:val="333333"/>
+          <w:sz w:val="20"/>
+        </w:rPr>
+        <w:t>totalHours</w:t>
+      </w:r>
+      <w:r>
+        <w:rPr>
+          <w:rFonts w:ascii="Calibri" w:hAnsi="Calibri"/>
+          <w:b w:val="0"/>
+          <w:color w:val="111111"/>
+          <w:sz w:val="22"/>
+        </w:rPr>
+        <w:t xml:space="preserve"> even though the steps are not shown.</w:t>
+      </w:r>
+    </w:p>
+    <w:p>
+      <w:pPr>
+        <w:pStyle w:val="ListBullet"/>
+      </w:pPr>
+      <w:r>
+        <w:rPr>
+          <w:rFonts w:ascii="Consolas" w:hAnsi="Consolas"/>
+          <w:color w:val="333333"/>
+          <w:sz w:val="20"/>
+        </w:rPr>
+        <w:t>hydrateGapReport()</w:t>
+      </w:r>
+      <w:r>
+        <w:rPr>
+          <w:rFonts w:ascii="Calibri" w:hAnsi="Calibri"/>
+          <w:b w:val="0"/>
+          <w:color w:val="111111"/>
+          <w:sz w:val="22"/>
+        </w:rPr>
+        <w:t xml:space="preserve"> rebuilds every derived field from the stored </w:t>
+      </w:r>
+      <w:r>
+        <w:rPr>
+          <w:rFonts w:ascii="Consolas" w:hAnsi="Consolas"/>
+          <w:color w:val="333333"/>
+          <w:sz w:val="20"/>
+        </w:rPr>
+        <w:t>skills</w:t>
+      </w:r>
+      <w:r>
+        <w:rPr>
+          <w:rFonts w:ascii="Calibri" w:hAnsi="Calibri"/>
+          <w:b w:val="0"/>
+          <w:color w:val="111111"/>
+          <w:sz w:val="22"/>
+        </w:rPr>
+        <w:t xml:space="preserve"> array rather than trusting the document, so plans written before the tier/fit extension still render. Returns </w:t>
+      </w:r>
+      <w:r>
+        <w:rPr>
+          <w:rFonts w:ascii="Consolas" w:hAnsi="Consolas"/>
+          <w:color w:val="333333"/>
+          <w:sz w:val="20"/>
+        </w:rPr>
+        <w:t>null</w:t>
+      </w:r>
+      <w:r>
+        <w:rPr>
+          <w:rFonts w:ascii="Calibri" w:hAnsi="Calibri"/>
+          <w:b w:val="0"/>
+          <w:color w:val="111111"/>
+          <w:sz w:val="22"/>
+        </w:rPr>
+        <w:t xml:space="preserve"> for an unusable shape, which the controller surfaces as "regenerate your plan".</w:t>
+      </w:r>
+    </w:p>
+    <w:p>
+      <w:pPr>
+        <w:pStyle w:val="ListBullet"/>
+      </w:pPr>
+      <w:r>
+        <w:rPr>
+          <w:rFonts w:ascii="Calibri" w:hAnsi="Calibri"/>
           <w:b w:val="0"/>
           <w:color w:val="111111"/>
           <w:sz w:val="22"/>
@@ -2321,7 +2957,7 @@
           <w:color w:val="000000"/>
           <w:sz w:val="25"/>
         </w:rPr>
-        <w:t>4.10 dojoService.js (System Design Dojo™)</w:t>
+        <w:t>4.10 assessmentService.js (Automated Assessment Generator™ — premium)</w:t>
       </w:r>
     </w:p>
     <w:p>
@@ -2330,12 +2966,20 @@
       </w:pPr>
       <w:r>
         <w:rPr>
+          <w:rFonts w:ascii="Consolas" w:hAnsi="Consolas"/>
+          <w:color w:val="333333"/>
+          <w:sz w:val="20"/>
+        </w:rPr>
+        <w:t>generateAssessment(report, maxItems = 8)</w:t>
+      </w:r>
+      <w:r>
+        <w:rPr>
           <w:rFonts w:ascii="Calibri" w:hAnsi="Calibri"/>
           <w:b w:val="0"/>
           <w:color w:val="111111"/>
           <w:sz w:val="22"/>
         </w:rPr>
-        <w:t>Curated catalog of six system-design challenges plus a learnable 5-step framework (Clarify → Estimate → Model → Architect → Scale).</w:t>
+        <w:t xml:space="preserve"> turns a stored gap report into a 3–12 item suite where each item targets exactly one weak requirement, so a score on the suite is a score on the gaps.</w:t>
       </w:r>
     </w:p>
     <w:p>
@@ -2344,12 +2988,54 @@
       </w:pPr>
       <w:r>
         <w:rPr>
+          <w:rFonts w:ascii="Consolas" w:hAnsi="Consolas"/>
+          <w:color w:val="333333"/>
+          <w:sz w:val="20"/>
+        </w:rPr>
+        <w:t>selectTargets()</w:t>
+      </w:r>
+      <w:r>
+        <w:rPr>
           <w:rFonts w:ascii="Calibri" w:hAnsi="Calibri"/>
           <w:b w:val="0"/>
           <w:color w:val="111111"/>
           <w:sz w:val="22"/>
         </w:rPr>
-        <w:t>Grades a student's written design on four interview axes — Requirements clarity, Estimation, Data modeling, Scalability — via Gemini structured output, with a deterministic keyword-rubric fallback.</w:t>
+        <w:t xml:space="preserve"> ranks by </w:t>
+      </w:r>
+      <w:r>
+        <w:rPr>
+          <w:rFonts w:ascii="Consolas" w:hAnsi="Consolas"/>
+          <w:color w:val="333333"/>
+          <w:sz w:val="20"/>
+        </w:rPr>
+        <w:t>primary(100) + gap(50)/unmeasured(30)/other(10) + importance×3</w:t>
+      </w:r>
+      <w:r>
+        <w:rPr>
+          <w:rFonts w:ascii="Calibri" w:hAnsi="Calibri"/>
+          <w:b w:val="0"/>
+          <w:color w:val="111111"/>
+          <w:sz w:val="22"/>
+        </w:rPr>
+        <w:t xml:space="preserve">; with nothing weak to probe it tests the strengths instead, and pads a thin report from four </w:t>
+      </w:r>
+      <w:r>
+        <w:rPr>
+          <w:rFonts w:ascii="Consolas" w:hAnsi="Consolas"/>
+          <w:color w:val="333333"/>
+          <w:sz w:val="20"/>
+        </w:rPr>
+        <w:t>FILLER_SKILLS</w:t>
+      </w:r>
+      <w:r>
+        <w:rPr>
+          <w:rFonts w:ascii="Calibri" w:hAnsi="Calibri"/>
+          <w:b w:val="0"/>
+          <w:color w:val="111111"/>
+          <w:sz w:val="22"/>
+        </w:rPr>
+        <w:t xml:space="preserve"> so a JD matching two taxonomy skills still yields a schema-valid suite.</w:t>
       </w:r>
     </w:p>
     <w:p>
@@ -2363,7 +3049,218 @@
           <w:color w:val="111111"/>
           <w:sz w:val="22"/>
         </w:rPr>
-        <w:t>Returns verdict, per-axis scores (1–5), strengths, gaps, and next steps. Student notes are treated as untrusted data.</w:t>
+        <w:t xml:space="preserve">Three item types: </w:t>
+      </w:r>
+      <w:r>
+        <w:rPr>
+          <w:rFonts w:ascii="Consolas" w:hAnsi="Consolas"/>
+          <w:color w:val="333333"/>
+          <w:sz w:val="20"/>
+        </w:rPr>
+        <w:t>quiz</w:t>
+      </w:r>
+      <w:r>
+        <w:rPr>
+          <w:rFonts w:ascii="Calibri" w:hAnsi="Calibri"/>
+          <w:b w:val="0"/>
+          <w:color w:val="111111"/>
+          <w:sz w:val="22"/>
+        </w:rPr>
+        <w:t xml:space="preserve"> (2–5 options + </w:t>
+      </w:r>
+      <w:r>
+        <w:rPr>
+          <w:rFonts w:ascii="Consolas" w:hAnsi="Consolas"/>
+          <w:color w:val="333333"/>
+          <w:sz w:val="20"/>
+        </w:rPr>
+        <w:t>correctIndex</w:t>
+      </w:r>
+      <w:r>
+        <w:rPr>
+          <w:rFonts w:ascii="Calibri" w:hAnsi="Calibri"/>
+          <w:b w:val="0"/>
+          <w:color w:val="111111"/>
+          <w:sz w:val="22"/>
+        </w:rPr>
+        <w:t xml:space="preserve"> + rationale), </w:t>
+      </w:r>
+      <w:r>
+        <w:rPr>
+          <w:rFonts w:ascii="Consolas" w:hAnsi="Consolas"/>
+          <w:color w:val="333333"/>
+          <w:sz w:val="20"/>
+        </w:rPr>
+        <w:t>coding</w:t>
+      </w:r>
+      <w:r>
+        <w:rPr>
+          <w:rFonts w:ascii="Calibri" w:hAnsi="Calibri"/>
+          <w:b w:val="0"/>
+          <w:color w:val="111111"/>
+          <w:sz w:val="22"/>
+        </w:rPr>
+        <w:t xml:space="preserve"> and </w:t>
+      </w:r>
+      <w:r>
+        <w:rPr>
+          <w:rFonts w:ascii="Consolas" w:hAnsi="Consolas"/>
+          <w:color w:val="333333"/>
+          <w:sz w:val="20"/>
+        </w:rPr>
+        <w:t>interview</w:t>
+      </w:r>
+      <w:r>
+        <w:rPr>
+          <w:rFonts w:ascii="Calibri" w:hAnsi="Calibri"/>
+          <w:b w:val="0"/>
+          <w:color w:val="111111"/>
+          <w:sz w:val="22"/>
+        </w:rPr>
+        <w:t xml:space="preserve"> (1–4 rubric criteria). Gemini is instructed to vary the correct option position across quiz items.</w:t>
+      </w:r>
+    </w:p>
+    <w:p>
+      <w:pPr>
+        <w:pStyle w:val="ListBullet"/>
+      </w:pPr>
+      <w:r>
+        <w:rPr>
+          <w:rFonts w:ascii="Consolas" w:hAnsi="Consolas"/>
+          <w:color w:val="333333"/>
+          <w:sz w:val="20"/>
+        </w:rPr>
+        <w:t>normalizeItem()</w:t>
+      </w:r>
+      <w:r>
+        <w:rPr>
+          <w:rFonts w:ascii="Calibri" w:hAnsi="Calibri"/>
+          <w:b w:val="0"/>
+          <w:color w:val="111111"/>
+          <w:sz w:val="22"/>
+        </w:rPr>
+        <w:t xml:space="preserve"> repairs loose output rather than discarding it: a quiz with missing or out-of-range options is downgraded to a rubric-scored interview question, minutes are clamped 2–60, and an absent rubric gets a three-line default. Items are de-duplicated by skill.</w:t>
+      </w:r>
+    </w:p>
+    <w:p>
+      <w:pPr>
+        <w:pStyle w:val="ListBullet"/>
+      </w:pPr>
+      <w:r>
+        <w:rPr>
+          <w:rFonts w:ascii="Calibri" w:hAnsi="Calibri"/>
+          <w:b w:val="0"/>
+          <w:color w:val="111111"/>
+          <w:sz w:val="22"/>
+        </w:rPr>
+        <w:t xml:space="preserve">If de-duplication collapses the suite below the schema minimum of three, the whole result is replaced by </w:t>
+      </w:r>
+      <w:r>
+        <w:rPr>
+          <w:rFonts w:ascii="Consolas" w:hAnsi="Consolas"/>
+          <w:color w:val="333333"/>
+          <w:sz w:val="20"/>
+        </w:rPr>
+        <w:t>mockSuite()</w:t>
+      </w:r>
+      <w:r>
+        <w:rPr>
+          <w:rFonts w:ascii="Calibri" w:hAnsi="Calibri"/>
+          <w:b w:val="0"/>
+          <w:color w:val="111111"/>
+          <w:sz w:val="22"/>
+        </w:rPr>
+        <w:t xml:space="preserve"> over the curated bank (19 skill-specific probes + 4 area templates + 1 default, </w:t>
+      </w:r>
+      <w:r>
+        <w:rPr>
+          <w:rFonts w:ascii="Consolas" w:hAnsi="Consolas"/>
+          <w:color w:val="333333"/>
+          <w:sz w:val="20"/>
+        </w:rPr>
+        <w:t>data/assessmentBank.ts</w:t>
+      </w:r>
+      <w:r>
+        <w:rPr>
+          <w:rFonts w:ascii="Calibri" w:hAnsi="Calibri"/>
+          <w:b w:val="0"/>
+          <w:color w:val="111111"/>
+          <w:sz w:val="22"/>
+        </w:rPr>
+        <w:t xml:space="preserve">) and reported as </w:t>
+      </w:r>
+      <w:r>
+        <w:rPr>
+          <w:rFonts w:ascii="Consolas" w:hAnsi="Consolas"/>
+          <w:color w:val="333333"/>
+          <w:sz w:val="20"/>
+        </w:rPr>
+        <w:t>source: "mock"</w:t>
+      </w:r>
+      <w:r>
+        <w:rPr>
+          <w:rFonts w:ascii="Calibri" w:hAnsi="Calibri"/>
+          <w:b w:val="0"/>
+          <w:color w:val="111111"/>
+          <w:sz w:val="22"/>
+        </w:rPr>
+        <w:t>.</w:t>
+      </w:r>
+    </w:p>
+    <w:p>
+      <w:pPr>
+        <w:pStyle w:val="ListBullet"/>
+      </w:pPr>
+      <w:r>
+        <w:rPr>
+          <w:rFonts w:ascii="Consolas" w:hAnsi="Consolas"/>
+          <w:color w:val="333333"/>
+          <w:sz w:val="20"/>
+        </w:rPr>
+        <w:t>suiteMinutes()</w:t>
+      </w:r>
+      <w:r>
+        <w:rPr>
+          <w:rFonts w:ascii="Calibri" w:hAnsi="Calibri"/>
+          <w:b w:val="0"/>
+          <w:color w:val="111111"/>
+          <w:sz w:val="22"/>
+        </w:rPr>
+        <w:t xml:space="preserve"> sums item minutes. Both the </w:t>
+      </w:r>
+      <w:r>
+        <w:rPr>
+          <w:rFonts w:ascii="Consolas" w:hAnsi="Consolas"/>
+          <w:color w:val="333333"/>
+          <w:sz w:val="20"/>
+        </w:rPr>
+        <w:t>POST</w:t>
+      </w:r>
+      <w:r>
+        <w:rPr>
+          <w:rFonts w:ascii="Calibri" w:hAnsi="Calibri"/>
+          <w:b w:val="0"/>
+          <w:color w:val="111111"/>
+          <w:sz w:val="22"/>
+        </w:rPr>
+        <w:t xml:space="preserve"> and </w:t>
+      </w:r>
+      <w:r>
+        <w:rPr>
+          <w:rFonts w:ascii="Consolas" w:hAnsi="Consolas"/>
+          <w:color w:val="333333"/>
+          <w:sz w:val="20"/>
+        </w:rPr>
+        <w:t>GET</w:t>
+      </w:r>
+      <w:r>
+        <w:rPr>
+          <w:rFonts w:ascii="Calibri" w:hAnsi="Calibri"/>
+          <w:b w:val="0"/>
+          <w:color w:val="111111"/>
+          <w:sz w:val="22"/>
+        </w:rPr>
+        <w:t xml:space="preserve"> handlers return it, because the client renders the duration badge from whichever response it happens to hold.</w:t>
       </w:r>
     </w:p>
     <w:p>
@@ -2377,7 +3274,7 @@
           <w:color w:val="000000"/>
           <w:sz w:val="25"/>
         </w:rPr>
-        <w:t>4.11 passportService.js (Skill Passport™)</w:t>
+        <w:t>4.11 interviewService.js (Interview Rehearsal Studio™)</w:t>
       </w:r>
     </w:p>
     <w:p>
@@ -2386,12 +3283,105 @@
       </w:pPr>
       <w:r>
         <w:rPr>
+          <w:rFonts w:ascii="Consolas" w:hAnsi="Consolas"/>
+          <w:color w:val="333333"/>
+          <w:sz w:val="20"/>
+        </w:rPr>
+        <w:t>buildInterviewScript(report, role?)</w:t>
+      </w:r>
+      <w:r>
+        <w:rPr>
           <w:rFonts w:ascii="Calibri" w:hAnsi="Calibri"/>
           <w:b w:val="0"/>
           <w:color w:val="111111"/>
           <w:sz w:val="22"/>
         </w:rPr>
-        <w:t>Pure read-model builder: compiles the learner's Capability Matrix, submission count, design-critique count, and Autopilot readiness into one portable document.</w:t>
+        <w:t xml:space="preserve"> generates a role-specific mock loop of 2–4 rounds (</w:t>
+      </w:r>
+      <w:r>
+        <w:rPr>
+          <w:rFonts w:ascii="Consolas" w:hAnsi="Consolas"/>
+          <w:color w:val="333333"/>
+          <w:sz w:val="20"/>
+        </w:rPr>
+        <w:t>screening</w:t>
+      </w:r>
+      <w:r>
+        <w:rPr>
+          <w:rFonts w:ascii="Calibri" w:hAnsi="Calibri"/>
+          <w:b w:val="0"/>
+          <w:color w:val="111111"/>
+          <w:sz w:val="22"/>
+        </w:rPr>
+        <w:t xml:space="preserve"> / </w:t>
+      </w:r>
+      <w:r>
+        <w:rPr>
+          <w:rFonts w:ascii="Consolas" w:hAnsi="Consolas"/>
+          <w:color w:val="333333"/>
+          <w:sz w:val="20"/>
+        </w:rPr>
+        <w:t>technical</w:t>
+      </w:r>
+      <w:r>
+        <w:rPr>
+          <w:rFonts w:ascii="Calibri" w:hAnsi="Calibri"/>
+          <w:b w:val="0"/>
+          <w:color w:val="111111"/>
+          <w:sz w:val="22"/>
+        </w:rPr>
+        <w:t xml:space="preserve"> / </w:t>
+      </w:r>
+      <w:r>
+        <w:rPr>
+          <w:rFonts w:ascii="Consolas" w:hAnsi="Consolas"/>
+          <w:color w:val="333333"/>
+          <w:sz w:val="20"/>
+        </w:rPr>
+        <w:t>system_design</w:t>
+      </w:r>
+      <w:r>
+        <w:rPr>
+          <w:rFonts w:ascii="Calibri" w:hAnsi="Calibri"/>
+          <w:b w:val="0"/>
+          <w:color w:val="111111"/>
+          <w:sz w:val="22"/>
+        </w:rPr>
+        <w:t xml:space="preserve"> / </w:t>
+      </w:r>
+      <w:r>
+        <w:rPr>
+          <w:rFonts w:ascii="Consolas" w:hAnsi="Consolas"/>
+          <w:color w:val="333333"/>
+          <w:sz w:val="20"/>
+        </w:rPr>
+        <w:t>behavioral</w:t>
+      </w:r>
+      <w:r>
+        <w:rPr>
+          <w:rFonts w:ascii="Calibri" w:hAnsi="Calibri"/>
+          <w:b w:val="0"/>
+          <w:color w:val="111111"/>
+          <w:sz w:val="22"/>
+        </w:rPr>
+        <w:t xml:space="preserve">) via Gemini structured output, with the technical round carrying one question per weak technical requirement and the behavioural round weighted to weak soft skills. Returns </w:t>
+      </w:r>
+      <w:r>
+        <w:rPr>
+          <w:rFonts w:ascii="Consolas" w:hAnsi="Consolas"/>
+          <w:color w:val="333333"/>
+          <w:sz w:val="20"/>
+        </w:rPr>
+        <w:t>source: "mock"</w:t>
+      </w:r>
+      <w:r>
+        <w:rPr>
+          <w:rFonts w:ascii="Calibri" w:hAnsi="Calibri"/>
+          <w:b w:val="0"/>
+          <w:color w:val="111111"/>
+          <w:sz w:val="22"/>
+        </w:rPr>
+        <w:t xml:space="preserve"> immediately when no gap report exists.</w:t>
       </w:r>
     </w:p>
     <w:p>
@@ -2405,7 +3395,7 @@
           <w:color w:val="111111"/>
           <w:sz w:val="22"/>
         </w:rPr>
-        <w:t>Derives a deterministic passport ID (</w:t>
+        <w:t xml:space="preserve">Every question carries </w:t>
       </w:r>
       <w:r>
         <w:rPr>
@@ -2413,7 +3403,7 @@
           <w:color w:val="333333"/>
           <w:sz w:val="20"/>
         </w:rPr>
-        <w:t>AP-XXXX-XXXX-XXXX</w:t>
+        <w:t>prompt</w:t>
       </w:r>
       <w:r>
         <w:rPr>
@@ -2422,7 +3412,58 @@
           <w:color w:val="111111"/>
           <w:sz w:val="22"/>
         </w:rPr>
-        <w:t>) from the user record so it is stable across requests.</w:t>
+        <w:t xml:space="preserve">, the </w:t>
+      </w:r>
+      <w:r>
+        <w:rPr>
+          <w:rFonts w:ascii="Consolas" w:hAnsi="Consolas"/>
+          <w:color w:val="333333"/>
+          <w:sz w:val="20"/>
+        </w:rPr>
+        <w:t>skill</w:t>
+      </w:r>
+      <w:r>
+        <w:rPr>
+          <w:rFonts w:ascii="Calibri" w:hAnsi="Calibri"/>
+          <w:b w:val="0"/>
+          <w:color w:val="111111"/>
+          <w:sz w:val="22"/>
+        </w:rPr>
+        <w:t xml:space="preserve"> it tests, 1–3 escalating </w:t>
+      </w:r>
+      <w:r>
+        <w:rPr>
+          <w:rFonts w:ascii="Consolas" w:hAnsi="Consolas"/>
+          <w:color w:val="333333"/>
+          <w:sz w:val="20"/>
+        </w:rPr>
+        <w:t>probes</w:t>
+      </w:r>
+      <w:r>
+        <w:rPr>
+          <w:rFonts w:ascii="Calibri" w:hAnsi="Calibri"/>
+          <w:b w:val="0"/>
+          <w:color w:val="111111"/>
+          <w:sz w:val="22"/>
+        </w:rPr>
+        <w:t xml:space="preserve">, and 1–4 </w:t>
+      </w:r>
+      <w:r>
+        <w:rPr>
+          <w:rFonts w:ascii="Consolas" w:hAnsi="Consolas"/>
+          <w:color w:val="333333"/>
+          <w:sz w:val="20"/>
+        </w:rPr>
+        <w:t>goodAnswerSignals</w:t>
+      </w:r>
+      <w:r>
+        <w:rPr>
+          <w:rFonts w:ascii="Calibri" w:hAnsi="Calibri"/>
+          <w:b w:val="0"/>
+          <w:color w:val="111111"/>
+          <w:sz w:val="22"/>
+        </w:rPr>
+        <w:t>.</w:t>
       </w:r>
     </w:p>
     <w:p>
@@ -2431,12 +3472,367 @@
       </w:pPr>
       <w:r>
         <w:rPr>
+          <w:rFonts w:ascii="Consolas" w:hAnsi="Consolas"/>
+          <w:color w:val="333333"/>
+          <w:sz w:val="20"/>
+        </w:rPr>
+        <w:t>sanitizeRounds()</w:t>
+      </w:r>
+      <w:r>
+        <w:rPr>
           <w:rFonts w:ascii="Calibri" w:hAnsi="Calibri"/>
           <w:b w:val="0"/>
           <w:color w:val="111111"/>
           <w:sz w:val="22"/>
         </w:rPr>
-        <w:t>No AI call — fully deterministic and offline-safe.</w:t>
+        <w:t xml:space="preserve"> does not trust the model: questions are de-duplicated on a normalized 80-char prompt key and capped at 4, minutes clamped 5–90, rounds with fewer than 2 questions dropped rather than padded, duplicate round kinds collapsed (first wins), and the result reordered into </w:t>
+      </w:r>
+      <w:r>
+        <w:rPr>
+          <w:rFonts w:ascii="Consolas" w:hAnsi="Consolas"/>
+          <w:color w:val="333333"/>
+          <w:sz w:val="20"/>
+        </w:rPr>
+        <w:t>ROUND_ORDER</w:t>
+      </w:r>
+      <w:r>
+        <w:rPr>
+          <w:rFonts w:ascii="Calibri" w:hAnsi="Calibri"/>
+          <w:b w:val="0"/>
+          <w:color w:val="111111"/>
+          <w:sz w:val="22"/>
+        </w:rPr>
+        <w:t xml:space="preserve">. Fewer than two surviving rounds falls back to </w:t>
+      </w:r>
+      <w:r>
+        <w:rPr>
+          <w:rFonts w:ascii="Consolas" w:hAnsi="Consolas"/>
+          <w:color w:val="333333"/>
+          <w:sz w:val="20"/>
+        </w:rPr>
+        <w:t>mockScript()</w:t>
+      </w:r>
+      <w:r>
+        <w:rPr>
+          <w:rFonts w:ascii="Calibri" w:hAnsi="Calibri"/>
+          <w:b w:val="0"/>
+          <w:color w:val="111111"/>
+          <w:sz w:val="22"/>
+        </w:rPr>
+        <w:t>.</w:t>
+      </w:r>
+    </w:p>
+    <w:p>
+      <w:pPr>
+        <w:pStyle w:val="ListBullet"/>
+      </w:pPr>
+      <w:r>
+        <w:rPr>
+          <w:rFonts w:ascii="Consolas" w:hAnsi="Consolas"/>
+          <w:color w:val="333333"/>
+          <w:sz w:val="20"/>
+        </w:rPr>
+        <w:t>mockScript()</w:t>
+      </w:r>
+      <w:r>
+        <w:rPr>
+          <w:rFonts w:ascii="Calibri" w:hAnsi="Calibri"/>
+          <w:b w:val="0"/>
+          <w:color w:val="111111"/>
+          <w:sz w:val="22"/>
+        </w:rPr>
+        <w:t xml:space="preserve"> draws from a curated 38-question bank (</w:t>
+      </w:r>
+      <w:r>
+        <w:rPr>
+          <w:rFonts w:ascii="Consolas" w:hAnsi="Consolas"/>
+          <w:color w:val="333333"/>
+          <w:sz w:val="20"/>
+        </w:rPr>
+        <w:t>data/interviewQuestions.ts</w:t>
+      </w:r>
+      <w:r>
+        <w:rPr>
+          <w:rFonts w:ascii="Calibri" w:hAnsi="Calibri"/>
+          <w:b w:val="0"/>
+          <w:color w:val="111111"/>
+          <w:sz w:val="22"/>
+        </w:rPr>
+        <w:t>: 14 skill-specific, 11 area, 6 behavioural, 3 screening, 3 design, 1 default) using an FNV-1a hash of the role and weakest skills as the rotation offset, so one role always rehearses the same questions.</w:t>
+      </w:r>
+    </w:p>
+    <w:p>
+      <w:pPr>
+        <w:pStyle w:val="ListBullet"/>
+      </w:pPr>
+      <w:r>
+        <w:rPr>
+          <w:rFonts w:ascii="Consolas" w:hAnsi="Consolas"/>
+          <w:color w:val="333333"/>
+          <w:sz w:val="20"/>
+        </w:rPr>
+        <w:t>computeScorecard(script, entries, previousOverall)</w:t>
+      </w:r>
+      <w:r>
+        <w:rPr>
+          <w:rFonts w:ascii="Calibri" w:hAnsi="Calibri"/>
+          <w:b w:val="0"/>
+          <w:color w:val="111111"/>
+          <w:sz w:val="22"/>
+        </w:rPr>
+        <w:t xml:space="preserve"> is deliberately deterministic — a self-scored rehearsal is only useful if the same answers produce the same verdict and sessions stay comparable. </w:t>
+      </w:r>
+      <w:r>
+        <w:rPr>
+          <w:rFonts w:ascii="Consolas" w:hAnsi="Consolas"/>
+          <w:color w:val="333333"/>
+          <w:sz w:val="20"/>
+        </w:rPr>
+        <w:t>findQuestion()</w:t>
+      </w:r>
+      <w:r>
+        <w:rPr>
+          <w:rFonts w:ascii="Calibri" w:hAnsi="Calibri"/>
+          <w:b w:val="0"/>
+          <w:color w:val="111111"/>
+          <w:sz w:val="22"/>
+        </w:rPr>
+        <w:t xml:space="preserve"> matches each submitted entry back to its scripted question (exact normalized key, then a 40-char prefix fallback) to recover the skill and the authoritative round.</w:t>
+      </w:r>
+    </w:p>
+    <w:p>
+      <w:pPr>
+        <w:pStyle w:val="ListBullet"/>
+      </w:pPr>
+      <w:r>
+        <w:rPr>
+          <w:rFonts w:ascii="Calibri" w:hAnsi="Calibri"/>
+          <w:b w:val="0"/>
+          <w:color w:val="111111"/>
+          <w:sz w:val="22"/>
+        </w:rPr>
+        <w:t xml:space="preserve">Emits </w:t>
+      </w:r>
+      <w:r>
+        <w:rPr>
+          <w:rFonts w:ascii="Consolas" w:hAnsi="Consolas"/>
+          <w:color w:val="333333"/>
+          <w:sz w:val="20"/>
+        </w:rPr>
+        <w:t>overall</w:t>
+      </w:r>
+      <w:r>
+        <w:rPr>
+          <w:rFonts w:ascii="Calibri" w:hAnsi="Calibri"/>
+          <w:b w:val="0"/>
+          <w:color w:val="111111"/>
+          <w:sz w:val="22"/>
+        </w:rPr>
+        <w:t xml:space="preserve"> (%), </w:t>
+      </w:r>
+      <w:r>
+        <w:rPr>
+          <w:rFonts w:ascii="Consolas" w:hAnsi="Consolas"/>
+          <w:color w:val="333333"/>
+          <w:sz w:val="20"/>
+        </w:rPr>
+        <w:t>average</w:t>
+      </w:r>
+      <w:r>
+        <w:rPr>
+          <w:rFonts w:ascii="Calibri" w:hAnsi="Calibri"/>
+          <w:b w:val="0"/>
+          <w:color w:val="111111"/>
+          <w:sz w:val="22"/>
+        </w:rPr>
+        <w:t xml:space="preserve">, per-round </w:t>
+      </w:r>
+      <w:r>
+        <w:rPr>
+          <w:rFonts w:ascii="Consolas" w:hAnsi="Consolas"/>
+          <w:color w:val="333333"/>
+          <w:sz w:val="20"/>
+        </w:rPr>
+        <w:t>{ answered, total, average }</w:t>
+      </w:r>
+      <w:r>
+        <w:rPr>
+          <w:rFonts w:ascii="Calibri" w:hAnsi="Calibri"/>
+          <w:b w:val="0"/>
+          <w:color w:val="111111"/>
+          <w:sz w:val="22"/>
+        </w:rPr>
+        <w:t xml:space="preserve">, a </w:t>
+      </w:r>
+      <w:r>
+        <w:rPr>
+          <w:rFonts w:ascii="Consolas" w:hAnsi="Consolas"/>
+          <w:color w:val="333333"/>
+          <w:sz w:val="20"/>
+        </w:rPr>
+        <w:t>focusRound</w:t>
+      </w:r>
+      <w:r>
+        <w:rPr>
+          <w:rFonts w:ascii="Calibri" w:hAnsi="Calibri"/>
+          <w:b w:val="0"/>
+          <w:color w:val="111111"/>
+          <w:sz w:val="22"/>
+        </w:rPr>
+        <w:t xml:space="preserve"> named only when the weakest average is below 4, a verdict banded at 85/70/50, </w:t>
+      </w:r>
+      <w:r>
+        <w:rPr>
+          <w:rFonts w:ascii="Consolas" w:hAnsi="Consolas"/>
+          <w:color w:val="333333"/>
+          <w:sz w:val="20"/>
+        </w:rPr>
+        <w:t>strengths</w:t>
+      </w:r>
+      <w:r>
+        <w:rPr>
+          <w:rFonts w:ascii="Calibri" w:hAnsi="Calibri"/>
+          <w:b w:val="0"/>
+          <w:color w:val="111111"/>
+          <w:sz w:val="22"/>
+        </w:rPr>
+        <w:t xml:space="preserve">, </w:t>
+      </w:r>
+      <w:r>
+        <w:rPr>
+          <w:rFonts w:ascii="Consolas" w:hAnsi="Consolas"/>
+          <w:color w:val="333333"/>
+          <w:sz w:val="20"/>
+        </w:rPr>
+        <w:t>gaps</w:t>
+      </w:r>
+      <w:r>
+        <w:rPr>
+          <w:rFonts w:ascii="Calibri" w:hAnsi="Calibri"/>
+          <w:b w:val="0"/>
+          <w:color w:val="111111"/>
+          <w:sz w:val="22"/>
+        </w:rPr>
+        <w:t xml:space="preserve">, </w:t>
+      </w:r>
+      <w:r>
+        <w:rPr>
+          <w:rFonts w:ascii="Consolas" w:hAnsi="Consolas"/>
+          <w:color w:val="333333"/>
+          <w:sz w:val="20"/>
+        </w:rPr>
+        <w:t>rehearseNext</w:t>
+      </w:r>
+      <w:r>
+        <w:rPr>
+          <w:rFonts w:ascii="Calibri" w:hAnsi="Calibri"/>
+          <w:b w:val="0"/>
+          <w:color w:val="111111"/>
+          <w:sz w:val="22"/>
+        </w:rPr>
+        <w:t xml:space="preserve"> (self-score ≤ 3, weakest first, max 6), and a cross-session </w:t>
+      </w:r>
+      <w:r>
+        <w:rPr>
+          <w:rFonts w:ascii="Consolas" w:hAnsi="Consolas"/>
+          <w:color w:val="333333"/>
+          <w:sz w:val="20"/>
+        </w:rPr>
+        <w:t>trend</w:t>
+      </w:r>
+      <w:r>
+        <w:rPr>
+          <w:rFonts w:ascii="Calibri" w:hAnsi="Calibri"/>
+          <w:b w:val="0"/>
+          <w:color w:val="111111"/>
+          <w:sz w:val="22"/>
+        </w:rPr>
+        <w:t xml:space="preserve"> of </w:t>
+      </w:r>
+      <w:r>
+        <w:rPr>
+          <w:rFonts w:ascii="Consolas" w:hAnsi="Consolas"/>
+          <w:color w:val="333333"/>
+          <w:sz w:val="20"/>
+        </w:rPr>
+        <w:t>first</w:t>
+      </w:r>
+      <w:r>
+        <w:rPr>
+          <w:rFonts w:ascii="Calibri" w:hAnsi="Calibri"/>
+          <w:b w:val="0"/>
+          <w:color w:val="111111"/>
+          <w:sz w:val="22"/>
+        </w:rPr>
+        <w:t xml:space="preserve"> / </w:t>
+      </w:r>
+      <w:r>
+        <w:rPr>
+          <w:rFonts w:ascii="Consolas" w:hAnsi="Consolas"/>
+          <w:color w:val="333333"/>
+          <w:sz w:val="20"/>
+        </w:rPr>
+        <w:t>improving</w:t>
+      </w:r>
+      <w:r>
+        <w:rPr>
+          <w:rFonts w:ascii="Calibri" w:hAnsi="Calibri"/>
+          <w:b w:val="0"/>
+          <w:color w:val="111111"/>
+          <w:sz w:val="22"/>
+        </w:rPr>
+        <w:t xml:space="preserve"> (Δ ≥ +8) / </w:t>
+      </w:r>
+      <w:r>
+        <w:rPr>
+          <w:rFonts w:ascii="Consolas" w:hAnsi="Consolas"/>
+          <w:color w:val="333333"/>
+          <w:sz w:val="20"/>
+        </w:rPr>
+        <w:t>flat</w:t>
+      </w:r>
+      <w:r>
+        <w:rPr>
+          <w:rFonts w:ascii="Calibri" w:hAnsi="Calibri"/>
+          <w:b w:val="0"/>
+          <w:color w:val="111111"/>
+          <w:sz w:val="22"/>
+        </w:rPr>
+        <w:t xml:space="preserve"> / </w:t>
+      </w:r>
+      <w:r>
+        <w:rPr>
+          <w:rFonts w:ascii="Consolas" w:hAnsi="Consolas"/>
+          <w:color w:val="333333"/>
+          <w:sz w:val="20"/>
+        </w:rPr>
+        <w:t>declining</w:t>
+      </w:r>
+      <w:r>
+        <w:rPr>
+          <w:rFonts w:ascii="Calibri" w:hAnsi="Calibri"/>
+          <w:b w:val="0"/>
+          <w:color w:val="111111"/>
+          <w:sz w:val="22"/>
+        </w:rPr>
+        <w:t xml:space="preserve"> (Δ ≤ −8) with the numeric </w:t>
+      </w:r>
+      <w:r>
+        <w:rPr>
+          <w:rFonts w:ascii="Consolas" w:hAnsi="Consolas"/>
+          <w:color w:val="333333"/>
+          <w:sz w:val="20"/>
+        </w:rPr>
+        <w:t>delta</w:t>
+      </w:r>
+      <w:r>
+        <w:rPr>
+          <w:rFonts w:ascii="Calibri" w:hAnsi="Calibri"/>
+          <w:b w:val="0"/>
+          <w:color w:val="111111"/>
+          <w:sz w:val="22"/>
+        </w:rPr>
+        <w:t>.</w:t>
       </w:r>
     </w:p>
     <w:p>
@@ -2450,7 +3846,7 @@
           <w:color w:val="000000"/>
           <w:sz w:val="25"/>
         </w:rPr>
-        <w:t>4.12 scholarshipService.js (Scholarship Radar™)</w:t>
+        <w:t>4.12 pipelineService.js (Application Pipeline™)</w:t>
       </w:r>
     </w:p>
     <w:p>
@@ -2464,24 +3860,7 @@
           <w:color w:val="111111"/>
           <w:sz w:val="22"/>
         </w:rPr>
-        <w:t>Curated in-memory pool of 15 fully-funded international scholarships (</w:t>
-      </w:r>
-      <w:r>
-        <w:rPr>
-          <w:rFonts w:ascii="Consolas" w:hAnsi="Consolas"/>
-          <w:color w:val="333333"/>
-          <w:sz w:val="20"/>
-        </w:rPr>
-        <w:t>data/scholarships.ts</w:t>
-      </w:r>
-      <w:r>
-        <w:rPr>
-          <w:rFonts w:ascii="Calibri" w:hAnsi="Calibri"/>
-          <w:b w:val="0"/>
-          <w:color w:val="111111"/>
-          <w:sz w:val="22"/>
-        </w:rPr>
-        <w:t>).</w:t>
+        <w:t>Pure deterministic maths, in a service rather than the controller because these figures are the product value and the client must never recompute them differently.</w:t>
       </w:r>
     </w:p>
     <w:p>
@@ -2490,12 +3869,105 @@
       </w:pPr>
       <w:r>
         <w:rPr>
+          <w:rFonts w:ascii="Consolas" w:hAnsi="Consolas"/>
+          <w:color w:val="333333"/>
+          <w:sz w:val="20"/>
+        </w:rPr>
+        <w:t>STAGE_ORDER</w:t>
+      </w:r>
+      <w:r>
+        <w:rPr>
           <w:rFonts w:ascii="Calibri" w:hAnsi="Calibri"/>
           <w:b w:val="0"/>
           <w:color w:val="111111"/>
           <w:sz w:val="22"/>
         </w:rPr>
-        <w:t>Filters by level / country / field, then scores each match (0–100) rewarding filter alignment, full funding, and Pakistan popularity.</w:t>
+        <w:t xml:space="preserve"> mirrors </w:t>
+      </w:r>
+      <w:r>
+        <w:rPr>
+          <w:rFonts w:ascii="Consolas" w:hAnsi="Consolas"/>
+          <w:color w:val="333333"/>
+          <w:sz w:val="20"/>
+        </w:rPr>
+        <w:t>APPLICATION_STAGES</w:t>
+      </w:r>
+      <w:r>
+        <w:rPr>
+          <w:rFonts w:ascii="Calibri" w:hAnsi="Calibri"/>
+          <w:b w:val="0"/>
+          <w:color w:val="111111"/>
+          <w:sz w:val="22"/>
+        </w:rPr>
+        <w:t xml:space="preserve">; </w:t>
+      </w:r>
+      <w:r>
+        <w:rPr>
+          <w:rFonts w:ascii="Consolas" w:hAnsi="Consolas"/>
+          <w:color w:val="333333"/>
+          <w:sz w:val="20"/>
+        </w:rPr>
+        <w:t>STAGE_LABEL</w:t>
+      </w:r>
+      <w:r>
+        <w:rPr>
+          <w:rFonts w:ascii="Calibri" w:hAnsi="Calibri"/>
+          <w:b w:val="0"/>
+          <w:color w:val="111111"/>
+          <w:sz w:val="22"/>
+        </w:rPr>
+        <w:t xml:space="preserve"> maps them to UI copy. Three stage sets drive the maths: </w:t>
+      </w:r>
+      <w:r>
+        <w:rPr>
+          <w:rFonts w:ascii="Consolas" w:hAnsi="Consolas"/>
+          <w:color w:val="333333"/>
+          <w:sz w:val="20"/>
+        </w:rPr>
+        <w:t>OPEN_STAGES</w:t>
+      </w:r>
+      <w:r>
+        <w:rPr>
+          <w:rFonts w:ascii="Calibri" w:hAnsi="Calibri"/>
+          <w:b w:val="0"/>
+          <w:color w:val="111111"/>
+          <w:sz w:val="22"/>
+        </w:rPr>
+        <w:t xml:space="preserve"> (saved, applied, screening, interview), </w:t>
+      </w:r>
+      <w:r>
+        <w:rPr>
+          <w:rFonts w:ascii="Consolas" w:hAnsi="Consolas"/>
+          <w:color w:val="333333"/>
+          <w:sz w:val="20"/>
+        </w:rPr>
+        <w:t>PROGRESS_STAGES</w:t>
+      </w:r>
+      <w:r>
+        <w:rPr>
+          <w:rFonts w:ascii="Calibri" w:hAnsi="Calibri"/>
+          <w:b w:val="0"/>
+          <w:color w:val="111111"/>
+          <w:sz w:val="22"/>
+        </w:rPr>
+        <w:t xml:space="preserve"> (screening, interview, offer) and </w:t>
+      </w:r>
+      <w:r>
+        <w:rPr>
+          <w:rFonts w:ascii="Consolas" w:hAnsi="Consolas"/>
+          <w:color w:val="333333"/>
+          <w:sz w:val="20"/>
+        </w:rPr>
+        <w:t>CLOSED_STAGES</w:t>
+      </w:r>
+      <w:r>
+        <w:rPr>
+          <w:rFonts w:ascii="Calibri" w:hAnsi="Calibri"/>
+          <w:b w:val="0"/>
+          <w:color w:val="111111"/>
+          <w:sz w:val="22"/>
+        </w:rPr>
+        <w:t xml:space="preserve"> (offer, rejected).</w:t>
       </w:r>
     </w:p>
     <w:p>
@@ -2504,12 +3976,20 @@
       </w:pPr>
       <w:r>
         <w:rPr>
+          <w:rFonts w:ascii="Consolas" w:hAnsi="Consolas"/>
+          <w:color w:val="333333"/>
+          <w:sz w:val="20"/>
+        </w:rPr>
+        <w:t>toApplicationDto()</w:t>
+      </w:r>
+      <w:r>
+        <w:rPr>
           <w:rFonts w:ascii="Calibri" w:hAnsi="Calibri"/>
           <w:b w:val="0"/>
           <w:color w:val="111111"/>
           <w:sz w:val="22"/>
         </w:rPr>
-        <w:t xml:space="preserve">Computes a rolling </w:t>
+        <w:t xml:space="preserve"> derives </w:t>
       </w:r>
       <w:r>
         <w:rPr>
@@ -2517,7 +3997,7 @@
           <w:color w:val="333333"/>
           <w:sz w:val="20"/>
         </w:rPr>
-        <w:t>nextDeadline</w:t>
+        <w:t>daysInStage</w:t>
       </w:r>
       <w:r>
         <w:rPr>
@@ -2526,7 +4006,7 @@
           <w:color w:val="111111"/>
           <w:sz w:val="22"/>
         </w:rPr>
-        <w:t xml:space="preserve"> and </w:t>
+        <w:t xml:space="preserve"> from the last </w:t>
       </w:r>
       <w:r>
         <w:rPr>
@@ -2534,7 +4014,7 @@
           <w:color w:val="333333"/>
           <w:sz w:val="20"/>
         </w:rPr>
-        <w:t>daysLeft</w:t>
+        <w:t>stageHistory</w:t>
       </w:r>
       <w:r>
         <w:rPr>
@@ -2543,7 +4023,307 @@
           <w:color w:val="111111"/>
           <w:sz w:val="22"/>
         </w:rPr>
-        <w:t xml:space="preserve"> so the radar always shows the next open cycle. No persistence, no AI — deterministic and free.</w:t>
+        <w:t xml:space="preserve"> entry (falling back to </w:t>
+      </w:r>
+      <w:r>
+        <w:rPr>
+          <w:rFonts w:ascii="Consolas" w:hAnsi="Consolas"/>
+          <w:color w:val="333333"/>
+          <w:sz w:val="20"/>
+        </w:rPr>
+        <w:t>createdAt</w:t>
+      </w:r>
+      <w:r>
+        <w:rPr>
+          <w:rFonts w:ascii="Calibri" w:hAnsi="Calibri"/>
+          <w:b w:val="0"/>
+          <w:color w:val="111111"/>
+          <w:sz w:val="22"/>
+        </w:rPr>
+        <w:t xml:space="preserve">), </w:t>
+      </w:r>
+      <w:r>
+        <w:rPr>
+          <w:rFonts w:ascii="Consolas" w:hAnsi="Consolas"/>
+          <w:color w:val="333333"/>
+          <w:sz w:val="20"/>
+        </w:rPr>
+        <w:t>daysInPipeline</w:t>
+      </w:r>
+      <w:r>
+        <w:rPr>
+          <w:rFonts w:ascii="Calibri" w:hAnsi="Calibri"/>
+          <w:b w:val="0"/>
+          <w:color w:val="111111"/>
+          <w:sz w:val="22"/>
+        </w:rPr>
+        <w:t xml:space="preserve">, </w:t>
+      </w:r>
+      <w:r>
+        <w:rPr>
+          <w:rFonts w:ascii="Consolas" w:hAnsi="Consolas"/>
+          <w:color w:val="333333"/>
+          <w:sz w:val="20"/>
+        </w:rPr>
+        <w:t>stageChanges</w:t>
+      </w:r>
+      <w:r>
+        <w:rPr>
+          <w:rFonts w:ascii="Calibri" w:hAnsi="Calibri"/>
+          <w:b w:val="0"/>
+          <w:color w:val="111111"/>
+          <w:sz w:val="22"/>
+        </w:rPr>
+        <w:t xml:space="preserve">, and </w:t>
+      </w:r>
+      <w:r>
+        <w:rPr>
+          <w:rFonts w:ascii="Consolas" w:hAnsi="Consolas"/>
+          <w:color w:val="333333"/>
+          <w:sz w:val="20"/>
+        </w:rPr>
+        <w:t>overdue</w:t>
+      </w:r>
+      <w:r>
+        <w:rPr>
+          <w:rFonts w:ascii="Calibri" w:hAnsi="Calibri"/>
+          <w:b w:val="0"/>
+          <w:color w:val="111111"/>
+          <w:sz w:val="22"/>
+        </w:rPr>
+        <w:t xml:space="preserve"> — a past </w:t>
+      </w:r>
+      <w:r>
+        <w:rPr>
+          <w:rFonts w:ascii="Consolas" w:hAnsi="Consolas"/>
+          <w:color w:val="333333"/>
+          <w:sz w:val="20"/>
+        </w:rPr>
+        <w:t>nextActionAt</w:t>
+      </w:r>
+      <w:r>
+        <w:rPr>
+          <w:rFonts w:ascii="Calibri" w:hAnsi="Calibri"/>
+          <w:b w:val="0"/>
+          <w:color w:val="111111"/>
+          <w:sz w:val="22"/>
+        </w:rPr>
+        <w:t xml:space="preserve"> </w:t>
+      </w:r>
+      <w:r>
+        <w:rPr>
+          <w:rFonts w:ascii="Calibri" w:hAnsi="Calibri"/>
+          <w:b/>
+          <w:color w:val="111111"/>
+          <w:sz w:val="22"/>
+        </w:rPr>
+        <w:t>on a still-open stage only</w:t>
+      </w:r>
+      <w:r>
+        <w:rPr>
+          <w:rFonts w:ascii="Calibri" w:hAnsi="Calibri"/>
+          <w:b w:val="0"/>
+          <w:color w:val="111111"/>
+          <w:sz w:val="22"/>
+        </w:rPr>
+        <w:t>, so a closed row is never nagged about.</w:t>
+      </w:r>
+    </w:p>
+    <w:p>
+      <w:pPr>
+        <w:pStyle w:val="ListBullet"/>
+      </w:pPr>
+      <w:r>
+        <w:rPr>
+          <w:rFonts w:ascii="Consolas" w:hAnsi="Consolas"/>
+          <w:color w:val="333333"/>
+          <w:sz w:val="20"/>
+        </w:rPr>
+        <w:t>computePipelineStats()</w:t>
+      </w:r>
+      <w:r>
+        <w:rPr>
+          <w:rFonts w:ascii="Calibri" w:hAnsi="Calibri"/>
+          <w:b w:val="0"/>
+          <w:color w:val="111111"/>
+          <w:sz w:val="22"/>
+        </w:rPr>
+        <w:t xml:space="preserve"> returns </w:t>
+      </w:r>
+      <w:r>
+        <w:rPr>
+          <w:rFonts w:ascii="Consolas" w:hAnsi="Consolas"/>
+          <w:color w:val="333333"/>
+          <w:sz w:val="20"/>
+        </w:rPr>
+        <w:t>byStage</w:t>
+      </w:r>
+      <w:r>
+        <w:rPr>
+          <w:rFonts w:ascii="Calibri" w:hAnsi="Calibri"/>
+          <w:b w:val="0"/>
+          <w:color w:val="111111"/>
+          <w:sz w:val="22"/>
+        </w:rPr>
+        <w:t xml:space="preserve">, </w:t>
+      </w:r>
+      <w:r>
+        <w:rPr>
+          <w:rFonts w:ascii="Consolas" w:hAnsi="Consolas"/>
+          <w:color w:val="333333"/>
+          <w:sz w:val="20"/>
+        </w:rPr>
+        <w:t>active</w:t>
+      </w:r>
+      <w:r>
+        <w:rPr>
+          <w:rFonts w:ascii="Calibri" w:hAnsi="Calibri"/>
+          <w:b w:val="0"/>
+          <w:color w:val="111111"/>
+          <w:sz w:val="22"/>
+        </w:rPr>
+        <w:t xml:space="preserve">, </w:t>
+      </w:r>
+      <w:r>
+        <w:rPr>
+          <w:rFonts w:ascii="Consolas" w:hAnsi="Consolas"/>
+          <w:color w:val="333333"/>
+          <w:sz w:val="20"/>
+        </w:rPr>
+        <w:t>submitted = total − saved</w:t>
+      </w:r>
+      <w:r>
+        <w:rPr>
+          <w:rFonts w:ascii="Calibri" w:hAnsi="Calibri"/>
+          <w:b w:val="0"/>
+          <w:color w:val="111111"/>
+          <w:sz w:val="22"/>
+        </w:rPr>
+        <w:t xml:space="preserve"> (saved rows were never sent, so they must not dilute the rate), </w:t>
+      </w:r>
+      <w:r>
+        <w:rPr>
+          <w:rFonts w:ascii="Consolas" w:hAnsi="Consolas"/>
+          <w:color w:val="333333"/>
+          <w:sz w:val="20"/>
+        </w:rPr>
+        <w:t>progressed</w:t>
+      </w:r>
+      <w:r>
+        <w:rPr>
+          <w:rFonts w:ascii="Calibri" w:hAnsi="Calibri"/>
+          <w:b w:val="0"/>
+          <w:color w:val="111111"/>
+          <w:sz w:val="22"/>
+        </w:rPr>
+        <w:t xml:space="preserve">, </w:t>
+      </w:r>
+      <w:r>
+        <w:rPr>
+          <w:rFonts w:ascii="Consolas" w:hAnsi="Consolas"/>
+          <w:color w:val="333333"/>
+          <w:sz w:val="20"/>
+        </w:rPr>
+        <w:t>responseRate</w:t>
+      </w:r>
+      <w:r>
+        <w:rPr>
+          <w:rFonts w:ascii="Calibri" w:hAnsi="Calibri"/>
+          <w:b w:val="0"/>
+          <w:color w:val="111111"/>
+          <w:sz w:val="22"/>
+        </w:rPr>
+        <w:t xml:space="preserve">, </w:t>
+      </w:r>
+      <w:r>
+        <w:rPr>
+          <w:rFonts w:ascii="Consolas" w:hAnsi="Consolas"/>
+          <w:color w:val="333333"/>
+          <w:sz w:val="20"/>
+        </w:rPr>
+        <w:t>overdue</w:t>
+      </w:r>
+      <w:r>
+        <w:rPr>
+          <w:rFonts w:ascii="Calibri" w:hAnsi="Calibri"/>
+          <w:b w:val="0"/>
+          <w:color w:val="111111"/>
+          <w:sz w:val="22"/>
+        </w:rPr>
+        <w:t xml:space="preserve">, </w:t>
+      </w:r>
+      <w:r>
+        <w:rPr>
+          <w:rFonts w:ascii="Consolas" w:hAnsi="Consolas"/>
+          <w:color w:val="333333"/>
+          <w:sz w:val="20"/>
+        </w:rPr>
+        <w:t>avgDaysToClose</w:t>
+      </w:r>
+      <w:r>
+        <w:rPr>
+          <w:rFonts w:ascii="Calibri" w:hAnsi="Calibri"/>
+          <w:b w:val="0"/>
+          <w:color w:val="111111"/>
+          <w:sz w:val="22"/>
+        </w:rPr>
+        <w:t xml:space="preserve"> (closed rows only, </w:t>
+      </w:r>
+      <w:r>
+        <w:rPr>
+          <w:rFonts w:ascii="Consolas" w:hAnsi="Consolas"/>
+          <w:color w:val="333333"/>
+          <w:sz w:val="20"/>
+        </w:rPr>
+        <w:t>null</w:t>
+      </w:r>
+      <w:r>
+        <w:rPr>
+          <w:rFonts w:ascii="Calibri" w:hAnsi="Calibri"/>
+          <w:b w:val="0"/>
+          <w:color w:val="111111"/>
+          <w:sz w:val="22"/>
+        </w:rPr>
+        <w:t xml:space="preserve"> when none) and a situation-dependent written </w:t>
+      </w:r>
+      <w:r>
+        <w:rPr>
+          <w:rFonts w:ascii="Consolas" w:hAnsi="Consolas"/>
+          <w:color w:val="333333"/>
+          <w:sz w:val="20"/>
+        </w:rPr>
+        <w:t>headline</w:t>
+      </w:r>
+      <w:r>
+        <w:rPr>
+          <w:rFonts w:ascii="Calibri" w:hAnsi="Calibri"/>
+          <w:b w:val="0"/>
+          <w:color w:val="111111"/>
+          <w:sz w:val="22"/>
+        </w:rPr>
+        <w:t>.</w:t>
+      </w:r>
+    </w:p>
+    <w:p>
+      <w:pPr>
+        <w:pStyle w:val="ListBullet"/>
+      </w:pPr>
+      <w:r>
+        <w:rPr>
+          <w:rFonts w:ascii="Consolas" w:hAnsi="Consolas"/>
+          <w:color w:val="333333"/>
+          <w:sz w:val="20"/>
+        </w:rPr>
+        <w:t>now</w:t>
+      </w:r>
+      <w:r>
+        <w:rPr>
+          <w:rFonts w:ascii="Calibri" w:hAnsi="Calibri"/>
+          <w:b w:val="0"/>
+          <w:color w:val="111111"/>
+          <w:sz w:val="22"/>
+        </w:rPr>
+        <w:t xml:space="preserve"> is injectable on both functions so the time maths is testable without waiting.</w:t>
       </w:r>
     </w:p>
     <w:p>
@@ -2557,7 +4337,243 @@
           <w:color w:val="000000"/>
           <w:sz w:val="25"/>
         </w:rPr>
-        <w:t>4.13 freelanceService.js (Freelance Launchpad™)</w:t>
+        <w:t>4.13 dojoService.js (System Design Dojo™)</w:t>
+      </w:r>
+    </w:p>
+    <w:p>
+      <w:pPr>
+        <w:pStyle w:val="ListBullet"/>
+      </w:pPr>
+      <w:r>
+        <w:rPr>
+          <w:rFonts w:ascii="Calibri" w:hAnsi="Calibri"/>
+          <w:b w:val="0"/>
+          <w:color w:val="111111"/>
+          <w:sz w:val="22"/>
+        </w:rPr>
+        <w:t>Curated catalog of six system-design challenges plus a learnable 5-step framework (Clarify → Estimate → Model → Architect → Scale).</w:t>
+      </w:r>
+    </w:p>
+    <w:p>
+      <w:pPr>
+        <w:pStyle w:val="ListBullet"/>
+      </w:pPr>
+      <w:r>
+        <w:rPr>
+          <w:rFonts w:ascii="Calibri" w:hAnsi="Calibri"/>
+          <w:b w:val="0"/>
+          <w:color w:val="111111"/>
+          <w:sz w:val="22"/>
+        </w:rPr>
+        <w:t>Grades a student's written design on four interview axes — Requirements clarity, Estimation, Data modeling, Scalability — via Gemini structured output, with a deterministic keyword-rubric fallback.</w:t>
+      </w:r>
+    </w:p>
+    <w:p>
+      <w:pPr>
+        <w:pStyle w:val="ListBullet"/>
+      </w:pPr>
+      <w:r>
+        <w:rPr>
+          <w:rFonts w:ascii="Calibri" w:hAnsi="Calibri"/>
+          <w:b w:val="0"/>
+          <w:color w:val="111111"/>
+          <w:sz w:val="22"/>
+        </w:rPr>
+        <w:t>Returns verdict, per-axis scores (1–5), strengths, gaps, and next steps. Student notes are treated as untrusted data.</w:t>
+      </w:r>
+    </w:p>
+    <w:p>
+      <w:pPr>
+        <w:pStyle w:val="Heading2"/>
+      </w:pPr>
+      <w:r>
+        <w:rPr>
+          <w:rFonts w:ascii="Calibri" w:hAnsi="Calibri"/>
+          <w:b/>
+          <w:color w:val="000000"/>
+          <w:sz w:val="25"/>
+        </w:rPr>
+        <w:t>4.14 passportService.js (Skill Passport™)</w:t>
+      </w:r>
+    </w:p>
+    <w:p>
+      <w:pPr>
+        <w:pStyle w:val="ListBullet"/>
+      </w:pPr>
+      <w:r>
+        <w:rPr>
+          <w:rFonts w:ascii="Calibri" w:hAnsi="Calibri"/>
+          <w:b w:val="0"/>
+          <w:color w:val="111111"/>
+          <w:sz w:val="22"/>
+        </w:rPr>
+        <w:t>Pure read-model builder: compiles the learner's Capability Matrix, submission count, design-critique count, and Autopilot readiness into one portable document.</w:t>
+      </w:r>
+    </w:p>
+    <w:p>
+      <w:pPr>
+        <w:pStyle w:val="ListBullet"/>
+      </w:pPr>
+      <w:r>
+        <w:rPr>
+          <w:rFonts w:ascii="Calibri" w:hAnsi="Calibri"/>
+          <w:b w:val="0"/>
+          <w:color w:val="111111"/>
+          <w:sz w:val="22"/>
+        </w:rPr>
+        <w:t>Derives a deterministic passport ID (</w:t>
+      </w:r>
+      <w:r>
+        <w:rPr>
+          <w:rFonts w:ascii="Consolas" w:hAnsi="Consolas"/>
+          <w:color w:val="333333"/>
+          <w:sz w:val="20"/>
+        </w:rPr>
+        <w:t>AP-XXXX-XXXX-XXXX</w:t>
+      </w:r>
+      <w:r>
+        <w:rPr>
+          <w:rFonts w:ascii="Calibri" w:hAnsi="Calibri"/>
+          <w:b w:val="0"/>
+          <w:color w:val="111111"/>
+          <w:sz w:val="22"/>
+        </w:rPr>
+        <w:t>) from the user record so it is stable across requests.</w:t>
+      </w:r>
+    </w:p>
+    <w:p>
+      <w:pPr>
+        <w:pStyle w:val="ListBullet"/>
+      </w:pPr>
+      <w:r>
+        <w:rPr>
+          <w:rFonts w:ascii="Calibri" w:hAnsi="Calibri"/>
+          <w:b w:val="0"/>
+          <w:color w:val="111111"/>
+          <w:sz w:val="22"/>
+        </w:rPr>
+        <w:t>No AI call — fully deterministic and offline-safe.</w:t>
+      </w:r>
+    </w:p>
+    <w:p>
+      <w:pPr>
+        <w:pStyle w:val="Heading2"/>
+      </w:pPr>
+      <w:r>
+        <w:rPr>
+          <w:rFonts w:ascii="Calibri" w:hAnsi="Calibri"/>
+          <w:b/>
+          <w:color w:val="000000"/>
+          <w:sz w:val="25"/>
+        </w:rPr>
+        <w:t>4.15 scholarshipService.js (Scholarship Radar™)</w:t>
+      </w:r>
+    </w:p>
+    <w:p>
+      <w:pPr>
+        <w:pStyle w:val="ListBullet"/>
+      </w:pPr>
+      <w:r>
+        <w:rPr>
+          <w:rFonts w:ascii="Calibri" w:hAnsi="Calibri"/>
+          <w:b w:val="0"/>
+          <w:color w:val="111111"/>
+          <w:sz w:val="22"/>
+        </w:rPr>
+        <w:t>Curated in-memory pool of 15 fully-funded international scholarships (</w:t>
+      </w:r>
+      <w:r>
+        <w:rPr>
+          <w:rFonts w:ascii="Consolas" w:hAnsi="Consolas"/>
+          <w:color w:val="333333"/>
+          <w:sz w:val="20"/>
+        </w:rPr>
+        <w:t>data/scholarships.ts</w:t>
+      </w:r>
+      <w:r>
+        <w:rPr>
+          <w:rFonts w:ascii="Calibri" w:hAnsi="Calibri"/>
+          <w:b w:val="0"/>
+          <w:color w:val="111111"/>
+          <w:sz w:val="22"/>
+        </w:rPr>
+        <w:t>).</w:t>
+      </w:r>
+    </w:p>
+    <w:p>
+      <w:pPr>
+        <w:pStyle w:val="ListBullet"/>
+      </w:pPr>
+      <w:r>
+        <w:rPr>
+          <w:rFonts w:ascii="Calibri" w:hAnsi="Calibri"/>
+          <w:b w:val="0"/>
+          <w:color w:val="111111"/>
+          <w:sz w:val="22"/>
+        </w:rPr>
+        <w:t>Filters by level / country / field, then scores each match (0–100) rewarding filter alignment, full funding, and Pakistan popularity.</w:t>
+      </w:r>
+    </w:p>
+    <w:p>
+      <w:pPr>
+        <w:pStyle w:val="ListBullet"/>
+      </w:pPr>
+      <w:r>
+        <w:rPr>
+          <w:rFonts w:ascii="Calibri" w:hAnsi="Calibri"/>
+          <w:b w:val="0"/>
+          <w:color w:val="111111"/>
+          <w:sz w:val="22"/>
+        </w:rPr>
+        <w:t xml:space="preserve">Computes a rolling </w:t>
+      </w:r>
+      <w:r>
+        <w:rPr>
+          <w:rFonts w:ascii="Consolas" w:hAnsi="Consolas"/>
+          <w:color w:val="333333"/>
+          <w:sz w:val="20"/>
+        </w:rPr>
+        <w:t>nextDeadline</w:t>
+      </w:r>
+      <w:r>
+        <w:rPr>
+          <w:rFonts w:ascii="Calibri" w:hAnsi="Calibri"/>
+          <w:b w:val="0"/>
+          <w:color w:val="111111"/>
+          <w:sz w:val="22"/>
+        </w:rPr>
+        <w:t xml:space="preserve"> and </w:t>
+      </w:r>
+      <w:r>
+        <w:rPr>
+          <w:rFonts w:ascii="Consolas" w:hAnsi="Consolas"/>
+          <w:color w:val="333333"/>
+          <w:sz w:val="20"/>
+        </w:rPr>
+        <w:t>daysLeft</w:t>
+      </w:r>
+      <w:r>
+        <w:rPr>
+          <w:rFonts w:ascii="Calibri" w:hAnsi="Calibri"/>
+          <w:b w:val="0"/>
+          <w:color w:val="111111"/>
+          <w:sz w:val="22"/>
+        </w:rPr>
+        <w:t xml:space="preserve"> so the radar always shows the next open cycle. No persistence, no AI — deterministic and free.</w:t>
+      </w:r>
+    </w:p>
+    <w:p>
+      <w:pPr>
+        <w:pStyle w:val="Heading2"/>
+      </w:pPr>
+      <w:r>
+        <w:rPr>
+          <w:rFonts w:ascii="Calibri" w:hAnsi="Calibri"/>
+          <w:b/>
+          <w:color w:val="000000"/>
+          <w:sz w:val="25"/>
+        </w:rPr>
+        <w:t>4.16 freelanceService.js (Freelance Launchpad™)</w:t>
       </w:r>
     </w:p>
     <w:p>
@@ -5197,15 +7213,16 @@
         <w:tblLook w:firstColumn="1" w:firstRow="1" w:lastColumn="0" w:lastRow="0" w:noHBand="0" w:noVBand="1" w:val="04A0"/>
       </w:tblPr>
       <w:tblGrid>
-        <w:gridCol w:w="2160"/>
-        <w:gridCol w:w="2160"/>
-        <w:gridCol w:w="2160"/>
-        <w:gridCol w:w="2160"/>
+        <w:gridCol w:w="1728"/>
+        <w:gridCol w:w="1728"/>
+        <w:gridCol w:w="1728"/>
+        <w:gridCol w:w="1728"/>
+        <w:gridCol w:w="1728"/>
       </w:tblGrid>
       <w:tr>
         <w:tc>
           <w:tcPr>
-            <w:tcW w:type="dxa" w:w="2160"/>
+            <w:tcW w:type="dxa" w:w="1728"/>
             <w:shd w:val="clear" w:fill="E7E6E6"/>
           </w:tcPr>
           <w:p>
@@ -5223,7 +7240,7 @@
         </w:tc>
         <w:tc>
           <w:tcPr>
-            <w:tcW w:type="dxa" w:w="2160"/>
+            <w:tcW w:type="dxa" w:w="1728"/>
             <w:shd w:val="clear" w:fill="E7E6E6"/>
           </w:tcPr>
           <w:p>
@@ -5241,7 +7258,7 @@
         </w:tc>
         <w:tc>
           <w:tcPr>
-            <w:tcW w:type="dxa" w:w="2160"/>
+            <w:tcW w:type="dxa" w:w="1728"/>
             <w:shd w:val="clear" w:fill="E7E6E6"/>
           </w:tcPr>
           <w:p>
@@ -5259,7 +7276,16 @@
         </w:tc>
         <w:tc>
           <w:tcPr>
-            <w:tcW w:type="dxa" w:w="2160"/>
+            <w:tcW w:type="dxa" w:w="1728"/>
+            <w:shd w:val="clear" w:fill="E7E6E6"/>
+          </w:tcPr>
+          <w:p>
+            <w:r/>
+          </w:p>
+        </w:tc>
+        <w:tc>
+          <w:tcPr>
+            <w:tcW w:type="dxa" w:w="1728"/>
             <w:shd w:val="clear" w:fill="E7E6E6"/>
           </w:tcPr>
           <w:p>
@@ -5270,7 +7296,7 @@
       <w:tr>
         <w:tc>
           <w:tcPr>
-            <w:tcW w:type="dxa" w:w="2160"/>
+            <w:tcW w:type="dxa" w:w="1728"/>
           </w:tcPr>
           <w:p>
             <w:r/>
@@ -5286,7 +7312,7 @@
         </w:tc>
         <w:tc>
           <w:tcPr>
-            <w:tcW w:type="dxa" w:w="2160"/>
+            <w:tcW w:type="dxa" w:w="1728"/>
           </w:tcPr>
           <w:p>
             <w:r/>
@@ -5303,7 +7329,7 @@
         </w:tc>
         <w:tc>
           <w:tcPr>
-            <w:tcW w:type="dxa" w:w="2160"/>
+            <w:tcW w:type="dxa" w:w="1728"/>
           </w:tcPr>
           <w:p>
             <w:r/>
@@ -5314,13 +7340,39 @@
                 <w:color w:val="111111"/>
                 <w:sz w:val="20"/>
               </w:rPr>
-              <w:t>ref User, indexed</w:t>
-            </w:r>
-          </w:p>
-        </w:tc>
-        <w:tc>
-          <w:tcPr>
-            <w:tcW w:type="dxa" w:w="2160"/>
+              <w:t xml:space="preserve">ref User, </w:t>
+            </w:r>
+            <w:r>
+              <w:rPr>
+                <w:rFonts w:ascii="Calibri" w:hAnsi="Calibri"/>
+                <w:b/>
+                <w:color w:val="111111"/>
+                <w:sz w:val="20"/>
+              </w:rPr>
+              <w:t>unique</w:t>
+            </w:r>
+            <w:r>
+              <w:rPr>
+                <w:rFonts w:ascii="Calibri" w:hAnsi="Calibri"/>
+                <w:b w:val="0"/>
+                <w:color w:val="111111"/>
+                <w:sz w:val="20"/>
+              </w:rPr>
+              <w:t xml:space="preserve"> — one live plan per student</w:t>
+            </w:r>
+          </w:p>
+        </w:tc>
+        <w:tc>
+          <w:tcPr>
+            <w:tcW w:type="dxa" w:w="1728"/>
+          </w:tcPr>
+          <w:p>
+            <w:r/>
+          </w:p>
+        </w:tc>
+        <w:tc>
+          <w:tcPr>
+            <w:tcW w:type="dxa" w:w="1728"/>
           </w:tcPr>
           <w:p>
             <w:r/>
@@ -5330,7 +7382,7 @@
       <w:tr>
         <w:tc>
           <w:tcPr>
-            <w:tcW w:type="dxa" w:w="2160"/>
+            <w:tcW w:type="dxa" w:w="1728"/>
           </w:tcPr>
           <w:p>
             <w:r/>
@@ -5340,7 +7392,7 @@
                 <w:color w:val="333333"/>
                 <w:sz w:val="18"/>
               </w:rPr>
-              <w:t>role</w:t>
+              <w:t>targetRole</w:t>
             </w:r>
             <w:r>
               <w:rPr>
@@ -5357,13 +7409,13 @@
                 <w:color w:val="333333"/>
                 <w:sz w:val="18"/>
               </w:rPr>
-              <w:t>readiness</w:t>
-            </w:r>
-          </w:p>
-        </w:tc>
-        <w:tc>
-          <w:tcPr>
-            <w:tcW w:type="dxa" w:w="2160"/>
+              <w:t>jobExcerpt</w:t>
+            </w:r>
+          </w:p>
+        </w:tc>
+        <w:tc>
+          <w:tcPr>
+            <w:tcW w:type="dxa" w:w="1728"/>
           </w:tcPr>
           <w:p>
             <w:r/>
@@ -5374,13 +7426,13 @@
                 <w:color w:val="111111"/>
                 <w:sz w:val="20"/>
               </w:rPr>
-              <w:t>String, Number</w:t>
-            </w:r>
-          </w:p>
-        </w:tc>
-        <w:tc>
-          <w:tcPr>
-            <w:tcW w:type="dxa" w:w="2160"/>
+              <w:t>String</w:t>
+            </w:r>
+          </w:p>
+        </w:tc>
+        <w:tc>
+          <w:tcPr>
+            <w:tcW w:type="dxa" w:w="1728"/>
           </w:tcPr>
           <w:p>
             <w:r/>
@@ -5391,13 +7443,21 @@
                 <w:color w:val="111111"/>
                 <w:sz w:val="20"/>
               </w:rPr>
-              <w:t>target role + hire-readiness score</w:t>
-            </w:r>
-          </w:p>
-        </w:tc>
-        <w:tc>
-          <w:tcPr>
-            <w:tcW w:type="dxa" w:w="2160"/>
+              <w:t>inferred role + a stored slice of the pasted JD</w:t>
+            </w:r>
+          </w:p>
+        </w:tc>
+        <w:tc>
+          <w:tcPr>
+            <w:tcW w:type="dxa" w:w="1728"/>
+          </w:tcPr>
+          <w:p>
+            <w:r/>
+          </w:p>
+        </w:tc>
+        <w:tc>
+          <w:tcPr>
+            <w:tcW w:type="dxa" w:w="1728"/>
           </w:tcPr>
           <w:p>
             <w:r/>
@@ -5407,7 +7467,7 @@
       <w:tr>
         <w:tc>
           <w:tcPr>
-            <w:tcW w:type="dxa" w:w="2160"/>
+            <w:tcW w:type="dxa" w:w="1728"/>
           </w:tcPr>
           <w:p>
             <w:r/>
@@ -5417,13 +7477,13 @@
                 <w:color w:val="333333"/>
                 <w:sz w:val="18"/>
               </w:rPr>
-              <w:t>skills</w:t>
-            </w:r>
-          </w:p>
-        </w:tc>
-        <w:tc>
-          <w:tcPr>
-            <w:tcW w:type="dxa" w:w="2160"/>
+              <w:t>report</w:t>
+            </w:r>
+          </w:p>
+        </w:tc>
+        <w:tc>
+          <w:tcPr>
+            <w:tcW w:type="dxa" w:w="1728"/>
           </w:tcPr>
           <w:p>
             <w:r/>
@@ -5440,7 +7500,7 @@
         </w:tc>
         <w:tc>
           <w:tcPr>
-            <w:tcW w:type="dxa" w:w="2160"/>
+            <w:tcW w:type="dxa" w:w="1728"/>
           </w:tcPr>
           <w:p>
             <w:r/>
@@ -5451,42 +7511,16 @@
                 <w:color w:val="111111"/>
                 <w:sz w:val="20"/>
               </w:rPr>
-              <w:t>per-skill gap analysis (strong/developing/gap/unmeasured)</w:t>
-            </w:r>
-          </w:p>
-        </w:tc>
-        <w:tc>
-          <w:tcPr>
-            <w:tcW w:type="dxa" w:w="2160"/>
-          </w:tcPr>
-          <w:p>
-            <w:r/>
-          </w:p>
-        </w:tc>
-      </w:tr>
-      <w:tr>
-        <w:tc>
-          <w:tcPr>
-            <w:tcW w:type="dxa" w:w="2160"/>
-          </w:tcPr>
-          <w:p>
-            <w:r/>
+              <w:t xml:space="preserve">full </w:t>
+            </w:r>
             <w:r>
               <w:rPr>
                 <w:rFonts w:ascii="Consolas" w:hAnsi="Consolas"/>
                 <w:color w:val="333333"/>
                 <w:sz w:val="18"/>
               </w:rPr>
-              <w:t>plan</w:t>
-            </w:r>
-          </w:p>
-        </w:tc>
-        <w:tc>
-          <w:tcPr>
-            <w:tcW w:type="dxa" w:w="2160"/>
-          </w:tcPr>
-          <w:p>
-            <w:r/>
+              <w:t>GapReport</w:t>
+            </w:r>
             <w:r>
               <w:rPr>
                 <w:rFonts w:ascii="Calibri" w:hAnsi="Calibri"/>
@@ -5494,59 +7528,16 @@
                 <w:color w:val="111111"/>
                 <w:sz w:val="20"/>
               </w:rPr>
-              <w:t>Object</w:t>
-            </w:r>
-          </w:p>
-        </w:tc>
-        <w:tc>
-          <w:tcPr>
-            <w:tcW w:type="dxa" w:w="2160"/>
-          </w:tcPr>
-          <w:p>
-            <w:r/>
-            <w:r>
-              <w:rPr>
-                <w:rFonts w:ascii="Calibri" w:hAnsi="Calibri"/>
-                <w:b w:val="0"/>
-                <w:color w:val="111111"/>
-                <w:sz w:val="20"/>
-              </w:rPr>
-              <w:t>3-phase, 12-week deterministic schedule</w:t>
-            </w:r>
-          </w:p>
-        </w:tc>
-        <w:tc>
-          <w:tcPr>
-            <w:tcW w:type="dxa" w:w="2160"/>
-          </w:tcPr>
-          <w:p>
-            <w:r/>
-          </w:p>
-        </w:tc>
-      </w:tr>
-      <w:tr>
-        <w:tc>
-          <w:tcPr>
-            <w:tcW w:type="dxa" w:w="2160"/>
-          </w:tcPr>
-          <w:p>
-            <w:r/>
+              <w:t xml:space="preserve">: </w:t>
+            </w:r>
             <w:r>
               <w:rPr>
                 <w:rFonts w:ascii="Consolas" w:hAnsi="Consolas"/>
                 <w:color w:val="333333"/>
                 <w:sz w:val="18"/>
               </w:rPr>
-              <w:t>source</w:t>
-            </w:r>
-          </w:p>
-        </w:tc>
-        <w:tc>
-          <w:tcPr>
-            <w:tcW w:type="dxa" w:w="2160"/>
-          </w:tcPr>
-          <w:p>
-            <w:r/>
+              <w:t>readiness</w:t>
+            </w:r>
             <w:r>
               <w:rPr>
                 <w:rFonts w:ascii="Calibri" w:hAnsi="Calibri"/>
@@ -5554,23 +7545,15 @@
                 <w:color w:val="111111"/>
                 <w:sz w:val="20"/>
               </w:rPr>
-              <w:t>String (enum)</w:t>
-            </w:r>
-          </w:p>
-        </w:tc>
-        <w:tc>
-          <w:tcPr>
-            <w:tcW w:type="dxa" w:w="2160"/>
-          </w:tcPr>
-          <w:p>
-            <w:r/>
+              <w:t xml:space="preserve">, </w:t>
+            </w:r>
             <w:r>
               <w:rPr>
                 <w:rFonts w:ascii="Consolas" w:hAnsi="Consolas"/>
                 <w:color w:val="333333"/>
                 <w:sz w:val="18"/>
               </w:rPr>
-              <w:t>ai</w:t>
+              <w:t>fit</w:t>
             </w:r>
             <w:r>
               <w:rPr>
@@ -5579,47 +7562,743 @@
                 <w:color w:val="111111"/>
                 <w:sz w:val="20"/>
               </w:rPr>
-              <w:t xml:space="preserve"> \</w:t>
-            </w:r>
-          </w:p>
-        </w:tc>
-        <w:tc>
-          <w:tcPr>
-            <w:tcW w:type="dxa" w:w="2160"/>
-          </w:tcPr>
-          <w:p>
-            <w:r/>
+              <w:t xml:space="preserve"> breakdown, </w:t>
+            </w:r>
             <w:r>
               <w:rPr>
                 <w:rFonts w:ascii="Consolas" w:hAnsi="Consolas"/>
                 <w:color w:val="333333"/>
                 <w:sz w:val="18"/>
               </w:rPr>
-              <w:t>mock</w:t>
-            </w:r>
-          </w:p>
-        </w:tc>
-      </w:tr>
-      <w:tr>
-        <w:tc>
-          <w:tcPr>
-            <w:tcW w:type="dxa" w:w="2160"/>
-          </w:tcPr>
-          <w:p>
-            <w:r/>
+              <w:t>skills[]</w:t>
+            </w:r>
+            <w:r>
+              <w:rPr>
+                <w:rFonts w:ascii="Calibri" w:hAnsi="Calibri"/>
+                <w:b w:val="0"/>
+                <w:color w:val="111111"/>
+                <w:sz w:val="20"/>
+              </w:rPr>
+              <w:t xml:space="preserve">, </w:t>
+            </w:r>
             <w:r>
               <w:rPr>
                 <w:rFonts w:ascii="Consolas" w:hAnsi="Consolas"/>
                 <w:color w:val="333333"/>
                 <w:sz w:val="18"/>
               </w:rPr>
+              <w:t>counts</w:t>
+            </w:r>
+            <w:r>
+              <w:rPr>
+                <w:rFonts w:ascii="Calibri" w:hAnsi="Calibri"/>
+                <w:b w:val="0"/>
+                <w:color w:val="111111"/>
+                <w:sz w:val="20"/>
+              </w:rPr>
+              <w:t xml:space="preserve">, </w:t>
+            </w:r>
+            <w:r>
+              <w:rPr>
+                <w:rFonts w:ascii="Consolas" w:hAnsi="Consolas"/>
+                <w:color w:val="333333"/>
+                <w:sz w:val="18"/>
+              </w:rPr>
+              <w:t>kindCounts</w:t>
+            </w:r>
+            <w:r>
+              <w:rPr>
+                <w:rFonts w:ascii="Calibri" w:hAnsi="Calibri"/>
+                <w:b w:val="0"/>
+                <w:color w:val="111111"/>
+                <w:sz w:val="20"/>
+              </w:rPr>
+              <w:t xml:space="preserve">, </w:t>
+            </w:r>
+            <w:r>
+              <w:rPr>
+                <w:rFonts w:ascii="Consolas" w:hAnsi="Consolas"/>
+                <w:color w:val="333333"/>
+                <w:sz w:val="18"/>
+              </w:rPr>
+              <w:t>missing</w:t>
+            </w:r>
+            <w:r>
+              <w:rPr>
+                <w:rFonts w:ascii="Calibri" w:hAnsi="Calibri"/>
+                <w:b w:val="0"/>
+                <w:color w:val="111111"/>
+                <w:sz w:val="20"/>
+              </w:rPr>
+              <w:t xml:space="preserve">, </w:t>
+            </w:r>
+            <w:r>
+              <w:rPr>
+                <w:rFonts w:ascii="Consolas" w:hAnsi="Consolas"/>
+                <w:color w:val="333333"/>
+                <w:sz w:val="18"/>
+              </w:rPr>
+              <w:t>recruiterLens</w:t>
+            </w:r>
+          </w:p>
+        </w:tc>
+        <w:tc>
+          <w:tcPr>
+            <w:tcW w:type="dxa" w:w="1728"/>
+          </w:tcPr>
+          <w:p>
+            <w:r/>
+          </w:p>
+        </w:tc>
+        <w:tc>
+          <w:tcPr>
+            <w:tcW w:type="dxa" w:w="1728"/>
+          </w:tcPr>
+          <w:p>
+            <w:r/>
+          </w:p>
+        </w:tc>
+      </w:tr>
+      <w:tr>
+        <w:tc>
+          <w:tcPr>
+            <w:tcW w:type="dxa" w:w="1728"/>
+          </w:tcPr>
+          <w:p>
+            <w:r/>
+            <w:r>
+              <w:rPr>
+                <w:rFonts w:ascii="Consolas" w:hAnsi="Consolas"/>
+                <w:color w:val="333333"/>
+                <w:sz w:val="18"/>
+              </w:rPr>
+              <w:t>plan</w:t>
+            </w:r>
+          </w:p>
+        </w:tc>
+        <w:tc>
+          <w:tcPr>
+            <w:tcW w:type="dxa" w:w="1728"/>
+          </w:tcPr>
+          <w:p>
+            <w:r/>
+            <w:r>
+              <w:rPr>
+                <w:rFonts w:ascii="Calibri" w:hAnsi="Calibri"/>
+                <w:b w:val="0"/>
+                <w:color w:val="111111"/>
+                <w:sz w:val="20"/>
+              </w:rPr>
+              <w:t>Object</w:t>
+            </w:r>
+          </w:p>
+        </w:tc>
+        <w:tc>
+          <w:tcPr>
+            <w:tcW w:type="dxa" w:w="1728"/>
+          </w:tcPr>
+          <w:p>
+            <w:r/>
+            <w:r>
+              <w:rPr>
+                <w:rFonts w:ascii="Calibri" w:hAnsi="Calibri"/>
+                <w:b w:val="0"/>
+                <w:color w:val="111111"/>
+                <w:sz w:val="20"/>
+              </w:rPr>
+              <w:t xml:space="preserve">3-phase, 12-week deterministic schedule + </w:t>
+            </w:r>
+            <w:r>
+              <w:rPr>
+                <w:rFonts w:ascii="Consolas" w:hAnsi="Consolas"/>
+                <w:color w:val="333333"/>
+                <w:sz w:val="18"/>
+              </w:rPr>
+              <w:t>dailyRhythm</w:t>
+            </w:r>
+          </w:p>
+        </w:tc>
+        <w:tc>
+          <w:tcPr>
+            <w:tcW w:type="dxa" w:w="1728"/>
+          </w:tcPr>
+          <w:p>
+            <w:r/>
+          </w:p>
+        </w:tc>
+        <w:tc>
+          <w:tcPr>
+            <w:tcW w:type="dxa" w:w="1728"/>
+          </w:tcPr>
+          <w:p>
+            <w:r/>
+          </w:p>
+        </w:tc>
+      </w:tr>
+      <w:tr>
+        <w:tc>
+          <w:tcPr>
+            <w:tcW w:type="dxa" w:w="1728"/>
+          </w:tcPr>
+          <w:p>
+            <w:r/>
+            <w:r>
+              <w:rPr>
+                <w:rFonts w:ascii="Consolas" w:hAnsi="Consolas"/>
+                <w:color w:val="333333"/>
+                <w:sz w:val="18"/>
+              </w:rPr>
+              <w:t>path</w:t>
+            </w:r>
+          </w:p>
+        </w:tc>
+        <w:tc>
+          <w:tcPr>
+            <w:tcW w:type="dxa" w:w="1728"/>
+          </w:tcPr>
+          <w:p>
+            <w:r/>
+            <w:r>
+              <w:rPr>
+                <w:rFonts w:ascii="Calibri" w:hAnsi="Calibri"/>
+                <w:b w:val="0"/>
+                <w:color w:val="111111"/>
+                <w:sz w:val="20"/>
+              </w:rPr>
+              <w:t>Object \</w:t>
+            </w:r>
+          </w:p>
+        </w:tc>
+        <w:tc>
+          <w:tcPr>
+            <w:tcW w:type="dxa" w:w="1728"/>
+          </w:tcPr>
+          <w:p>
+            <w:r/>
+            <w:r>
+              <w:rPr>
+                <w:rFonts w:ascii="Calibri" w:hAnsi="Calibri"/>
+                <w:b w:val="0"/>
+                <w:color w:val="111111"/>
+                <w:sz w:val="20"/>
+              </w:rPr>
+              <w:t>null</w:t>
+            </w:r>
+          </w:p>
+        </w:tc>
+        <w:tc>
+          <w:tcPr>
+            <w:tcW w:type="dxa" w:w="1728"/>
+          </w:tcPr>
+          <w:p>
+            <w:r/>
+            <w:r>
+              <w:rPr>
+                <w:rFonts w:ascii="Calibri" w:hAnsi="Calibri"/>
+                <w:b w:val="0"/>
+                <w:color w:val="111111"/>
+                <w:sz w:val="20"/>
+              </w:rPr>
+              <w:t xml:space="preserve">Customized Learning Path™ </w:t>
+            </w:r>
+            <w:r>
+              <w:rPr>
+                <w:rFonts w:ascii="Consolas" w:hAnsi="Consolas"/>
+                <w:color w:val="333333"/>
+                <w:sz w:val="18"/>
+              </w:rPr>
+              <w:t>steps[]</w:t>
+            </w:r>
+            <w:r>
+              <w:rPr>
+                <w:rFonts w:ascii="Calibri" w:hAnsi="Calibri"/>
+                <w:b w:val="0"/>
+                <w:color w:val="111111"/>
+                <w:sz w:val="20"/>
+              </w:rPr>
+              <w:t xml:space="preserve">, </w:t>
+            </w:r>
+            <w:r>
+              <w:rPr>
+                <w:rFonts w:ascii="Consolas" w:hAnsi="Consolas"/>
+                <w:color w:val="333333"/>
+                <w:sz w:val="18"/>
+              </w:rPr>
+              <w:t>totalHours</w:t>
+            </w:r>
+            <w:r>
+              <w:rPr>
+                <w:rFonts w:ascii="Calibri" w:hAnsi="Calibri"/>
+                <w:b w:val="0"/>
+                <w:color w:val="111111"/>
+                <w:sz w:val="20"/>
+              </w:rPr>
+              <w:t xml:space="preserve">, and the Time-to-Ready </w:t>
+            </w:r>
+            <w:r>
+              <w:rPr>
+                <w:rFonts w:ascii="Consolas" w:hAnsi="Consolas"/>
+                <w:color w:val="333333"/>
+                <w:sz w:val="18"/>
+              </w:rPr>
+              <w:t>eta</w:t>
+            </w:r>
+            <w:r>
+              <w:rPr>
+                <w:rFonts w:ascii="Calibri" w:hAnsi="Calibri"/>
+                <w:b w:val="0"/>
+                <w:color w:val="111111"/>
+                <w:sz w:val="20"/>
+              </w:rPr>
+              <w:t>; null on pre-extension docs</w:t>
+            </w:r>
+          </w:p>
+        </w:tc>
+        <w:tc>
+          <w:tcPr>
+            <w:tcW w:type="dxa" w:w="1728"/>
+          </w:tcPr>
+          <w:p>
+            <w:r/>
+          </w:p>
+        </w:tc>
+      </w:tr>
+      <w:tr>
+        <w:tc>
+          <w:tcPr>
+            <w:tcW w:type="dxa" w:w="1728"/>
+          </w:tcPr>
+          <w:p>
+            <w:r/>
+            <w:r>
+              <w:rPr>
+                <w:rFonts w:ascii="Consolas" w:hAnsi="Consolas"/>
+                <w:color w:val="333333"/>
+                <w:sz w:val="18"/>
+              </w:rPr>
+              <w:t>weeklyHours</w:t>
+            </w:r>
+          </w:p>
+        </w:tc>
+        <w:tc>
+          <w:tcPr>
+            <w:tcW w:type="dxa" w:w="1728"/>
+          </w:tcPr>
+          <w:p>
+            <w:r/>
+            <w:r>
+              <w:rPr>
+                <w:rFonts w:ascii="Calibri" w:hAnsi="Calibri"/>
+                <w:b w:val="0"/>
+                <w:color w:val="111111"/>
+                <w:sz w:val="20"/>
+              </w:rPr>
+              <w:t>Number</w:t>
+            </w:r>
+          </w:p>
+        </w:tc>
+        <w:tc>
+          <w:tcPr>
+            <w:tcW w:type="dxa" w:w="1728"/>
+          </w:tcPr>
+          <w:p>
+            <w:r/>
+            <w:r>
+              <w:rPr>
+                <w:rFonts w:ascii="Calibri" w:hAnsi="Calibri"/>
+                <w:b w:val="0"/>
+                <w:color w:val="111111"/>
+                <w:sz w:val="20"/>
+              </w:rPr>
+              <w:t>student-controlled slider value (1–80) driving the ETA, default 10</w:t>
+            </w:r>
+          </w:p>
+        </w:tc>
+        <w:tc>
+          <w:tcPr>
+            <w:tcW w:type="dxa" w:w="1728"/>
+          </w:tcPr>
+          <w:p>
+            <w:r/>
+          </w:p>
+        </w:tc>
+        <w:tc>
+          <w:tcPr>
+            <w:tcW w:type="dxa" w:w="1728"/>
+          </w:tcPr>
+          <w:p>
+            <w:r/>
+          </w:p>
+        </w:tc>
+      </w:tr>
+      <w:tr>
+        <w:tc>
+          <w:tcPr>
+            <w:tcW w:type="dxa" w:w="1728"/>
+          </w:tcPr>
+          <w:p>
+            <w:r/>
+            <w:r>
+              <w:rPr>
+                <w:rFonts w:ascii="Consolas" w:hAnsi="Consolas"/>
+                <w:color w:val="333333"/>
+                <w:sz w:val="18"/>
+              </w:rPr>
+              <w:t>assessment</w:t>
+            </w:r>
+          </w:p>
+        </w:tc>
+        <w:tc>
+          <w:tcPr>
+            <w:tcW w:type="dxa" w:w="1728"/>
+          </w:tcPr>
+          <w:p>
+            <w:r/>
+            <w:r>
+              <w:rPr>
+                <w:rFonts w:ascii="Calibri" w:hAnsi="Calibri"/>
+                <w:b w:val="0"/>
+                <w:color w:val="111111"/>
+                <w:sz w:val="20"/>
+              </w:rPr>
+              <w:t>Object \</w:t>
+            </w:r>
+          </w:p>
+        </w:tc>
+        <w:tc>
+          <w:tcPr>
+            <w:tcW w:type="dxa" w:w="1728"/>
+          </w:tcPr>
+          <w:p>
+            <w:r/>
+            <w:r>
+              <w:rPr>
+                <w:rFonts w:ascii="Calibri" w:hAnsi="Calibri"/>
+                <w:b w:val="0"/>
+                <w:color w:val="111111"/>
+                <w:sz w:val="20"/>
+              </w:rPr>
+              <w:t>null</w:t>
+            </w:r>
+          </w:p>
+        </w:tc>
+        <w:tc>
+          <w:tcPr>
+            <w:tcW w:type="dxa" w:w="1728"/>
+          </w:tcPr>
+          <w:p>
+            <w:r/>
+            <w:r>
+              <w:rPr>
+                <w:rFonts w:ascii="Calibri" w:hAnsi="Calibri"/>
+                <w:b w:val="0"/>
+                <w:color w:val="111111"/>
+                <w:sz w:val="20"/>
+              </w:rPr>
+              <w:t>Automated Assessment Generator™ suite, stored so a refresh costs nothing</w:t>
+            </w:r>
+          </w:p>
+        </w:tc>
+        <w:tc>
+          <w:tcPr>
+            <w:tcW w:type="dxa" w:w="1728"/>
+          </w:tcPr>
+          <w:p>
+            <w:r/>
+          </w:p>
+        </w:tc>
+      </w:tr>
+      <w:tr>
+        <w:tc>
+          <w:tcPr>
+            <w:tcW w:type="dxa" w:w="1728"/>
+          </w:tcPr>
+          <w:p>
+            <w:r/>
+            <w:r>
+              <w:rPr>
+                <w:rFonts w:ascii="Consolas" w:hAnsi="Consolas"/>
+                <w:color w:val="333333"/>
+                <w:sz w:val="18"/>
+              </w:rPr>
+              <w:t>assessmentSource</w:t>
+            </w:r>
+          </w:p>
+        </w:tc>
+        <w:tc>
+          <w:tcPr>
+            <w:tcW w:type="dxa" w:w="1728"/>
+          </w:tcPr>
+          <w:p>
+            <w:r/>
+            <w:r>
+              <w:rPr>
+                <w:rFonts w:ascii="Calibri" w:hAnsi="Calibri"/>
+                <w:b w:val="0"/>
+                <w:color w:val="111111"/>
+                <w:sz w:val="20"/>
+              </w:rPr>
+              <w:t>String (enum) \</w:t>
+            </w:r>
+          </w:p>
+        </w:tc>
+        <w:tc>
+          <w:tcPr>
+            <w:tcW w:type="dxa" w:w="1728"/>
+          </w:tcPr>
+          <w:p>
+            <w:r/>
+            <w:r>
+              <w:rPr>
+                <w:rFonts w:ascii="Calibri" w:hAnsi="Calibri"/>
+                <w:b w:val="0"/>
+                <w:color w:val="111111"/>
+                <w:sz w:val="20"/>
+              </w:rPr>
+              <w:t>null</w:t>
+            </w:r>
+          </w:p>
+        </w:tc>
+        <w:tc>
+          <w:tcPr>
+            <w:tcW w:type="dxa" w:w="1728"/>
+          </w:tcPr>
+          <w:p>
+            <w:r/>
+            <w:r>
+              <w:rPr>
+                <w:rFonts w:ascii="Consolas" w:hAnsi="Consolas"/>
+                <w:color w:val="333333"/>
+                <w:sz w:val="18"/>
+              </w:rPr>
+              <w:t>ai</w:t>
+            </w:r>
+            <w:r>
+              <w:rPr>
+                <w:rFonts w:ascii="Calibri" w:hAnsi="Calibri"/>
+                <w:b w:val="0"/>
+                <w:color w:val="111111"/>
+                <w:sz w:val="20"/>
+              </w:rPr>
+              <w:t xml:space="preserve"> \</w:t>
+            </w:r>
+          </w:p>
+        </w:tc>
+        <w:tc>
+          <w:tcPr>
+            <w:tcW w:type="dxa" w:w="1728"/>
+          </w:tcPr>
+          <w:p>
+            <w:r/>
+            <w:r>
+              <w:rPr>
+                <w:rFonts w:ascii="Consolas" w:hAnsi="Consolas"/>
+                <w:color w:val="333333"/>
+                <w:sz w:val="18"/>
+              </w:rPr>
+              <w:t>mock</w:t>
+            </w:r>
+            <w:r>
+              <w:rPr>
+                <w:rFonts w:ascii="Calibri" w:hAnsi="Calibri"/>
+                <w:b w:val="0"/>
+                <w:color w:val="111111"/>
+                <w:sz w:val="20"/>
+              </w:rPr>
+              <w:t xml:space="preserve"> — reported separately from the plan's own </w:t>
+            </w:r>
+            <w:r>
+              <w:rPr>
+                <w:rFonts w:ascii="Consolas" w:hAnsi="Consolas"/>
+                <w:color w:val="333333"/>
+                <w:sz w:val="18"/>
+              </w:rPr>
+              <w:t>source</w:t>
+            </w:r>
+          </w:p>
+        </w:tc>
+      </w:tr>
+      <w:tr>
+        <w:tc>
+          <w:tcPr>
+            <w:tcW w:type="dxa" w:w="1728"/>
+          </w:tcPr>
+          <w:p>
+            <w:r/>
+            <w:r>
+              <w:rPr>
+                <w:rFonts w:ascii="Consolas" w:hAnsi="Consolas"/>
+                <w:color w:val="333333"/>
+                <w:sz w:val="18"/>
+              </w:rPr>
+              <w:t>assessedAt</w:t>
+            </w:r>
+          </w:p>
+        </w:tc>
+        <w:tc>
+          <w:tcPr>
+            <w:tcW w:type="dxa" w:w="1728"/>
+          </w:tcPr>
+          <w:p>
+            <w:r/>
+            <w:r>
+              <w:rPr>
+                <w:rFonts w:ascii="Calibri" w:hAnsi="Calibri"/>
+                <w:b w:val="0"/>
+                <w:color w:val="111111"/>
+                <w:sz w:val="20"/>
+              </w:rPr>
+              <w:t>Date \</w:t>
+            </w:r>
+          </w:p>
+        </w:tc>
+        <w:tc>
+          <w:tcPr>
+            <w:tcW w:type="dxa" w:w="1728"/>
+          </w:tcPr>
+          <w:p>
+            <w:r/>
+            <w:r>
+              <w:rPr>
+                <w:rFonts w:ascii="Calibri" w:hAnsi="Calibri"/>
+                <w:b w:val="0"/>
+                <w:color w:val="111111"/>
+                <w:sz w:val="20"/>
+              </w:rPr>
+              <w:t>null</w:t>
+            </w:r>
+          </w:p>
+        </w:tc>
+        <w:tc>
+          <w:tcPr>
+            <w:tcW w:type="dxa" w:w="1728"/>
+          </w:tcPr>
+          <w:p>
+            <w:r/>
+            <w:r>
+              <w:rPr>
+                <w:rFonts w:ascii="Calibri" w:hAnsi="Calibri"/>
+                <w:b w:val="0"/>
+                <w:color w:val="111111"/>
+                <w:sz w:val="20"/>
+              </w:rPr>
+              <w:t>when the suite was generated</w:t>
+            </w:r>
+          </w:p>
+        </w:tc>
+        <w:tc>
+          <w:tcPr>
+            <w:tcW w:type="dxa" w:w="1728"/>
+          </w:tcPr>
+          <w:p>
+            <w:r/>
+          </w:p>
+        </w:tc>
+      </w:tr>
+      <w:tr>
+        <w:tc>
+          <w:tcPr>
+            <w:tcW w:type="dxa" w:w="1728"/>
+          </w:tcPr>
+          <w:p>
+            <w:r/>
+            <w:r>
+              <w:rPr>
+                <w:rFonts w:ascii="Consolas" w:hAnsi="Consolas"/>
+                <w:color w:val="333333"/>
+                <w:sz w:val="18"/>
+              </w:rPr>
+              <w:t>source</w:t>
+            </w:r>
+          </w:p>
+        </w:tc>
+        <w:tc>
+          <w:tcPr>
+            <w:tcW w:type="dxa" w:w="1728"/>
+          </w:tcPr>
+          <w:p>
+            <w:r/>
+            <w:r>
+              <w:rPr>
+                <w:rFonts w:ascii="Calibri" w:hAnsi="Calibri"/>
+                <w:b w:val="0"/>
+                <w:color w:val="111111"/>
+                <w:sz w:val="20"/>
+              </w:rPr>
+              <w:t>String (enum)</w:t>
+            </w:r>
+          </w:p>
+        </w:tc>
+        <w:tc>
+          <w:tcPr>
+            <w:tcW w:type="dxa" w:w="1728"/>
+          </w:tcPr>
+          <w:p>
+            <w:r/>
+            <w:r>
+              <w:rPr>
+                <w:rFonts w:ascii="Consolas" w:hAnsi="Consolas"/>
+                <w:color w:val="333333"/>
+                <w:sz w:val="18"/>
+              </w:rPr>
+              <w:t>ai</w:t>
+            </w:r>
+            <w:r>
+              <w:rPr>
+                <w:rFonts w:ascii="Calibri" w:hAnsi="Calibri"/>
+                <w:b w:val="0"/>
+                <w:color w:val="111111"/>
+                <w:sz w:val="20"/>
+              </w:rPr>
+              <w:t xml:space="preserve"> \</w:t>
+            </w:r>
+          </w:p>
+        </w:tc>
+        <w:tc>
+          <w:tcPr>
+            <w:tcW w:type="dxa" w:w="1728"/>
+          </w:tcPr>
+          <w:p>
+            <w:r/>
+            <w:r>
+              <w:rPr>
+                <w:rFonts w:ascii="Consolas" w:hAnsi="Consolas"/>
+                <w:color w:val="333333"/>
+                <w:sz w:val="18"/>
+              </w:rPr>
+              <w:t>mock</w:t>
+            </w:r>
+          </w:p>
+        </w:tc>
+        <w:tc>
+          <w:tcPr>
+            <w:tcW w:type="dxa" w:w="1728"/>
+          </w:tcPr>
+          <w:p>
+            <w:r/>
+          </w:p>
+        </w:tc>
+      </w:tr>
+      <w:tr>
+        <w:tc>
+          <w:tcPr>
+            <w:tcW w:type="dxa" w:w="1728"/>
+          </w:tcPr>
+          <w:p>
+            <w:r/>
+            <w:r>
+              <w:rPr>
+                <w:rFonts w:ascii="Consolas" w:hAnsi="Consolas"/>
+                <w:color w:val="333333"/>
+                <w:sz w:val="18"/>
+              </w:rPr>
               <w:t>createdAt</w:t>
             </w:r>
           </w:p>
         </w:tc>
         <w:tc>
           <w:tcPr>
-            <w:tcW w:type="dxa" w:w="2160"/>
+            <w:tcW w:type="dxa" w:w="1728"/>
           </w:tcPr>
           <w:p>
             <w:r/>
@@ -5636,7 +8315,7 @@
         </w:tc>
         <w:tc>
           <w:tcPr>
-            <w:tcW w:type="dxa" w:w="2160"/>
+            <w:tcW w:type="dxa" w:w="1728"/>
           </w:tcPr>
           <w:p>
             <w:r/>
@@ -5653,7 +8332,15 @@
         </w:tc>
         <w:tc>
           <w:tcPr>
-            <w:tcW w:type="dxa" w:w="2160"/>
+            <w:tcW w:type="dxa" w:w="1728"/>
+          </w:tcPr>
+          <w:p>
+            <w:r/>
+          </w:p>
+        </w:tc>
+        <w:tc>
+          <w:tcPr>
+            <w:tcW w:type="dxa" w:w="1728"/>
           </w:tcPr>
           <w:p>
             <w:r/>
@@ -6568,18 +9255,1053 @@
     <w:p/>
     <w:p>
       <w:pPr>
-        <w:pStyle w:val="Heading1"/>
+        <w:pStyle w:val="Heading2"/>
       </w:pPr>
       <w:r>
         <w:rPr>
           <w:rFonts w:ascii="Calibri" w:hAnsi="Calibri"/>
           <w:b/>
           <w:color w:val="000000"/>
-          <w:sz w:val="30"/>
-        </w:rPr>
-        <w:t>6. API Design (REST)</w:t>
+          <w:sz w:val="25"/>
+        </w:rPr>
+        <w:t>5.10 Application (Application Pipeline™)</w:t>
       </w:r>
     </w:p>
+    <w:tbl>
+      <w:tblPr>
+        <w:tblStyle w:val="TableGrid"/>
+        <w:tblW w:type="auto" w:w="0"/>
+        <w:tblLook w:firstColumn="1" w:firstRow="1" w:lastColumn="0" w:lastRow="0" w:noHBand="0" w:noVBand="1" w:val="04A0"/>
+      </w:tblPr>
+      <w:tblGrid>
+        <w:gridCol w:w="1080"/>
+        <w:gridCol w:w="1080"/>
+        <w:gridCol w:w="1080"/>
+        <w:gridCol w:w="1080"/>
+        <w:gridCol w:w="1080"/>
+        <w:gridCol w:w="1080"/>
+        <w:gridCol w:w="1080"/>
+        <w:gridCol w:w="1080"/>
+      </w:tblGrid>
+      <w:tr>
+        <w:tc>
+          <w:tcPr>
+            <w:tcW w:type="dxa" w:w="1080"/>
+            <w:shd w:val="clear" w:fill="E7E6E6"/>
+          </w:tcPr>
+          <w:p>
+            <w:r/>
+            <w:r>
+              <w:rPr>
+                <w:rFonts w:ascii="Calibri" w:hAnsi="Calibri"/>
+                <w:b/>
+                <w:color w:val="111111"/>
+                <w:sz w:val="20"/>
+              </w:rPr>
+              <w:t>Field</w:t>
+            </w:r>
+          </w:p>
+        </w:tc>
+        <w:tc>
+          <w:tcPr>
+            <w:tcW w:type="dxa" w:w="1080"/>
+            <w:shd w:val="clear" w:fill="E7E6E6"/>
+          </w:tcPr>
+          <w:p>
+            <w:r/>
+            <w:r>
+              <w:rPr>
+                <w:rFonts w:ascii="Calibri" w:hAnsi="Calibri"/>
+                <w:b/>
+                <w:color w:val="111111"/>
+                <w:sz w:val="20"/>
+              </w:rPr>
+              <w:t>Type</w:t>
+            </w:r>
+          </w:p>
+        </w:tc>
+        <w:tc>
+          <w:tcPr>
+            <w:tcW w:type="dxa" w:w="1080"/>
+            <w:shd w:val="clear" w:fill="E7E6E6"/>
+          </w:tcPr>
+          <w:p>
+            <w:r/>
+            <w:r>
+              <w:rPr>
+                <w:rFonts w:ascii="Calibri" w:hAnsi="Calibri"/>
+                <w:b/>
+                <w:color w:val="111111"/>
+                <w:sz w:val="20"/>
+              </w:rPr>
+              <w:t>Notes</w:t>
+            </w:r>
+          </w:p>
+        </w:tc>
+        <w:tc>
+          <w:tcPr>
+            <w:tcW w:type="dxa" w:w="1080"/>
+            <w:shd w:val="clear" w:fill="E7E6E6"/>
+          </w:tcPr>
+          <w:p>
+            <w:r/>
+          </w:p>
+        </w:tc>
+        <w:tc>
+          <w:tcPr>
+            <w:tcW w:type="dxa" w:w="1080"/>
+            <w:shd w:val="clear" w:fill="E7E6E6"/>
+          </w:tcPr>
+          <w:p>
+            <w:r/>
+          </w:p>
+        </w:tc>
+        <w:tc>
+          <w:tcPr>
+            <w:tcW w:type="dxa" w:w="1080"/>
+            <w:shd w:val="clear" w:fill="E7E6E6"/>
+          </w:tcPr>
+          <w:p>
+            <w:r/>
+          </w:p>
+        </w:tc>
+        <w:tc>
+          <w:tcPr>
+            <w:tcW w:type="dxa" w:w="1080"/>
+            <w:shd w:val="clear" w:fill="E7E6E6"/>
+          </w:tcPr>
+          <w:p>
+            <w:r/>
+          </w:p>
+        </w:tc>
+        <w:tc>
+          <w:tcPr>
+            <w:tcW w:type="dxa" w:w="1080"/>
+            <w:shd w:val="clear" w:fill="E7E6E6"/>
+          </w:tcPr>
+          <w:p>
+            <w:r/>
+          </w:p>
+        </w:tc>
+      </w:tr>
+      <w:tr>
+        <w:tc>
+          <w:tcPr>
+            <w:tcW w:type="dxa" w:w="1080"/>
+          </w:tcPr>
+          <w:p>
+            <w:r/>
+            <w:r>
+              <w:rPr>
+                <w:rFonts w:ascii="Consolas" w:hAnsi="Consolas"/>
+                <w:color w:val="333333"/>
+                <w:sz w:val="18"/>
+              </w:rPr>
+              <w:t>userId</w:t>
+            </w:r>
+          </w:p>
+        </w:tc>
+        <w:tc>
+          <w:tcPr>
+            <w:tcW w:type="dxa" w:w="1080"/>
+          </w:tcPr>
+          <w:p>
+            <w:r/>
+            <w:r>
+              <w:rPr>
+                <w:rFonts w:ascii="Calibri" w:hAnsi="Calibri"/>
+                <w:b w:val="0"/>
+                <w:color w:val="111111"/>
+                <w:sz w:val="20"/>
+              </w:rPr>
+              <w:t>ObjectId</w:t>
+            </w:r>
+          </w:p>
+        </w:tc>
+        <w:tc>
+          <w:tcPr>
+            <w:tcW w:type="dxa" w:w="1080"/>
+          </w:tcPr>
+          <w:p>
+            <w:r/>
+            <w:r>
+              <w:rPr>
+                <w:rFonts w:ascii="Calibri" w:hAnsi="Calibri"/>
+                <w:b w:val="0"/>
+                <w:color w:val="111111"/>
+                <w:sz w:val="20"/>
+              </w:rPr>
+              <w:t>ref User, indexed</w:t>
+            </w:r>
+          </w:p>
+        </w:tc>
+        <w:tc>
+          <w:tcPr>
+            <w:tcW w:type="dxa" w:w="1080"/>
+          </w:tcPr>
+          <w:p>
+            <w:r/>
+          </w:p>
+        </w:tc>
+        <w:tc>
+          <w:tcPr>
+            <w:tcW w:type="dxa" w:w="1080"/>
+          </w:tcPr>
+          <w:p>
+            <w:r/>
+          </w:p>
+        </w:tc>
+        <w:tc>
+          <w:tcPr>
+            <w:tcW w:type="dxa" w:w="1080"/>
+          </w:tcPr>
+          <w:p>
+            <w:r/>
+          </w:p>
+        </w:tc>
+        <w:tc>
+          <w:tcPr>
+            <w:tcW w:type="dxa" w:w="1080"/>
+          </w:tcPr>
+          <w:p>
+            <w:r/>
+          </w:p>
+        </w:tc>
+        <w:tc>
+          <w:tcPr>
+            <w:tcW w:type="dxa" w:w="1080"/>
+          </w:tcPr>
+          <w:p>
+            <w:r/>
+          </w:p>
+        </w:tc>
+      </w:tr>
+      <w:tr>
+        <w:tc>
+          <w:tcPr>
+            <w:tcW w:type="dxa" w:w="1080"/>
+          </w:tcPr>
+          <w:p>
+            <w:r/>
+            <w:r>
+              <w:rPr>
+                <w:rFonts w:ascii="Consolas" w:hAnsi="Consolas"/>
+                <w:color w:val="333333"/>
+                <w:sz w:val="18"/>
+              </w:rPr>
+              <w:t>company</w:t>
+            </w:r>
+            <w:r>
+              <w:rPr>
+                <w:rFonts w:ascii="Calibri" w:hAnsi="Calibri"/>
+                <w:b w:val="0"/>
+                <w:color w:val="111111"/>
+                <w:sz w:val="20"/>
+              </w:rPr>
+              <w:t xml:space="preserve">, </w:t>
+            </w:r>
+            <w:r>
+              <w:rPr>
+                <w:rFonts w:ascii="Consolas" w:hAnsi="Consolas"/>
+                <w:color w:val="333333"/>
+                <w:sz w:val="18"/>
+              </w:rPr>
+              <w:t>role</w:t>
+            </w:r>
+          </w:p>
+        </w:tc>
+        <w:tc>
+          <w:tcPr>
+            <w:tcW w:type="dxa" w:w="1080"/>
+          </w:tcPr>
+          <w:p>
+            <w:r/>
+            <w:r>
+              <w:rPr>
+                <w:rFonts w:ascii="Calibri" w:hAnsi="Calibri"/>
+                <w:b w:val="0"/>
+                <w:color w:val="111111"/>
+                <w:sz w:val="20"/>
+              </w:rPr>
+              <w:t>String</w:t>
+            </w:r>
+          </w:p>
+        </w:tc>
+        <w:tc>
+          <w:tcPr>
+            <w:tcW w:type="dxa" w:w="1080"/>
+          </w:tcPr>
+          <w:p>
+            <w:r/>
+            <w:r>
+              <w:rPr>
+                <w:rFonts w:ascii="Calibri" w:hAnsi="Calibri"/>
+                <w:b w:val="0"/>
+                <w:color w:val="111111"/>
+                <w:sz w:val="20"/>
+              </w:rPr>
+              <w:t>required, trimmed</w:t>
+            </w:r>
+          </w:p>
+        </w:tc>
+        <w:tc>
+          <w:tcPr>
+            <w:tcW w:type="dxa" w:w="1080"/>
+          </w:tcPr>
+          <w:p>
+            <w:r/>
+          </w:p>
+        </w:tc>
+        <w:tc>
+          <w:tcPr>
+            <w:tcW w:type="dxa" w:w="1080"/>
+          </w:tcPr>
+          <w:p>
+            <w:r/>
+          </w:p>
+        </w:tc>
+        <w:tc>
+          <w:tcPr>
+            <w:tcW w:type="dxa" w:w="1080"/>
+          </w:tcPr>
+          <w:p>
+            <w:r/>
+          </w:p>
+        </w:tc>
+        <w:tc>
+          <w:tcPr>
+            <w:tcW w:type="dxa" w:w="1080"/>
+          </w:tcPr>
+          <w:p>
+            <w:r/>
+          </w:p>
+        </w:tc>
+        <w:tc>
+          <w:tcPr>
+            <w:tcW w:type="dxa" w:w="1080"/>
+          </w:tcPr>
+          <w:p>
+            <w:r/>
+          </w:p>
+        </w:tc>
+      </w:tr>
+      <w:tr>
+        <w:tc>
+          <w:tcPr>
+            <w:tcW w:type="dxa" w:w="1080"/>
+          </w:tcPr>
+          <w:p>
+            <w:r/>
+            <w:r>
+              <w:rPr>
+                <w:rFonts w:ascii="Consolas" w:hAnsi="Consolas"/>
+                <w:color w:val="333333"/>
+                <w:sz w:val="18"/>
+              </w:rPr>
+              <w:t>stage</w:t>
+            </w:r>
+          </w:p>
+        </w:tc>
+        <w:tc>
+          <w:tcPr>
+            <w:tcW w:type="dxa" w:w="1080"/>
+          </w:tcPr>
+          <w:p>
+            <w:r/>
+            <w:r>
+              <w:rPr>
+                <w:rFonts w:ascii="Calibri" w:hAnsi="Calibri"/>
+                <w:b w:val="0"/>
+                <w:color w:val="111111"/>
+                <w:sz w:val="20"/>
+              </w:rPr>
+              <w:t>String (enum)</w:t>
+            </w:r>
+          </w:p>
+        </w:tc>
+        <w:tc>
+          <w:tcPr>
+            <w:tcW w:type="dxa" w:w="1080"/>
+          </w:tcPr>
+          <w:p>
+            <w:r/>
+            <w:r>
+              <w:rPr>
+                <w:rFonts w:ascii="Consolas" w:hAnsi="Consolas"/>
+                <w:color w:val="333333"/>
+                <w:sz w:val="18"/>
+              </w:rPr>
+              <w:t>saved</w:t>
+            </w:r>
+            <w:r>
+              <w:rPr>
+                <w:rFonts w:ascii="Calibri" w:hAnsi="Calibri"/>
+                <w:b w:val="0"/>
+                <w:color w:val="111111"/>
+                <w:sz w:val="20"/>
+              </w:rPr>
+              <w:t xml:space="preserve"> \</w:t>
+            </w:r>
+          </w:p>
+        </w:tc>
+        <w:tc>
+          <w:tcPr>
+            <w:tcW w:type="dxa" w:w="1080"/>
+          </w:tcPr>
+          <w:p>
+            <w:r/>
+            <w:r>
+              <w:rPr>
+                <w:rFonts w:ascii="Consolas" w:hAnsi="Consolas"/>
+                <w:color w:val="333333"/>
+                <w:sz w:val="18"/>
+              </w:rPr>
+              <w:t>applied</w:t>
+            </w:r>
+            <w:r>
+              <w:rPr>
+                <w:rFonts w:ascii="Calibri" w:hAnsi="Calibri"/>
+                <w:b w:val="0"/>
+                <w:color w:val="111111"/>
+                <w:sz w:val="20"/>
+              </w:rPr>
+              <w:t xml:space="preserve"> \</w:t>
+            </w:r>
+          </w:p>
+        </w:tc>
+        <w:tc>
+          <w:tcPr>
+            <w:tcW w:type="dxa" w:w="1080"/>
+          </w:tcPr>
+          <w:p>
+            <w:r/>
+            <w:r>
+              <w:rPr>
+                <w:rFonts w:ascii="Consolas" w:hAnsi="Consolas"/>
+                <w:color w:val="333333"/>
+                <w:sz w:val="18"/>
+              </w:rPr>
+              <w:t>screening</w:t>
+            </w:r>
+            <w:r>
+              <w:rPr>
+                <w:rFonts w:ascii="Calibri" w:hAnsi="Calibri"/>
+                <w:b w:val="0"/>
+                <w:color w:val="111111"/>
+                <w:sz w:val="20"/>
+              </w:rPr>
+              <w:t xml:space="preserve"> \</w:t>
+            </w:r>
+          </w:p>
+        </w:tc>
+        <w:tc>
+          <w:tcPr>
+            <w:tcW w:type="dxa" w:w="1080"/>
+          </w:tcPr>
+          <w:p>
+            <w:r/>
+            <w:r>
+              <w:rPr>
+                <w:rFonts w:ascii="Consolas" w:hAnsi="Consolas"/>
+                <w:color w:val="333333"/>
+                <w:sz w:val="18"/>
+              </w:rPr>
+              <w:t>interview</w:t>
+            </w:r>
+            <w:r>
+              <w:rPr>
+                <w:rFonts w:ascii="Calibri" w:hAnsi="Calibri"/>
+                <w:b w:val="0"/>
+                <w:color w:val="111111"/>
+                <w:sz w:val="20"/>
+              </w:rPr>
+              <w:t xml:space="preserve"> \</w:t>
+            </w:r>
+          </w:p>
+        </w:tc>
+        <w:tc>
+          <w:tcPr>
+            <w:tcW w:type="dxa" w:w="1080"/>
+          </w:tcPr>
+          <w:p>
+            <w:r/>
+            <w:r>
+              <w:rPr>
+                <w:rFonts w:ascii="Consolas" w:hAnsi="Consolas"/>
+                <w:color w:val="333333"/>
+                <w:sz w:val="18"/>
+              </w:rPr>
+              <w:t>offer</w:t>
+            </w:r>
+            <w:r>
+              <w:rPr>
+                <w:rFonts w:ascii="Calibri" w:hAnsi="Calibri"/>
+                <w:b w:val="0"/>
+                <w:color w:val="111111"/>
+                <w:sz w:val="20"/>
+              </w:rPr>
+              <w:t xml:space="preserve"> \</w:t>
+            </w:r>
+          </w:p>
+        </w:tc>
+        <w:tc>
+          <w:tcPr>
+            <w:tcW w:type="dxa" w:w="1080"/>
+          </w:tcPr>
+          <w:p>
+            <w:r/>
+            <w:r>
+              <w:rPr>
+                <w:rFonts w:ascii="Consolas" w:hAnsi="Consolas"/>
+                <w:color w:val="333333"/>
+                <w:sz w:val="18"/>
+              </w:rPr>
+              <w:t>rejected</w:t>
+            </w:r>
+            <w:r>
+              <w:rPr>
+                <w:rFonts w:ascii="Calibri" w:hAnsi="Calibri"/>
+                <w:b w:val="0"/>
+                <w:color w:val="111111"/>
+                <w:sz w:val="20"/>
+              </w:rPr>
+              <w:t xml:space="preserve">, default </w:t>
+            </w:r>
+            <w:r>
+              <w:rPr>
+                <w:rFonts w:ascii="Consolas" w:hAnsi="Consolas"/>
+                <w:color w:val="333333"/>
+                <w:sz w:val="18"/>
+              </w:rPr>
+              <w:t>saved</w:t>
+            </w:r>
+            <w:r>
+              <w:rPr>
+                <w:rFonts w:ascii="Calibri" w:hAnsi="Calibri"/>
+                <w:b w:val="0"/>
+                <w:color w:val="111111"/>
+                <w:sz w:val="20"/>
+              </w:rPr>
+              <w:t>, indexed</w:t>
+            </w:r>
+          </w:p>
+        </w:tc>
+      </w:tr>
+      <w:tr>
+        <w:tc>
+          <w:tcPr>
+            <w:tcW w:type="dxa" w:w="1080"/>
+          </w:tcPr>
+          <w:p>
+            <w:r/>
+            <w:r>
+              <w:rPr>
+                <w:rFonts w:ascii="Consolas" w:hAnsi="Consolas"/>
+                <w:color w:val="333333"/>
+                <w:sz w:val="18"/>
+              </w:rPr>
+              <w:t>location</w:t>
+            </w:r>
+            <w:r>
+              <w:rPr>
+                <w:rFonts w:ascii="Calibri" w:hAnsi="Calibri"/>
+                <w:b w:val="0"/>
+                <w:color w:val="111111"/>
+                <w:sz w:val="20"/>
+              </w:rPr>
+              <w:t xml:space="preserve">, </w:t>
+            </w:r>
+            <w:r>
+              <w:rPr>
+                <w:rFonts w:ascii="Consolas" w:hAnsi="Consolas"/>
+                <w:color w:val="333333"/>
+                <w:sz w:val="18"/>
+              </w:rPr>
+              <w:t>salaryBand</w:t>
+            </w:r>
+            <w:r>
+              <w:rPr>
+                <w:rFonts w:ascii="Calibri" w:hAnsi="Calibri"/>
+                <w:b w:val="0"/>
+                <w:color w:val="111111"/>
+                <w:sz w:val="20"/>
+              </w:rPr>
+              <w:t xml:space="preserve">, </w:t>
+            </w:r>
+            <w:r>
+              <w:rPr>
+                <w:rFonts w:ascii="Consolas" w:hAnsi="Consolas"/>
+                <w:color w:val="333333"/>
+                <w:sz w:val="18"/>
+              </w:rPr>
+              <w:t>notes</w:t>
+            </w:r>
+          </w:p>
+        </w:tc>
+        <w:tc>
+          <w:tcPr>
+            <w:tcW w:type="dxa" w:w="1080"/>
+          </w:tcPr>
+          <w:p>
+            <w:r/>
+            <w:r>
+              <w:rPr>
+                <w:rFonts w:ascii="Calibri" w:hAnsi="Calibri"/>
+                <w:b w:val="0"/>
+                <w:color w:val="111111"/>
+                <w:sz w:val="20"/>
+              </w:rPr>
+              <w:t>String</w:t>
+            </w:r>
+          </w:p>
+        </w:tc>
+        <w:tc>
+          <w:tcPr>
+            <w:tcW w:type="dxa" w:w="1080"/>
+          </w:tcPr>
+          <w:p>
+            <w:r/>
+            <w:r>
+              <w:rPr>
+                <w:rFonts w:ascii="Calibri" w:hAnsi="Calibri"/>
+                <w:b w:val="0"/>
+                <w:color w:val="111111"/>
+                <w:sz w:val="20"/>
+              </w:rPr>
+              <w:t xml:space="preserve">free text; </w:t>
+            </w:r>
+            <w:r>
+              <w:rPr>
+                <w:rFonts w:ascii="Consolas" w:hAnsi="Consolas"/>
+                <w:color w:val="333333"/>
+                <w:sz w:val="18"/>
+              </w:rPr>
+              <w:t>url</w:t>
+            </w:r>
+            <w:r>
+              <w:rPr>
+                <w:rFonts w:ascii="Calibri" w:hAnsi="Calibri"/>
+                <w:b w:val="0"/>
+                <w:color w:val="111111"/>
+                <w:sz w:val="20"/>
+              </w:rPr>
+              <w:t xml:space="preserve"> is schema-restricted to </w:t>
+            </w:r>
+            <w:r>
+              <w:rPr>
+                <w:rFonts w:ascii="Consolas" w:hAnsi="Consolas"/>
+                <w:color w:val="333333"/>
+                <w:sz w:val="18"/>
+              </w:rPr>
+              <w:t>http(s)</w:t>
+            </w:r>
+            <w:r>
+              <w:rPr>
+                <w:rFonts w:ascii="Calibri" w:hAnsi="Calibri"/>
+                <w:b w:val="0"/>
+                <w:color w:val="111111"/>
+                <w:sz w:val="20"/>
+              </w:rPr>
+              <w:t xml:space="preserve"> because the client renders it as an anchor </w:t>
+            </w:r>
+            <w:r>
+              <w:rPr>
+                <w:rFonts w:ascii="Consolas" w:hAnsi="Consolas"/>
+                <w:color w:val="333333"/>
+                <w:sz w:val="18"/>
+              </w:rPr>
+              <w:t>href</w:t>
+            </w:r>
+          </w:p>
+        </w:tc>
+        <w:tc>
+          <w:tcPr>
+            <w:tcW w:type="dxa" w:w="1080"/>
+          </w:tcPr>
+          <w:p>
+            <w:r/>
+          </w:p>
+        </w:tc>
+        <w:tc>
+          <w:tcPr>
+            <w:tcW w:type="dxa" w:w="1080"/>
+          </w:tcPr>
+          <w:p>
+            <w:r/>
+          </w:p>
+        </w:tc>
+        <w:tc>
+          <w:tcPr>
+            <w:tcW w:type="dxa" w:w="1080"/>
+          </w:tcPr>
+          <w:p>
+            <w:r/>
+          </w:p>
+        </w:tc>
+        <w:tc>
+          <w:tcPr>
+            <w:tcW w:type="dxa" w:w="1080"/>
+          </w:tcPr>
+          <w:p>
+            <w:r/>
+          </w:p>
+        </w:tc>
+        <w:tc>
+          <w:tcPr>
+            <w:tcW w:type="dxa" w:w="1080"/>
+          </w:tcPr>
+          <w:p>
+            <w:r/>
+          </w:p>
+        </w:tc>
+      </w:tr>
+      <w:tr>
+        <w:tc>
+          <w:tcPr>
+            <w:tcW w:type="dxa" w:w="1080"/>
+          </w:tcPr>
+          <w:p>
+            <w:r/>
+            <w:r>
+              <w:rPr>
+                <w:rFonts w:ascii="Consolas" w:hAnsi="Consolas"/>
+                <w:color w:val="333333"/>
+                <w:sz w:val="18"/>
+              </w:rPr>
+              <w:t>nextActionAt</w:t>
+            </w:r>
+          </w:p>
+        </w:tc>
+        <w:tc>
+          <w:tcPr>
+            <w:tcW w:type="dxa" w:w="1080"/>
+          </w:tcPr>
+          <w:p>
+            <w:r/>
+            <w:r>
+              <w:rPr>
+                <w:rFonts w:ascii="Calibri" w:hAnsi="Calibri"/>
+                <w:b w:val="0"/>
+                <w:color w:val="111111"/>
+                <w:sz w:val="20"/>
+              </w:rPr>
+              <w:t>Date \</w:t>
+            </w:r>
+          </w:p>
+        </w:tc>
+        <w:tc>
+          <w:tcPr>
+            <w:tcW w:type="dxa" w:w="1080"/>
+          </w:tcPr>
+          <w:p>
+            <w:r/>
+            <w:r>
+              <w:rPr>
+                <w:rFonts w:ascii="Calibri" w:hAnsi="Calibri"/>
+                <w:b w:val="0"/>
+                <w:color w:val="111111"/>
+                <w:sz w:val="20"/>
+              </w:rPr>
+              <w:t>null</w:t>
+            </w:r>
+          </w:p>
+        </w:tc>
+        <w:tc>
+          <w:tcPr>
+            <w:tcW w:type="dxa" w:w="1080"/>
+          </w:tcPr>
+          <w:p>
+            <w:r/>
+            <w:r>
+              <w:rPr>
+                <w:rFonts w:ascii="Calibri" w:hAnsi="Calibri"/>
+                <w:b w:val="0"/>
+                <w:color w:val="111111"/>
+                <w:sz w:val="20"/>
+              </w:rPr>
+              <w:t xml:space="preserve">drives the </w:t>
+            </w:r>
+            <w:r>
+              <w:rPr>
+                <w:rFonts w:ascii="Consolas" w:hAnsi="Consolas"/>
+                <w:color w:val="333333"/>
+                <w:sz w:val="18"/>
+              </w:rPr>
+              <w:t>overdue</w:t>
+            </w:r>
+            <w:r>
+              <w:rPr>
+                <w:rFonts w:ascii="Calibri" w:hAnsi="Calibri"/>
+                <w:b w:val="0"/>
+                <w:color w:val="111111"/>
+                <w:sz w:val="20"/>
+              </w:rPr>
+              <w:t xml:space="preserve"> flag, but only while the stage is still open</w:t>
+            </w:r>
+          </w:p>
+        </w:tc>
+        <w:tc>
+          <w:tcPr>
+            <w:tcW w:type="dxa" w:w="1080"/>
+          </w:tcPr>
+          <w:p>
+            <w:r/>
+          </w:p>
+        </w:tc>
+        <w:tc>
+          <w:tcPr>
+            <w:tcW w:type="dxa" w:w="1080"/>
+          </w:tcPr>
+          <w:p>
+            <w:r/>
+          </w:p>
+        </w:tc>
+        <w:tc>
+          <w:tcPr>
+            <w:tcW w:type="dxa" w:w="1080"/>
+          </w:tcPr>
+          <w:p>
+            <w:r/>
+          </w:p>
+        </w:tc>
+        <w:tc>
+          <w:tcPr>
+            <w:tcW w:type="dxa" w:w="1080"/>
+          </w:tcPr>
+          <w:p>
+            <w:r/>
+          </w:p>
+        </w:tc>
+      </w:tr>
+      <w:tr>
+        <w:tc>
+          <w:tcPr>
+            <w:tcW w:type="dxa" w:w="1080"/>
+          </w:tcPr>
+          <w:p>
+            <w:r/>
+            <w:r>
+              <w:rPr>
+                <w:rFonts w:ascii="Consolas" w:hAnsi="Consolas"/>
+                <w:color w:val="333333"/>
+                <w:sz w:val="18"/>
+              </w:rPr>
+              <w:t>stageHistory</w:t>
+            </w:r>
+          </w:p>
+        </w:tc>
+        <w:tc>
+          <w:tcPr>
+            <w:tcW w:type="dxa" w:w="1080"/>
+          </w:tcPr>
+          <w:p>
+            <w:r/>
+            <w:r>
+              <w:rPr>
+                <w:rFonts w:ascii="Calibri" w:hAnsi="Calibri"/>
+                <w:b w:val="0"/>
+                <w:color w:val="111111"/>
+                <w:sz w:val="20"/>
+              </w:rPr>
+              <w:t>[{ stage, at }]</w:t>
+            </w:r>
+          </w:p>
+        </w:tc>
+        <w:tc>
+          <w:tcPr>
+            <w:tcW w:type="dxa" w:w="1080"/>
+          </w:tcPr>
+          <w:p>
+            <w:r/>
+            <w:r>
+              <w:rPr>
+                <w:rFonts w:ascii="Calibri" w:hAnsi="Calibri"/>
+                <w:b/>
+                <w:color w:val="111111"/>
+                <w:sz w:val="20"/>
+              </w:rPr>
+              <w:t>append-only</w:t>
+            </w:r>
+            <w:r>
+              <w:rPr>
+                <w:rFonts w:ascii="Calibri" w:hAnsi="Calibri"/>
+                <w:b w:val="0"/>
+                <w:color w:val="111111"/>
+                <w:sz w:val="20"/>
+              </w:rPr>
+              <w:t>, so time-in-stage and stage-change counts need no recomputation</w:t>
+            </w:r>
+          </w:p>
+        </w:tc>
+        <w:tc>
+          <w:tcPr>
+            <w:tcW w:type="dxa" w:w="1080"/>
+          </w:tcPr>
+          <w:p>
+            <w:r/>
+          </w:p>
+        </w:tc>
+        <w:tc>
+          <w:tcPr>
+            <w:tcW w:type="dxa" w:w="1080"/>
+          </w:tcPr>
+          <w:p>
+            <w:r/>
+          </w:p>
+        </w:tc>
+        <w:tc>
+          <w:tcPr>
+            <w:tcW w:type="dxa" w:w="1080"/>
+          </w:tcPr>
+          <w:p>
+            <w:r/>
+          </w:p>
+        </w:tc>
+        <w:tc>
+          <w:tcPr>
+            <w:tcW w:type="dxa" w:w="1080"/>
+          </w:tcPr>
+          <w:p>
+            <w:r/>
+          </w:p>
+        </w:tc>
+        <w:tc>
+          <w:tcPr>
+            <w:tcW w:type="dxa" w:w="1080"/>
+          </w:tcPr>
+          <w:p>
+            <w:r/>
+          </w:p>
+        </w:tc>
+      </w:tr>
+      <w:tr>
+        <w:tc>
+          <w:tcPr>
+            <w:tcW w:type="dxa" w:w="1080"/>
+          </w:tcPr>
+          <w:p>
+            <w:r/>
+            <w:r>
+              <w:rPr>
+                <w:rFonts w:ascii="Consolas" w:hAnsi="Consolas"/>
+                <w:color w:val="333333"/>
+                <w:sz w:val="18"/>
+              </w:rPr>
+              <w:t>createdAt</w:t>
+            </w:r>
+            <w:r>
+              <w:rPr>
+                <w:rFonts w:ascii="Calibri" w:hAnsi="Calibri"/>
+                <w:b w:val="0"/>
+                <w:color w:val="111111"/>
+                <w:sz w:val="20"/>
+              </w:rPr>
+              <w:t xml:space="preserve">, </w:t>
+            </w:r>
+            <w:r>
+              <w:rPr>
+                <w:rFonts w:ascii="Consolas" w:hAnsi="Consolas"/>
+                <w:color w:val="333333"/>
+                <w:sz w:val="18"/>
+              </w:rPr>
+              <w:t>updatedAt</w:t>
+            </w:r>
+          </w:p>
+        </w:tc>
+        <w:tc>
+          <w:tcPr>
+            <w:tcW w:type="dxa" w:w="1080"/>
+          </w:tcPr>
+          <w:p>
+            <w:r/>
+            <w:r>
+              <w:rPr>
+                <w:rFonts w:ascii="Calibri" w:hAnsi="Calibri"/>
+                <w:b w:val="0"/>
+                <w:color w:val="111111"/>
+                <w:sz w:val="20"/>
+              </w:rPr>
+              <w:t>Date</w:t>
+            </w:r>
+          </w:p>
+        </w:tc>
+        <w:tc>
+          <w:tcPr>
+            <w:tcW w:type="dxa" w:w="1080"/>
+          </w:tcPr>
+          <w:p>
+            <w:r/>
+            <w:r>
+              <w:rPr>
+                <w:rFonts w:ascii="Calibri" w:hAnsi="Calibri"/>
+                <w:b w:val="0"/>
+                <w:color w:val="111111"/>
+                <w:sz w:val="20"/>
+              </w:rPr>
+              <w:t xml:space="preserve">Mongoose timestamps; </w:t>
+            </w:r>
+            <w:r>
+              <w:rPr>
+                <w:rFonts w:ascii="Consolas" w:hAnsi="Consolas"/>
+                <w:color w:val="333333"/>
+                <w:sz w:val="18"/>
+              </w:rPr>
+              <w:t>versionKey</w:t>
+            </w:r>
+            <w:r>
+              <w:rPr>
+                <w:rFonts w:ascii="Calibri" w:hAnsi="Calibri"/>
+                <w:b w:val="0"/>
+                <w:color w:val="111111"/>
+                <w:sz w:val="20"/>
+              </w:rPr>
+              <w:t xml:space="preserve"> disabled</w:t>
+            </w:r>
+          </w:p>
+        </w:tc>
+        <w:tc>
+          <w:tcPr>
+            <w:tcW w:type="dxa" w:w="1080"/>
+          </w:tcPr>
+          <w:p>
+            <w:r/>
+          </w:p>
+        </w:tc>
+        <w:tc>
+          <w:tcPr>
+            <w:tcW w:type="dxa" w:w="1080"/>
+          </w:tcPr>
+          <w:p>
+            <w:r/>
+          </w:p>
+        </w:tc>
+        <w:tc>
+          <w:tcPr>
+            <w:tcW w:type="dxa" w:w="1080"/>
+          </w:tcPr>
+          <w:p>
+            <w:r/>
+          </w:p>
+        </w:tc>
+        <w:tc>
+          <w:tcPr>
+            <w:tcW w:type="dxa" w:w="1080"/>
+          </w:tcPr>
+          <w:p>
+            <w:r/>
+          </w:p>
+        </w:tc>
+        <w:tc>
+          <w:tcPr>
+            <w:tcW w:type="dxa" w:w="1080"/>
+          </w:tcPr>
+          <w:p>
+            <w:r/>
+          </w:p>
+        </w:tc>
+      </w:tr>
+    </w:tbl>
+    <w:p/>
     <w:p>
       <w:r>
         <w:rPr>
@@ -6588,7 +10310,7 @@
           <w:color w:val="111111"/>
           <w:sz w:val="22"/>
         </w:rPr>
-        <w:t xml:space="preserve">Base URL: </w:t>
+        <w:t xml:space="preserve">Indexes: </w:t>
       </w:r>
       <w:r>
         <w:rPr>
@@ -6596,7 +10318,7 @@
           <w:color w:val="333333"/>
           <w:sz w:val="20"/>
         </w:rPr>
-        <w:t>/api/v1</w:t>
+        <w:t>{ userId: 1, company: 1, role: 1 }</w:t>
       </w:r>
       <w:r>
         <w:rPr>
@@ -6605,15 +10327,16 @@
           <w:color w:val="111111"/>
           <w:sz w:val="22"/>
         </w:rPr>
-        <w:t xml:space="preserve">. All protected routes require </w:t>
-      </w:r>
-      <w:r>
-        <w:rPr>
-          <w:rFonts w:ascii="Consolas" w:hAnsi="Consolas"/>
-          <w:color w:val="333333"/>
-          <w:sz w:val="20"/>
-        </w:rPr>
-        <w:t>Authorization: Bearer &lt;JWT&gt;</w:t>
+        <w:t xml:space="preserve"> </w:t>
+      </w:r>
+      <w:r>
+        <w:rPr>
+          <w:rFonts w:ascii="Calibri" w:hAnsi="Calibri"/>
+          <w:b/>
+          <w:color w:val="111111"/>
+          <w:sz w:val="22"/>
+        </w:rPr>
+        <w:t>unique</w:t>
       </w:r>
       <w:r>
         <w:rPr>
@@ -6622,7 +10345,82 @@
           <w:color w:val="111111"/>
           <w:sz w:val="22"/>
         </w:rPr>
-        <w:t>.</w:t>
+        <w:t xml:space="preserve"> — the controller converts the resulting</w:t>
+      </w:r>
+    </w:p>
+    <w:p>
+      <w:r>
+        <w:rPr>
+          <w:rFonts w:ascii="Consolas" w:hAnsi="Consolas"/>
+          <w:color w:val="333333"/>
+          <w:sz w:val="20"/>
+        </w:rPr>
+        <w:t>11000</w:t>
+      </w:r>
+      <w:r>
+        <w:rPr>
+          <w:rFonts w:ascii="Calibri" w:hAnsi="Calibri"/>
+          <w:b w:val="0"/>
+          <w:color w:val="111111"/>
+          <w:sz w:val="22"/>
+        </w:rPr>
+        <w:t xml:space="preserve"> duplicate-key error into </w:t>
+      </w:r>
+      <w:r>
+        <w:rPr>
+          <w:rFonts w:ascii="Consolas" w:hAnsi="Consolas"/>
+          <w:color w:val="333333"/>
+          <w:sz w:val="20"/>
+        </w:rPr>
+        <w:t>409 DUPLICATE_APPLICATION</w:t>
+      </w:r>
+      <w:r>
+        <w:rPr>
+          <w:rFonts w:ascii="Calibri" w:hAnsi="Calibri"/>
+          <w:b w:val="0"/>
+          <w:color w:val="111111"/>
+          <w:sz w:val="22"/>
+        </w:rPr>
+        <w:t xml:space="preserve"> with human-readable copy rather than</w:t>
+      </w:r>
+    </w:p>
+    <w:p>
+      <w:r>
+        <w:rPr>
+          <w:rFonts w:ascii="Calibri" w:hAnsi="Calibri"/>
+          <w:b w:val="0"/>
+          <w:color w:val="111111"/>
+          <w:sz w:val="22"/>
+        </w:rPr>
+        <w:t xml:space="preserve">leaking a Mongo error — and </w:t>
+      </w:r>
+      <w:r>
+        <w:rPr>
+          <w:rFonts w:ascii="Consolas" w:hAnsi="Consolas"/>
+          <w:color w:val="333333"/>
+          <w:sz w:val="20"/>
+        </w:rPr>
+        <w:t>{ userId: 1, updatedAt: -1 }</w:t>
+      </w:r>
+      <w:r>
+        <w:rPr>
+          <w:rFonts w:ascii="Calibri" w:hAnsi="Calibri"/>
+          <w:b w:val="0"/>
+          <w:color w:val="111111"/>
+          <w:sz w:val="22"/>
+        </w:rPr>
+        <w:t xml:space="preserve"> for the default "my rows, newest</w:t>
+      </w:r>
+    </w:p>
+    <w:p>
+      <w:r>
+        <w:rPr>
+          <w:rFonts w:ascii="Calibri" w:hAnsi="Calibri"/>
+          <w:b w:val="0"/>
+          <w:color w:val="111111"/>
+          <w:sz w:val="22"/>
+        </w:rPr>
+        <w:t>activity first" list view.</w:t>
       </w:r>
     </w:p>
     <w:p>
@@ -6636,7 +10434,7 @@
           <w:color w:val="000000"/>
           <w:sz w:val="25"/>
         </w:rPr>
-        <w:t>6.1 Auth</w:t>
+        <w:t>5.11 InterviewSession (Interview Rehearsal Studio™)</w:t>
       </w:r>
     </w:p>
     <w:tbl>
@@ -6666,7 +10464,7 @@
                 <w:color w:val="111111"/>
                 <w:sz w:val="20"/>
               </w:rPr>
-              <w:t>Method</w:t>
+              <w:t>Field</w:t>
             </w:r>
           </w:p>
         </w:tc>
@@ -6684,7 +10482,7 @@
                 <w:color w:val="111111"/>
                 <w:sz w:val="20"/>
               </w:rPr>
-              <w:t>Endpoint</w:t>
+              <w:t>Type</w:t>
             </w:r>
           </w:p>
         </w:tc>
@@ -6702,7 +10500,7 @@
                 <w:color w:val="111111"/>
                 <w:sz w:val="20"/>
               </w:rPr>
-              <w:t>Access</w:t>
+              <w:t>Notes</w:t>
             </w:r>
           </w:p>
         </w:tc>
@@ -6713,36 +10511,10 @@
           </w:tcPr>
           <w:p>
             <w:r/>
-            <w:r>
-              <w:rPr>
-                <w:rFonts w:ascii="Calibri" w:hAnsi="Calibri"/>
-                <w:b/>
-                <w:color w:val="111111"/>
-                <w:sz w:val="20"/>
-              </w:rPr>
-              <w:t>Description</w:t>
-            </w:r>
           </w:p>
         </w:tc>
       </w:tr>
       <w:tr>
-        <w:tc>
-          <w:tcPr>
-            <w:tcW w:type="dxa" w:w="2160"/>
-          </w:tcPr>
-          <w:p>
-            <w:r/>
-            <w:r>
-              <w:rPr>
-                <w:rFonts w:ascii="Calibri" w:hAnsi="Calibri"/>
-                <w:b w:val="0"/>
-                <w:color w:val="111111"/>
-                <w:sz w:val="20"/>
-              </w:rPr>
-              <w:t>POST</w:t>
-            </w:r>
-          </w:p>
-        </w:tc>
         <w:tc>
           <w:tcPr>
             <w:tcW w:type="dxa" w:w="2160"/>
@@ -6755,7 +10527,7 @@
                 <w:color w:val="333333"/>
                 <w:sz w:val="18"/>
               </w:rPr>
-              <w:t>/auth/register</w:t>
+              <w:t>userId</w:t>
             </w:r>
           </w:p>
         </w:tc>
@@ -6772,7 +10544,7 @@
                 <w:color w:val="111111"/>
                 <w:sz w:val="20"/>
               </w:rPr>
-              <w:t>Public</w:t>
+              <w:t>ObjectId</w:t>
             </w:r>
           </w:p>
         </w:tc>
@@ -6789,29 +10561,20 @@
                 <w:color w:val="111111"/>
                 <w:sz w:val="20"/>
               </w:rPr>
-              <w:t>Create student account</w:t>
-            </w:r>
+              <w:t>ref User, indexed</w:t>
+            </w:r>
+          </w:p>
+        </w:tc>
+        <w:tc>
+          <w:tcPr>
+            <w:tcW w:type="dxa" w:w="2160"/>
+          </w:tcPr>
+          <w:p>
+            <w:r/>
           </w:p>
         </w:tc>
       </w:tr>
       <w:tr>
-        <w:tc>
-          <w:tcPr>
-            <w:tcW w:type="dxa" w:w="2160"/>
-          </w:tcPr>
-          <w:p>
-            <w:r/>
-            <w:r>
-              <w:rPr>
-                <w:rFonts w:ascii="Calibri" w:hAnsi="Calibri"/>
-                <w:b w:val="0"/>
-                <w:color w:val="111111"/>
-                <w:sz w:val="20"/>
-              </w:rPr>
-              <w:t>POST</w:t>
-            </w:r>
-          </w:p>
-        </w:tc>
         <w:tc>
           <w:tcPr>
             <w:tcW w:type="dxa" w:w="2160"/>
@@ -6824,7 +10587,7 @@
                 <w:color w:val="333333"/>
                 <w:sz w:val="18"/>
               </w:rPr>
-              <w:t>/auth/login</w:t>
+              <w:t>role</w:t>
             </w:r>
           </w:p>
         </w:tc>
@@ -6841,7 +10604,7 @@
                 <w:color w:val="111111"/>
                 <w:sz w:val="20"/>
               </w:rPr>
-              <w:t>Public</w:t>
+              <w:t>String</w:t>
             </w:r>
           </w:p>
         </w:tc>
@@ -6858,29 +10621,20 @@
                 <w:color w:val="111111"/>
                 <w:sz w:val="20"/>
               </w:rPr>
-              <w:t>Returns JWT</w:t>
-            </w:r>
+              <w:t>the role this loop was built for</w:t>
+            </w:r>
+          </w:p>
+        </w:tc>
+        <w:tc>
+          <w:tcPr>
+            <w:tcW w:type="dxa" w:w="2160"/>
+          </w:tcPr>
+          <w:p>
+            <w:r/>
           </w:p>
         </w:tc>
       </w:tr>
       <w:tr>
-        <w:tc>
-          <w:tcPr>
-            <w:tcW w:type="dxa" w:w="2160"/>
-          </w:tcPr>
-          <w:p>
-            <w:r/>
-            <w:r>
-              <w:rPr>
-                <w:rFonts w:ascii="Calibri" w:hAnsi="Calibri"/>
-                <w:b w:val="0"/>
-                <w:color w:val="111111"/>
-                <w:sz w:val="20"/>
-              </w:rPr>
-              <w:t>POST</w:t>
-            </w:r>
-          </w:p>
-        </w:tc>
         <w:tc>
           <w:tcPr>
             <w:tcW w:type="dxa" w:w="2160"/>
@@ -6893,7 +10647,7 @@
                 <w:color w:val="333333"/>
                 <w:sz w:val="18"/>
               </w:rPr>
-              <w:t>/auth/refresh</w:t>
+              <w:t>source</w:t>
             </w:r>
           </w:p>
         </w:tc>
@@ -6910,7 +10664,7 @@
                 <w:color w:val="111111"/>
                 <w:sz w:val="20"/>
               </w:rPr>
-              <w:t>Authenticated</w:t>
+              <w:t>String (enum)</w:t>
             </w:r>
           </w:p>
         </w:tc>
@@ -6922,12 +10676,398 @@
             <w:r/>
             <w:r>
               <w:rPr>
+                <w:rFonts w:ascii="Consolas" w:hAnsi="Consolas"/>
+                <w:color w:val="333333"/>
+                <w:sz w:val="18"/>
+              </w:rPr>
+              <w:t>ai</w:t>
+            </w:r>
+            <w:r>
+              <w:rPr>
                 <w:rFonts w:ascii="Calibri" w:hAnsi="Calibri"/>
                 <w:b w:val="0"/>
                 <w:color w:val="111111"/>
                 <w:sz w:val="20"/>
               </w:rPr>
-              <w:t>Rotate token</w:t>
+              <w:t xml:space="preserve"> \</w:t>
+            </w:r>
+          </w:p>
+        </w:tc>
+        <w:tc>
+          <w:tcPr>
+            <w:tcW w:type="dxa" w:w="2160"/>
+          </w:tcPr>
+          <w:p>
+            <w:r/>
+            <w:r>
+              <w:rPr>
+                <w:rFonts w:ascii="Consolas" w:hAnsi="Consolas"/>
+                <w:color w:val="333333"/>
+                <w:sz w:val="18"/>
+              </w:rPr>
+              <w:t>mock</w:t>
+            </w:r>
+            <w:r>
+              <w:rPr>
+                <w:rFonts w:ascii="Calibri" w:hAnsi="Calibri"/>
+                <w:b w:val="0"/>
+                <w:color w:val="111111"/>
+                <w:sz w:val="20"/>
+              </w:rPr>
+              <w:t xml:space="preserve"> — whether Gemini wrote the script</w:t>
+            </w:r>
+          </w:p>
+        </w:tc>
+      </w:tr>
+      <w:tr>
+        <w:tc>
+          <w:tcPr>
+            <w:tcW w:type="dxa" w:w="2160"/>
+          </w:tcPr>
+          <w:p>
+            <w:r/>
+            <w:r>
+              <w:rPr>
+                <w:rFonts w:ascii="Consolas" w:hAnsi="Consolas"/>
+                <w:color w:val="333333"/>
+                <w:sz w:val="18"/>
+              </w:rPr>
+              <w:t>script</w:t>
+            </w:r>
+          </w:p>
+        </w:tc>
+        <w:tc>
+          <w:tcPr>
+            <w:tcW w:type="dxa" w:w="2160"/>
+          </w:tcPr>
+          <w:p>
+            <w:r/>
+            <w:r>
+              <w:rPr>
+                <w:rFonts w:ascii="Calibri" w:hAnsi="Calibri"/>
+                <w:b w:val="0"/>
+                <w:color w:val="111111"/>
+                <w:sz w:val="20"/>
+              </w:rPr>
+              <w:t>Object</w:t>
+            </w:r>
+          </w:p>
+        </w:tc>
+        <w:tc>
+          <w:tcPr>
+            <w:tcW w:type="dxa" w:w="2160"/>
+          </w:tcPr>
+          <w:p>
+            <w:r/>
+            <w:r>
+              <w:rPr>
+                <w:rFonts w:ascii="Calibri" w:hAnsi="Calibri"/>
+                <w:b w:val="0"/>
+                <w:color w:val="111111"/>
+                <w:sz w:val="20"/>
+              </w:rPr>
+              <w:t xml:space="preserve">the full sanitized </w:t>
+            </w:r>
+            <w:r>
+              <w:rPr>
+                <w:rFonts w:ascii="Consolas" w:hAnsi="Consolas"/>
+                <w:color w:val="333333"/>
+                <w:sz w:val="18"/>
+              </w:rPr>
+              <w:t>InterviewScript</w:t>
+            </w:r>
+            <w:r>
+              <w:rPr>
+                <w:rFonts w:ascii="Calibri" w:hAnsi="Calibri"/>
+                <w:b w:val="0"/>
+                <w:color w:val="111111"/>
+                <w:sz w:val="20"/>
+              </w:rPr>
+              <w:t xml:space="preserve"> (rounds, questions, probes, signals)</w:t>
+            </w:r>
+          </w:p>
+        </w:tc>
+        <w:tc>
+          <w:tcPr>
+            <w:tcW w:type="dxa" w:w="2160"/>
+          </w:tcPr>
+          <w:p>
+            <w:r/>
+          </w:p>
+        </w:tc>
+      </w:tr>
+      <w:tr>
+        <w:tc>
+          <w:tcPr>
+            <w:tcW w:type="dxa" w:w="2160"/>
+          </w:tcPr>
+          <w:p>
+            <w:r/>
+            <w:r>
+              <w:rPr>
+                <w:rFonts w:ascii="Consolas" w:hAnsi="Consolas"/>
+                <w:color w:val="333333"/>
+                <w:sz w:val="18"/>
+              </w:rPr>
+              <w:t>scorecard</w:t>
+            </w:r>
+          </w:p>
+        </w:tc>
+        <w:tc>
+          <w:tcPr>
+            <w:tcW w:type="dxa" w:w="2160"/>
+          </w:tcPr>
+          <w:p>
+            <w:r/>
+            <w:r>
+              <w:rPr>
+                <w:rFonts w:ascii="Calibri" w:hAnsi="Calibri"/>
+                <w:b w:val="0"/>
+                <w:color w:val="111111"/>
+                <w:sz w:val="20"/>
+              </w:rPr>
+              <w:t>Object \</w:t>
+            </w:r>
+          </w:p>
+        </w:tc>
+        <w:tc>
+          <w:tcPr>
+            <w:tcW w:type="dxa" w:w="2160"/>
+          </w:tcPr>
+          <w:p>
+            <w:r/>
+            <w:r>
+              <w:rPr>
+                <w:rFonts w:ascii="Calibri" w:hAnsi="Calibri"/>
+                <w:b w:val="0"/>
+                <w:color w:val="111111"/>
+                <w:sz w:val="20"/>
+              </w:rPr>
+              <w:t>null</w:t>
+            </w:r>
+          </w:p>
+        </w:tc>
+        <w:tc>
+          <w:tcPr>
+            <w:tcW w:type="dxa" w:w="2160"/>
+          </w:tcPr>
+          <w:p>
+            <w:r/>
+            <w:r>
+              <w:rPr>
+                <w:rFonts w:ascii="Calibri" w:hAnsi="Calibri"/>
+                <w:b w:val="0"/>
+                <w:color w:val="111111"/>
+                <w:sz w:val="20"/>
+              </w:rPr>
+              <w:t>null until the student self-scores the rehearsal</w:t>
+            </w:r>
+          </w:p>
+        </w:tc>
+      </w:tr>
+      <w:tr>
+        <w:tc>
+          <w:tcPr>
+            <w:tcW w:type="dxa" w:w="2160"/>
+          </w:tcPr>
+          <w:p>
+            <w:r/>
+            <w:r>
+              <w:rPr>
+                <w:rFonts w:ascii="Consolas" w:hAnsi="Consolas"/>
+                <w:color w:val="333333"/>
+                <w:sz w:val="18"/>
+              </w:rPr>
+              <w:t>overall</w:t>
+            </w:r>
+          </w:p>
+        </w:tc>
+        <w:tc>
+          <w:tcPr>
+            <w:tcW w:type="dxa" w:w="2160"/>
+          </w:tcPr>
+          <w:p>
+            <w:r/>
+            <w:r>
+              <w:rPr>
+                <w:rFonts w:ascii="Calibri" w:hAnsi="Calibri"/>
+                <w:b w:val="0"/>
+                <w:color w:val="111111"/>
+                <w:sz w:val="20"/>
+              </w:rPr>
+              <w:t>Number \</w:t>
+            </w:r>
+          </w:p>
+        </w:tc>
+        <w:tc>
+          <w:tcPr>
+            <w:tcW w:type="dxa" w:w="2160"/>
+          </w:tcPr>
+          <w:p>
+            <w:r/>
+            <w:r>
+              <w:rPr>
+                <w:rFonts w:ascii="Calibri" w:hAnsi="Calibri"/>
+                <w:b w:val="0"/>
+                <w:color w:val="111111"/>
+                <w:sz w:val="20"/>
+              </w:rPr>
+              <w:t>null</w:t>
+            </w:r>
+          </w:p>
+        </w:tc>
+        <w:tc>
+          <w:tcPr>
+            <w:tcW w:type="dxa" w:w="2160"/>
+          </w:tcPr>
+          <w:p>
+            <w:r/>
+            <w:r>
+              <w:rPr>
+                <w:rFonts w:ascii="Calibri" w:hAnsi="Calibri"/>
+                <w:b/>
+                <w:color w:val="111111"/>
+                <w:sz w:val="20"/>
+              </w:rPr>
+              <w:t>denormalized from the scorecard</w:t>
+            </w:r>
+            <w:r>
+              <w:rPr>
+                <w:rFonts w:ascii="Calibri" w:hAnsi="Calibri"/>
+                <w:b w:val="0"/>
+                <w:color w:val="111111"/>
+                <w:sz w:val="20"/>
+              </w:rPr>
+              <w:t xml:space="preserve"> so the cross-session trend query stays a cheap sort</w:t>
+            </w:r>
+          </w:p>
+        </w:tc>
+      </w:tr>
+      <w:tr>
+        <w:tc>
+          <w:tcPr>
+            <w:tcW w:type="dxa" w:w="2160"/>
+          </w:tcPr>
+          <w:p>
+            <w:r/>
+            <w:r>
+              <w:rPr>
+                <w:rFonts w:ascii="Consolas" w:hAnsi="Consolas"/>
+                <w:color w:val="333333"/>
+                <w:sz w:val="18"/>
+              </w:rPr>
+              <w:t>createdAt</w:t>
+            </w:r>
+          </w:p>
+        </w:tc>
+        <w:tc>
+          <w:tcPr>
+            <w:tcW w:type="dxa" w:w="2160"/>
+          </w:tcPr>
+          <w:p>
+            <w:r/>
+            <w:r>
+              <w:rPr>
+                <w:rFonts w:ascii="Calibri" w:hAnsi="Calibri"/>
+                <w:b w:val="0"/>
+                <w:color w:val="111111"/>
+                <w:sz w:val="20"/>
+              </w:rPr>
+              <w:t>Date</w:t>
+            </w:r>
+          </w:p>
+        </w:tc>
+        <w:tc>
+          <w:tcPr>
+            <w:tcW w:type="dxa" w:w="2160"/>
+          </w:tcPr>
+          <w:p>
+            <w:r/>
+            <w:r>
+              <w:rPr>
+                <w:rFonts w:ascii="Calibri" w:hAnsi="Calibri"/>
+                <w:b w:val="0"/>
+                <w:color w:val="111111"/>
+                <w:sz w:val="20"/>
+              </w:rPr>
+              <w:t>creation only</w:t>
+            </w:r>
+          </w:p>
+        </w:tc>
+        <w:tc>
+          <w:tcPr>
+            <w:tcW w:type="dxa" w:w="2160"/>
+          </w:tcPr>
+          <w:p>
+            <w:r/>
+          </w:p>
+        </w:tc>
+      </w:tr>
+      <w:tr>
+        <w:tc>
+          <w:tcPr>
+            <w:tcW w:type="dxa" w:w="2160"/>
+          </w:tcPr>
+          <w:p>
+            <w:r/>
+            <w:r>
+              <w:rPr>
+                <w:rFonts w:ascii="Consolas" w:hAnsi="Consolas"/>
+                <w:color w:val="333333"/>
+                <w:sz w:val="18"/>
+              </w:rPr>
+              <w:t>scoredAt</w:t>
+            </w:r>
+          </w:p>
+        </w:tc>
+        <w:tc>
+          <w:tcPr>
+            <w:tcW w:type="dxa" w:w="2160"/>
+          </w:tcPr>
+          <w:p>
+            <w:r/>
+            <w:r>
+              <w:rPr>
+                <w:rFonts w:ascii="Calibri" w:hAnsi="Calibri"/>
+                <w:b w:val="0"/>
+                <w:color w:val="111111"/>
+                <w:sz w:val="20"/>
+              </w:rPr>
+              <w:t>Date \</w:t>
+            </w:r>
+          </w:p>
+        </w:tc>
+        <w:tc>
+          <w:tcPr>
+            <w:tcW w:type="dxa" w:w="2160"/>
+          </w:tcPr>
+          <w:p>
+            <w:r/>
+            <w:r>
+              <w:rPr>
+                <w:rFonts w:ascii="Calibri" w:hAnsi="Calibri"/>
+                <w:b w:val="0"/>
+                <w:color w:val="111111"/>
+                <w:sz w:val="20"/>
+              </w:rPr>
+              <w:t>null</w:t>
+            </w:r>
+          </w:p>
+        </w:tc>
+        <w:tc>
+          <w:tcPr>
+            <w:tcW w:type="dxa" w:w="2160"/>
+          </w:tcPr>
+          <w:p>
+            <w:r/>
+            <w:r>
+              <w:rPr>
+                <w:rFonts w:ascii="Calibri" w:hAnsi="Calibri"/>
+                <w:b w:val="0"/>
+                <w:color w:val="111111"/>
+                <w:sz w:val="20"/>
+              </w:rPr>
+              <w:t>when the scorecard was computed</w:t>
             </w:r>
           </w:p>
         </w:tc>
@@ -6935,6 +11075,138 @@
     </w:tbl>
     <w:p/>
     <w:p>
+      <w:r>
+        <w:rPr>
+          <w:rFonts w:ascii="Calibri" w:hAnsi="Calibri"/>
+          <w:b w:val="0"/>
+          <w:color w:val="111111"/>
+          <w:sz w:val="22"/>
+        </w:rPr>
+        <w:t xml:space="preserve">Index: </w:t>
+      </w:r>
+      <w:r>
+        <w:rPr>
+          <w:rFonts w:ascii="Consolas" w:hAnsi="Consolas"/>
+          <w:color w:val="333333"/>
+          <w:sz w:val="20"/>
+        </w:rPr>
+        <w:t>{ userId: 1, scoredAt: -1 }</w:t>
+      </w:r>
+      <w:r>
+        <w:rPr>
+          <w:rFonts w:ascii="Calibri" w:hAnsi="Calibri"/>
+          <w:b w:val="0"/>
+          <w:color w:val="111111"/>
+          <w:sz w:val="22"/>
+        </w:rPr>
+        <w:t xml:space="preserve"> — the trend lookup is "most recent scored session for one</w:t>
+      </w:r>
+    </w:p>
+    <w:p>
+      <w:r>
+        <w:rPr>
+          <w:rFonts w:ascii="Calibri" w:hAnsi="Calibri"/>
+          <w:b w:val="0"/>
+          <w:color w:val="111111"/>
+          <w:sz w:val="22"/>
+        </w:rPr>
+        <w:t xml:space="preserve">user", so </w:t>
+      </w:r>
+      <w:r>
+        <w:rPr>
+          <w:rFonts w:ascii="Consolas" w:hAnsi="Consolas"/>
+          <w:color w:val="333333"/>
+          <w:sz w:val="20"/>
+        </w:rPr>
+        <w:t>updatedAt</w:t>
+      </w:r>
+      <w:r>
+        <w:rPr>
+          <w:rFonts w:ascii="Calibri" w:hAnsi="Calibri"/>
+          <w:b w:val="0"/>
+          <w:color w:val="111111"/>
+          <w:sz w:val="22"/>
+        </w:rPr>
+        <w:t xml:space="preserve"> is deliberately not tracked (</w:t>
+      </w:r>
+      <w:r>
+        <w:rPr>
+          <w:rFonts w:ascii="Consolas" w:hAnsi="Consolas"/>
+          <w:color w:val="333333"/>
+          <w:sz w:val="20"/>
+        </w:rPr>
+        <w:t>timestamps: { createdAt, updatedAt: false }</w:t>
+      </w:r>
+      <w:r>
+        <w:rPr>
+          <w:rFonts w:ascii="Calibri" w:hAnsi="Calibri"/>
+          <w:b w:val="0"/>
+          <w:color w:val="111111"/>
+          <w:sz w:val="22"/>
+        </w:rPr>
+        <w:t>).</w:t>
+      </w:r>
+    </w:p>
+    <w:p>
+      <w:pPr>
+        <w:pStyle w:val="Heading1"/>
+      </w:pPr>
+      <w:r>
+        <w:rPr>
+          <w:rFonts w:ascii="Calibri" w:hAnsi="Calibri"/>
+          <w:b/>
+          <w:color w:val="000000"/>
+          <w:sz w:val="30"/>
+        </w:rPr>
+        <w:t>6. API Design (REST)</w:t>
+      </w:r>
+    </w:p>
+    <w:p>
+      <w:r>
+        <w:rPr>
+          <w:rFonts w:ascii="Calibri" w:hAnsi="Calibri"/>
+          <w:b w:val="0"/>
+          <w:color w:val="111111"/>
+          <w:sz w:val="22"/>
+        </w:rPr>
+        <w:t xml:space="preserve">Base URL: </w:t>
+      </w:r>
+      <w:r>
+        <w:rPr>
+          <w:rFonts w:ascii="Consolas" w:hAnsi="Consolas"/>
+          <w:color w:val="333333"/>
+          <w:sz w:val="20"/>
+        </w:rPr>
+        <w:t>/api/v1</w:t>
+      </w:r>
+      <w:r>
+        <w:rPr>
+          <w:rFonts w:ascii="Calibri" w:hAnsi="Calibri"/>
+          <w:b w:val="0"/>
+          <w:color w:val="111111"/>
+          <w:sz w:val="22"/>
+        </w:rPr>
+        <w:t xml:space="preserve">. All protected routes require </w:t>
+      </w:r>
+      <w:r>
+        <w:rPr>
+          <w:rFonts w:ascii="Consolas" w:hAnsi="Consolas"/>
+          <w:color w:val="333333"/>
+          <w:sz w:val="20"/>
+        </w:rPr>
+        <w:t>Authorization: Bearer &lt;JWT&gt;</w:t>
+      </w:r>
+      <w:r>
+        <w:rPr>
+          <w:rFonts w:ascii="Calibri" w:hAnsi="Calibri"/>
+          <w:b w:val="0"/>
+          <w:color w:val="111111"/>
+          <w:sz w:val="22"/>
+        </w:rPr>
+        <w:t>.</w:t>
+      </w:r>
+    </w:p>
+    <w:p>
       <w:pPr>
         <w:pStyle w:val="Heading2"/>
       </w:pPr>
@@ -6945,7 +11217,7 @@
           <w:color w:val="000000"/>
           <w:sz w:val="25"/>
         </w:rPr>
-        <w:t>6.2 Student</w:t>
+        <w:t>6.1 Auth</w:t>
       </w:r>
     </w:p>
     <w:tbl>
@@ -7048,7 +11320,7 @@
                 <w:color w:val="111111"/>
                 <w:sz w:val="20"/>
               </w:rPr>
-              <w:t>GET</w:t>
+              <w:t>POST</w:t>
             </w:r>
           </w:p>
         </w:tc>
@@ -7064,7 +11336,7 @@
                 <w:color w:val="333333"/>
                 <w:sz w:val="18"/>
               </w:rPr>
-              <w:t>/student/me</w:t>
+              <w:t>/auth/register</w:t>
             </w:r>
           </w:p>
         </w:tc>
@@ -7081,7 +11353,7 @@
                 <w:color w:val="111111"/>
                 <w:sz w:val="20"/>
               </w:rPr>
-              <w:t>Student</w:t>
+              <w:t>Public</w:t>
             </w:r>
           </w:p>
         </w:tc>
@@ -7098,7 +11370,7 @@
                 <w:color w:val="111111"/>
                 <w:sz w:val="20"/>
               </w:rPr>
-              <w:t>Own profile</w:t>
+              <w:t>Create student account</w:t>
             </w:r>
           </w:p>
         </w:tc>
@@ -7133,7 +11405,7 @@
                 <w:color w:val="333333"/>
                 <w:sz w:val="18"/>
               </w:rPr>
-              <w:t>/student/diagnostic/start</w:t>
+              <w:t>/auth/login</w:t>
             </w:r>
           </w:p>
         </w:tc>
@@ -7150,7 +11422,7 @@
                 <w:color w:val="111111"/>
                 <w:sz w:val="20"/>
               </w:rPr>
-              <w:t>Student</w:t>
+              <w:t>Public</w:t>
             </w:r>
           </w:p>
         </w:tc>
@@ -7167,7 +11439,7 @@
                 <w:color w:val="111111"/>
                 <w:sz w:val="20"/>
               </w:rPr>
-              <w:t>Begin/resume diagnostic</w:t>
+              <w:t>Returns JWT</w:t>
             </w:r>
           </w:p>
         </w:tc>
@@ -7202,7 +11474,7 @@
                 <w:color w:val="333333"/>
                 <w:sz w:val="18"/>
               </w:rPr>
-              <w:t>/student/diagnostic/answer</w:t>
+              <w:t>/auth/refresh</w:t>
             </w:r>
           </w:p>
         </w:tc>
@@ -7219,7 +11491,7 @@
                 <w:color w:val="111111"/>
                 <w:sz w:val="20"/>
               </w:rPr>
-              <w:t>Student</w:t>
+              <w:t>Authenticated</w:t>
             </w:r>
           </w:p>
         </w:tc>
@@ -7236,507 +11508,7 @@
                 <w:color w:val="111111"/>
                 <w:sz w:val="20"/>
               </w:rPr>
-              <w:t>Submit answer → receive next dynamic item</w:t>
-            </w:r>
-          </w:p>
-        </w:tc>
-      </w:tr>
-      <w:tr>
-        <w:tc>
-          <w:tcPr>
-            <w:tcW w:type="dxa" w:w="2160"/>
-          </w:tcPr>
-          <w:p>
-            <w:r/>
-            <w:r>
-              <w:rPr>
-                <w:rFonts w:ascii="Calibri" w:hAnsi="Calibri"/>
-                <w:b w:val="0"/>
-                <w:color w:val="111111"/>
-                <w:sz w:val="20"/>
-              </w:rPr>
-              <w:t>GET</w:t>
-            </w:r>
-          </w:p>
-        </w:tc>
-        <w:tc>
-          <w:tcPr>
-            <w:tcW w:type="dxa" w:w="2160"/>
-          </w:tcPr>
-          <w:p>
-            <w:r/>
-            <w:r>
-              <w:rPr>
-                <w:rFonts w:ascii="Consolas" w:hAnsi="Consolas"/>
-                <w:color w:val="333333"/>
-                <w:sz w:val="18"/>
-              </w:rPr>
-              <w:t>/student/matrix</w:t>
-            </w:r>
-          </w:p>
-        </w:tc>
-        <w:tc>
-          <w:tcPr>
-            <w:tcW w:type="dxa" w:w="2160"/>
-          </w:tcPr>
-          <w:p>
-            <w:r/>
-            <w:r>
-              <w:rPr>
-                <w:rFonts w:ascii="Calibri" w:hAnsi="Calibri"/>
-                <w:b w:val="0"/>
-                <w:color w:val="111111"/>
-                <w:sz w:val="20"/>
-              </w:rPr>
-              <w:t>Student (own)</w:t>
-            </w:r>
-          </w:p>
-        </w:tc>
-        <w:tc>
-          <w:tcPr>
-            <w:tcW w:type="dxa" w:w="2160"/>
-          </w:tcPr>
-          <w:p>
-            <w:r/>
-            <w:r>
-              <w:rPr>
-                <w:rFonts w:ascii="Calibri" w:hAnsi="Calibri"/>
-                <w:b w:val="0"/>
-                <w:color w:val="111111"/>
-                <w:sz w:val="20"/>
-              </w:rPr>
-              <w:t>Capability matrix</w:t>
-            </w:r>
-          </w:p>
-        </w:tc>
-      </w:tr>
-      <w:tr>
-        <w:tc>
-          <w:tcPr>
-            <w:tcW w:type="dxa" w:w="2160"/>
-          </w:tcPr>
-          <w:p>
-            <w:r/>
-            <w:r>
-              <w:rPr>
-                <w:rFonts w:ascii="Calibri" w:hAnsi="Calibri"/>
-                <w:b w:val="0"/>
-                <w:color w:val="111111"/>
-                <w:sz w:val="20"/>
-              </w:rPr>
-              <w:t>GET</w:t>
-            </w:r>
-          </w:p>
-        </w:tc>
-        <w:tc>
-          <w:tcPr>
-            <w:tcW w:type="dxa" w:w="2160"/>
-          </w:tcPr>
-          <w:p>
-            <w:r/>
-            <w:r>
-              <w:rPr>
-                <w:rFonts w:ascii="Consolas" w:hAnsi="Consolas"/>
-                <w:color w:val="333333"/>
-                <w:sz w:val="18"/>
-              </w:rPr>
-              <w:t>/student/passport</w:t>
-            </w:r>
-          </w:p>
-        </w:tc>
-        <w:tc>
-          <w:tcPr>
-            <w:tcW w:type="dxa" w:w="2160"/>
-          </w:tcPr>
-          <w:p>
-            <w:r/>
-            <w:r>
-              <w:rPr>
-                <w:rFonts w:ascii="Calibri" w:hAnsi="Calibri"/>
-                <w:b w:val="0"/>
-                <w:color w:val="111111"/>
-                <w:sz w:val="20"/>
-              </w:rPr>
-              <w:t>Student (own)</w:t>
-            </w:r>
-          </w:p>
-        </w:tc>
-        <w:tc>
-          <w:tcPr>
-            <w:tcW w:type="dxa" w:w="2160"/>
-          </w:tcPr>
-          <w:p>
-            <w:r/>
-            <w:r>
-              <w:rPr>
-                <w:rFonts w:ascii="Calibri" w:hAnsi="Calibri"/>
-                <w:b w:val="0"/>
-                <w:color w:val="111111"/>
-                <w:sz w:val="20"/>
-              </w:rPr>
-              <w:t>Skill Passport (deterministic, portable JSON)</w:t>
-            </w:r>
-          </w:p>
-        </w:tc>
-      </w:tr>
-      <w:tr>
-        <w:tc>
-          <w:tcPr>
-            <w:tcW w:type="dxa" w:w="2160"/>
-          </w:tcPr>
-          <w:p>
-            <w:r/>
-            <w:r>
-              <w:rPr>
-                <w:rFonts w:ascii="Calibri" w:hAnsi="Calibri"/>
-                <w:b w:val="0"/>
-                <w:color w:val="111111"/>
-                <w:sz w:val="20"/>
-              </w:rPr>
-              <w:t>GET</w:t>
-            </w:r>
-          </w:p>
-        </w:tc>
-        <w:tc>
-          <w:tcPr>
-            <w:tcW w:type="dxa" w:w="2160"/>
-          </w:tcPr>
-          <w:p>
-            <w:r/>
-            <w:r>
-              <w:rPr>
-                <w:rFonts w:ascii="Consolas" w:hAnsi="Consolas"/>
-                <w:color w:val="333333"/>
-                <w:sz w:val="18"/>
-              </w:rPr>
-              <w:t>/student/glossary</w:t>
-            </w:r>
-          </w:p>
-        </w:tc>
-        <w:tc>
-          <w:tcPr>
-            <w:tcW w:type="dxa" w:w="2160"/>
-          </w:tcPr>
-          <w:p>
-            <w:r/>
-            <w:r>
-              <w:rPr>
-                <w:rFonts w:ascii="Calibri" w:hAnsi="Calibri"/>
-                <w:b w:val="0"/>
-                <w:color w:val="111111"/>
-                <w:sz w:val="20"/>
-              </w:rPr>
-              <w:t>Student</w:t>
-            </w:r>
-          </w:p>
-        </w:tc>
-        <w:tc>
-          <w:tcPr>
-            <w:tcW w:type="dxa" w:w="2160"/>
-          </w:tcPr>
-          <w:p>
-            <w:r/>
-            <w:r>
-              <w:rPr>
-                <w:rFonts w:ascii="Calibri" w:hAnsi="Calibri"/>
-                <w:b w:val="0"/>
-                <w:color w:val="111111"/>
-                <w:sz w:val="20"/>
-              </w:rPr>
-              <w:t>Urdu dual-language glossary</w:t>
-            </w:r>
-          </w:p>
-        </w:tc>
-      </w:tr>
-      <w:tr>
-        <w:tc>
-          <w:tcPr>
-            <w:tcW w:type="dxa" w:w="2160"/>
-          </w:tcPr>
-          <w:p>
-            <w:r/>
-            <w:r>
-              <w:rPr>
-                <w:rFonts w:ascii="Calibri" w:hAnsi="Calibri"/>
-                <w:b w:val="0"/>
-                <w:color w:val="111111"/>
-                <w:sz w:val="20"/>
-              </w:rPr>
-              <w:t>GET</w:t>
-            </w:r>
-          </w:p>
-        </w:tc>
-        <w:tc>
-          <w:tcPr>
-            <w:tcW w:type="dxa" w:w="2160"/>
-          </w:tcPr>
-          <w:p>
-            <w:r/>
-            <w:r>
-              <w:rPr>
-                <w:rFonts w:ascii="Consolas" w:hAnsi="Consolas"/>
-                <w:color w:val="333333"/>
-                <w:sz w:val="18"/>
-              </w:rPr>
-              <w:t>/student/scholarships</w:t>
-            </w:r>
-          </w:p>
-        </w:tc>
-        <w:tc>
-          <w:tcPr>
-            <w:tcW w:type="dxa" w:w="2160"/>
-          </w:tcPr>
-          <w:p>
-            <w:r/>
-            <w:r>
-              <w:rPr>
-                <w:rFonts w:ascii="Calibri" w:hAnsi="Calibri"/>
-                <w:b w:val="0"/>
-                <w:color w:val="111111"/>
-                <w:sz w:val="20"/>
-              </w:rPr>
-              <w:t>Student</w:t>
-            </w:r>
-          </w:p>
-        </w:tc>
-        <w:tc>
-          <w:tcPr>
-            <w:tcW w:type="dxa" w:w="2160"/>
-          </w:tcPr>
-          <w:p>
-            <w:r/>
-            <w:r>
-              <w:rPr>
-                <w:rFonts w:ascii="Calibri" w:hAnsi="Calibri"/>
-                <w:b w:val="0"/>
-                <w:color w:val="111111"/>
-                <w:sz w:val="20"/>
-              </w:rPr>
-              <w:t>Scholarship Radar matches (</w:t>
-            </w:r>
-            <w:r>
-              <w:rPr>
-                <w:rFonts w:ascii="Consolas" w:hAnsi="Consolas"/>
-                <w:color w:val="333333"/>
-                <w:sz w:val="18"/>
-              </w:rPr>
-              <w:t>?level=&amp;country=&amp;field=</w:t>
-            </w:r>
-            <w:r>
-              <w:rPr>
-                <w:rFonts w:ascii="Calibri" w:hAnsi="Calibri"/>
-                <w:b w:val="0"/>
-                <w:color w:val="111111"/>
-                <w:sz w:val="20"/>
-              </w:rPr>
-              <w:t>)</w:t>
-            </w:r>
-          </w:p>
-        </w:tc>
-      </w:tr>
-      <w:tr>
-        <w:tc>
-          <w:tcPr>
-            <w:tcW w:type="dxa" w:w="2160"/>
-          </w:tcPr>
-          <w:p>
-            <w:r/>
-            <w:r>
-              <w:rPr>
-                <w:rFonts w:ascii="Calibri" w:hAnsi="Calibri"/>
-                <w:b w:val="0"/>
-                <w:color w:val="111111"/>
-                <w:sz w:val="20"/>
-              </w:rPr>
-              <w:t>GET</w:t>
-            </w:r>
-          </w:p>
-        </w:tc>
-        <w:tc>
-          <w:tcPr>
-            <w:tcW w:type="dxa" w:w="2160"/>
-          </w:tcPr>
-          <w:p>
-            <w:r/>
-            <w:r>
-              <w:rPr>
-                <w:rFonts w:ascii="Consolas" w:hAnsi="Consolas"/>
-                <w:color w:val="333333"/>
-                <w:sz w:val="18"/>
-              </w:rPr>
-              <w:t>/lessons/:conceptId</w:t>
-            </w:r>
-          </w:p>
-        </w:tc>
-        <w:tc>
-          <w:tcPr>
-            <w:tcW w:type="dxa" w:w="2160"/>
-          </w:tcPr>
-          <w:p>
-            <w:r/>
-            <w:r>
-              <w:rPr>
-                <w:rFonts w:ascii="Calibri" w:hAnsi="Calibri"/>
-                <w:b w:val="0"/>
-                <w:color w:val="111111"/>
-                <w:sz w:val="20"/>
-              </w:rPr>
-              <w:t>Student</w:t>
-            </w:r>
-          </w:p>
-        </w:tc>
-        <w:tc>
-          <w:tcPr>
-            <w:tcW w:type="dxa" w:w="2160"/>
-          </w:tcPr>
-          <w:p>
-            <w:r/>
-            <w:r>
-              <w:rPr>
-                <w:rFonts w:ascii="Calibri" w:hAnsi="Calibri"/>
-                <w:b w:val="0"/>
-                <w:color w:val="111111"/>
-                <w:sz w:val="20"/>
-              </w:rPr>
-              <w:t>Lesson (auto-adapted version if triggered)</w:t>
-            </w:r>
-          </w:p>
-        </w:tc>
-      </w:tr>
-      <w:tr>
-        <w:tc>
-          <w:tcPr>
-            <w:tcW w:type="dxa" w:w="2160"/>
-          </w:tcPr>
-          <w:p>
-            <w:r/>
-            <w:r>
-              <w:rPr>
-                <w:rFonts w:ascii="Calibri" w:hAnsi="Calibri"/>
-                <w:b w:val="0"/>
-                <w:color w:val="111111"/>
-                <w:sz w:val="20"/>
-              </w:rPr>
-              <w:t>POST</w:t>
-            </w:r>
-          </w:p>
-        </w:tc>
-        <w:tc>
-          <w:tcPr>
-            <w:tcW w:type="dxa" w:w="2160"/>
-          </w:tcPr>
-          <w:p>
-            <w:r/>
-            <w:r>
-              <w:rPr>
-                <w:rFonts w:ascii="Consolas" w:hAnsi="Consolas"/>
-                <w:color w:val="333333"/>
-                <w:sz w:val="18"/>
-              </w:rPr>
-              <w:t>/submissions</w:t>
-            </w:r>
-          </w:p>
-        </w:tc>
-        <w:tc>
-          <w:tcPr>
-            <w:tcW w:type="dxa" w:w="2160"/>
-          </w:tcPr>
-          <w:p>
-            <w:r/>
-            <w:r>
-              <w:rPr>
-                <w:rFonts w:ascii="Calibri" w:hAnsi="Calibri"/>
-                <w:b w:val="0"/>
-                <w:color w:val="111111"/>
-                <w:sz w:val="20"/>
-              </w:rPr>
-              <w:t>Student</w:t>
-            </w:r>
-          </w:p>
-        </w:tc>
-        <w:tc>
-          <w:tcPr>
-            <w:tcW w:type="dxa" w:w="2160"/>
-          </w:tcPr>
-          <w:p>
-            <w:r/>
-            <w:r>
-              <w:rPr>
-                <w:rFonts w:ascii="Calibri" w:hAnsi="Calibri"/>
-                <w:b w:val="0"/>
-                <w:color w:val="111111"/>
-                <w:sz w:val="20"/>
-              </w:rPr>
-              <w:t>Submit code</w:t>
-            </w:r>
-          </w:p>
-        </w:tc>
-      </w:tr>
-      <w:tr>
-        <w:tc>
-          <w:tcPr>
-            <w:tcW w:type="dxa" w:w="2160"/>
-          </w:tcPr>
-          <w:p>
-            <w:r/>
-            <w:r>
-              <w:rPr>
-                <w:rFonts w:ascii="Calibri" w:hAnsi="Calibri"/>
-                <w:b w:val="0"/>
-                <w:color w:val="111111"/>
-                <w:sz w:val="20"/>
-              </w:rPr>
-              <w:t>GET</w:t>
-            </w:r>
-          </w:p>
-        </w:tc>
-        <w:tc>
-          <w:tcPr>
-            <w:tcW w:type="dxa" w:w="2160"/>
-          </w:tcPr>
-          <w:p>
-            <w:r/>
-            <w:r>
-              <w:rPr>
-                <w:rFonts w:ascii="Consolas" w:hAnsi="Consolas"/>
-                <w:color w:val="333333"/>
-                <w:sz w:val="18"/>
-              </w:rPr>
-              <w:t>/submissions/:id/feedback</w:t>
-            </w:r>
-          </w:p>
-        </w:tc>
-        <w:tc>
-          <w:tcPr>
-            <w:tcW w:type="dxa" w:w="2160"/>
-          </w:tcPr>
-          <w:p>
-            <w:r/>
-            <w:r>
-              <w:rPr>
-                <w:rFonts w:ascii="Calibri" w:hAnsi="Calibri"/>
-                <w:b w:val="0"/>
-                <w:color w:val="111111"/>
-                <w:sz w:val="20"/>
-              </w:rPr>
-              <w:t>Student (own)</w:t>
-            </w:r>
-          </w:p>
-        </w:tc>
-        <w:tc>
-          <w:tcPr>
-            <w:tcW w:type="dxa" w:w="2160"/>
-          </w:tcPr>
-          <w:p>
-            <w:r/>
-            <w:r>
-              <w:rPr>
-                <w:rFonts w:ascii="Calibri" w:hAnsi="Calibri"/>
-                <w:b w:val="0"/>
-                <w:color w:val="111111"/>
-                <w:sz w:val="20"/>
-              </w:rPr>
-              <w:t>Structured feedback</w:t>
+              <w:t>Rotate token</w:t>
             </w:r>
           </w:p>
         </w:tc>
@@ -7754,7 +11526,7 @@
           <w:color w:val="000000"/>
           <w:sz w:val="25"/>
         </w:rPr>
-        <w:t>6.3 Admin</w:t>
+        <w:t>6.2 Student</w:t>
       </w:r>
     </w:p>
     <w:tbl>
@@ -7857,7 +11629,7 @@
                 <w:color w:val="111111"/>
                 <w:sz w:val="20"/>
               </w:rPr>
-              <w:t>GET/POST/PATCH</w:t>
+              <w:t>GET</w:t>
             </w:r>
           </w:p>
         </w:tc>
@@ -7873,7 +11645,7 @@
                 <w:color w:val="333333"/>
                 <w:sz w:val="18"/>
               </w:rPr>
-              <w:t>/admin/users</w:t>
+              <w:t>/student/me</w:t>
             </w:r>
           </w:p>
         </w:tc>
@@ -7890,7 +11662,7 @@
                 <w:color w:val="111111"/>
                 <w:sz w:val="20"/>
               </w:rPr>
-              <w:t>Admin</w:t>
+              <w:t>Student</w:t>
             </w:r>
           </w:p>
         </w:tc>
@@ -7907,7 +11679,7 @@
                 <w:color w:val="111111"/>
                 <w:sz w:val="20"/>
               </w:rPr>
-              <w:t>Manage accounts, roles, plan, suspension</w:t>
+              <w:t>Own profile</w:t>
             </w:r>
           </w:p>
         </w:tc>
@@ -7926,7 +11698,7 @@
                 <w:color w:val="111111"/>
                 <w:sz w:val="20"/>
               </w:rPr>
-              <w:t>GET/PATCH</w:t>
+              <w:t>POST</w:t>
             </w:r>
           </w:p>
         </w:tc>
@@ -7942,7 +11714,7 @@
                 <w:color w:val="333333"/>
                 <w:sz w:val="18"/>
               </w:rPr>
-              <w:t>/admin/curriculum</w:t>
+              <w:t>/student/diagnostic/start</w:t>
             </w:r>
           </w:p>
         </w:tc>
@@ -7959,7 +11731,7 @@
                 <w:color w:val="111111"/>
                 <w:sz w:val="20"/>
               </w:rPr>
-              <w:t>Admin</w:t>
+              <w:t>Student</w:t>
             </w:r>
           </w:p>
         </w:tc>
@@ -7976,7 +11748,7 @@
                 <w:color w:val="111111"/>
                 <w:sz w:val="20"/>
               </w:rPr>
-              <w:t>Curriculum settings, thresholds</w:t>
+              <w:t>Begin/resume diagnostic</w:t>
             </w:r>
           </w:p>
         </w:tc>
@@ -7995,7 +11767,7 @@
                 <w:color w:val="111111"/>
                 <w:sz w:val="20"/>
               </w:rPr>
-              <w:t>GET</w:t>
+              <w:t>POST</w:t>
             </w:r>
           </w:p>
         </w:tc>
@@ -8011,7 +11783,7 @@
                 <w:color w:val="333333"/>
                 <w:sz w:val="18"/>
               </w:rPr>
-              <w:t>/admin/analytics</w:t>
+              <w:t>/student/diagnostic/answer</w:t>
             </w:r>
           </w:p>
         </w:tc>
@@ -8028,7 +11800,7 @@
                 <w:color w:val="111111"/>
                 <w:sz w:val="20"/>
               </w:rPr>
-              <w:t>Admin</w:t>
+              <w:t>Student</w:t>
             </w:r>
           </w:p>
         </w:tc>
@@ -8045,7 +11817,7 @@
                 <w:color w:val="111111"/>
                 <w:sz w:val="20"/>
               </w:rPr>
-              <w:t>Assessment, mastery, AI usage stats</w:t>
+              <w:t>Submit answer → receive next dynamic item</w:t>
             </w:r>
           </w:p>
         </w:tc>
@@ -8080,7 +11852,7 @@
                 <w:color w:val="333333"/>
                 <w:sz w:val="18"/>
               </w:rPr>
-              <w:t>/admin/audit-log</w:t>
+              <w:t>/student/matrix</w:t>
             </w:r>
           </w:p>
         </w:tc>
@@ -8097,7 +11869,7 @@
                 <w:color w:val="111111"/>
                 <w:sz w:val="20"/>
               </w:rPr>
-              <w:t>Admin</w:t>
+              <w:t>Student (own)</w:t>
             </w:r>
           </w:p>
         </w:tc>
@@ -8114,7 +11886,438 @@
                 <w:color w:val="111111"/>
                 <w:sz w:val="20"/>
               </w:rPr>
-              <w:t>Security &amp; admin action log</w:t>
+              <w:t>Capability matrix</w:t>
+            </w:r>
+          </w:p>
+        </w:tc>
+      </w:tr>
+      <w:tr>
+        <w:tc>
+          <w:tcPr>
+            <w:tcW w:type="dxa" w:w="2160"/>
+          </w:tcPr>
+          <w:p>
+            <w:r/>
+            <w:r>
+              <w:rPr>
+                <w:rFonts w:ascii="Calibri" w:hAnsi="Calibri"/>
+                <w:b w:val="0"/>
+                <w:color w:val="111111"/>
+                <w:sz w:val="20"/>
+              </w:rPr>
+              <w:t>GET</w:t>
+            </w:r>
+          </w:p>
+        </w:tc>
+        <w:tc>
+          <w:tcPr>
+            <w:tcW w:type="dxa" w:w="2160"/>
+          </w:tcPr>
+          <w:p>
+            <w:r/>
+            <w:r>
+              <w:rPr>
+                <w:rFonts w:ascii="Consolas" w:hAnsi="Consolas"/>
+                <w:color w:val="333333"/>
+                <w:sz w:val="18"/>
+              </w:rPr>
+              <w:t>/student/passport</w:t>
+            </w:r>
+          </w:p>
+        </w:tc>
+        <w:tc>
+          <w:tcPr>
+            <w:tcW w:type="dxa" w:w="2160"/>
+          </w:tcPr>
+          <w:p>
+            <w:r/>
+            <w:r>
+              <w:rPr>
+                <w:rFonts w:ascii="Calibri" w:hAnsi="Calibri"/>
+                <w:b w:val="0"/>
+                <w:color w:val="111111"/>
+                <w:sz w:val="20"/>
+              </w:rPr>
+              <w:t>Student (own)</w:t>
+            </w:r>
+          </w:p>
+        </w:tc>
+        <w:tc>
+          <w:tcPr>
+            <w:tcW w:type="dxa" w:w="2160"/>
+          </w:tcPr>
+          <w:p>
+            <w:r/>
+            <w:r>
+              <w:rPr>
+                <w:rFonts w:ascii="Calibri" w:hAnsi="Calibri"/>
+                <w:b w:val="0"/>
+                <w:color w:val="111111"/>
+                <w:sz w:val="20"/>
+              </w:rPr>
+              <w:t>Skill Passport (deterministic, portable JSON)</w:t>
+            </w:r>
+          </w:p>
+        </w:tc>
+      </w:tr>
+      <w:tr>
+        <w:tc>
+          <w:tcPr>
+            <w:tcW w:type="dxa" w:w="2160"/>
+          </w:tcPr>
+          <w:p>
+            <w:r/>
+            <w:r>
+              <w:rPr>
+                <w:rFonts w:ascii="Calibri" w:hAnsi="Calibri"/>
+                <w:b w:val="0"/>
+                <w:color w:val="111111"/>
+                <w:sz w:val="20"/>
+              </w:rPr>
+              <w:t>GET</w:t>
+            </w:r>
+          </w:p>
+        </w:tc>
+        <w:tc>
+          <w:tcPr>
+            <w:tcW w:type="dxa" w:w="2160"/>
+          </w:tcPr>
+          <w:p>
+            <w:r/>
+            <w:r>
+              <w:rPr>
+                <w:rFonts w:ascii="Consolas" w:hAnsi="Consolas"/>
+                <w:color w:val="333333"/>
+                <w:sz w:val="18"/>
+              </w:rPr>
+              <w:t>/student/glossary</w:t>
+            </w:r>
+          </w:p>
+        </w:tc>
+        <w:tc>
+          <w:tcPr>
+            <w:tcW w:type="dxa" w:w="2160"/>
+          </w:tcPr>
+          <w:p>
+            <w:r/>
+            <w:r>
+              <w:rPr>
+                <w:rFonts w:ascii="Calibri" w:hAnsi="Calibri"/>
+                <w:b w:val="0"/>
+                <w:color w:val="111111"/>
+                <w:sz w:val="20"/>
+              </w:rPr>
+              <w:t>Student</w:t>
+            </w:r>
+          </w:p>
+        </w:tc>
+        <w:tc>
+          <w:tcPr>
+            <w:tcW w:type="dxa" w:w="2160"/>
+          </w:tcPr>
+          <w:p>
+            <w:r/>
+            <w:r>
+              <w:rPr>
+                <w:rFonts w:ascii="Calibri" w:hAnsi="Calibri"/>
+                <w:b w:val="0"/>
+                <w:color w:val="111111"/>
+                <w:sz w:val="20"/>
+              </w:rPr>
+              <w:t>Urdu dual-language glossary</w:t>
+            </w:r>
+          </w:p>
+        </w:tc>
+      </w:tr>
+      <w:tr>
+        <w:tc>
+          <w:tcPr>
+            <w:tcW w:type="dxa" w:w="2160"/>
+          </w:tcPr>
+          <w:p>
+            <w:r/>
+            <w:r>
+              <w:rPr>
+                <w:rFonts w:ascii="Calibri" w:hAnsi="Calibri"/>
+                <w:b w:val="0"/>
+                <w:color w:val="111111"/>
+                <w:sz w:val="20"/>
+              </w:rPr>
+              <w:t>GET</w:t>
+            </w:r>
+          </w:p>
+        </w:tc>
+        <w:tc>
+          <w:tcPr>
+            <w:tcW w:type="dxa" w:w="2160"/>
+          </w:tcPr>
+          <w:p>
+            <w:r/>
+            <w:r>
+              <w:rPr>
+                <w:rFonts w:ascii="Consolas" w:hAnsi="Consolas"/>
+                <w:color w:val="333333"/>
+                <w:sz w:val="18"/>
+              </w:rPr>
+              <w:t>/student/scholarships</w:t>
+            </w:r>
+          </w:p>
+        </w:tc>
+        <w:tc>
+          <w:tcPr>
+            <w:tcW w:type="dxa" w:w="2160"/>
+          </w:tcPr>
+          <w:p>
+            <w:r/>
+            <w:r>
+              <w:rPr>
+                <w:rFonts w:ascii="Calibri" w:hAnsi="Calibri"/>
+                <w:b w:val="0"/>
+                <w:color w:val="111111"/>
+                <w:sz w:val="20"/>
+              </w:rPr>
+              <w:t>Student</w:t>
+            </w:r>
+          </w:p>
+        </w:tc>
+        <w:tc>
+          <w:tcPr>
+            <w:tcW w:type="dxa" w:w="2160"/>
+          </w:tcPr>
+          <w:p>
+            <w:r/>
+            <w:r>
+              <w:rPr>
+                <w:rFonts w:ascii="Calibri" w:hAnsi="Calibri"/>
+                <w:b w:val="0"/>
+                <w:color w:val="111111"/>
+                <w:sz w:val="20"/>
+              </w:rPr>
+              <w:t>Scholarship Radar matches (</w:t>
+            </w:r>
+            <w:r>
+              <w:rPr>
+                <w:rFonts w:ascii="Consolas" w:hAnsi="Consolas"/>
+                <w:color w:val="333333"/>
+                <w:sz w:val="18"/>
+              </w:rPr>
+              <w:t>?level=&amp;country=&amp;field=</w:t>
+            </w:r>
+            <w:r>
+              <w:rPr>
+                <w:rFonts w:ascii="Calibri" w:hAnsi="Calibri"/>
+                <w:b w:val="0"/>
+                <w:color w:val="111111"/>
+                <w:sz w:val="20"/>
+              </w:rPr>
+              <w:t>)</w:t>
+            </w:r>
+          </w:p>
+        </w:tc>
+      </w:tr>
+      <w:tr>
+        <w:tc>
+          <w:tcPr>
+            <w:tcW w:type="dxa" w:w="2160"/>
+          </w:tcPr>
+          <w:p>
+            <w:r/>
+            <w:r>
+              <w:rPr>
+                <w:rFonts w:ascii="Calibri" w:hAnsi="Calibri"/>
+                <w:b w:val="0"/>
+                <w:color w:val="111111"/>
+                <w:sz w:val="20"/>
+              </w:rPr>
+              <w:t>GET</w:t>
+            </w:r>
+          </w:p>
+        </w:tc>
+        <w:tc>
+          <w:tcPr>
+            <w:tcW w:type="dxa" w:w="2160"/>
+          </w:tcPr>
+          <w:p>
+            <w:r/>
+            <w:r>
+              <w:rPr>
+                <w:rFonts w:ascii="Consolas" w:hAnsi="Consolas"/>
+                <w:color w:val="333333"/>
+                <w:sz w:val="18"/>
+              </w:rPr>
+              <w:t>/lessons/:conceptId</w:t>
+            </w:r>
+          </w:p>
+        </w:tc>
+        <w:tc>
+          <w:tcPr>
+            <w:tcW w:type="dxa" w:w="2160"/>
+          </w:tcPr>
+          <w:p>
+            <w:r/>
+            <w:r>
+              <w:rPr>
+                <w:rFonts w:ascii="Calibri" w:hAnsi="Calibri"/>
+                <w:b w:val="0"/>
+                <w:color w:val="111111"/>
+                <w:sz w:val="20"/>
+              </w:rPr>
+              <w:t>Student</w:t>
+            </w:r>
+          </w:p>
+        </w:tc>
+        <w:tc>
+          <w:tcPr>
+            <w:tcW w:type="dxa" w:w="2160"/>
+          </w:tcPr>
+          <w:p>
+            <w:r/>
+            <w:r>
+              <w:rPr>
+                <w:rFonts w:ascii="Calibri" w:hAnsi="Calibri"/>
+                <w:b w:val="0"/>
+                <w:color w:val="111111"/>
+                <w:sz w:val="20"/>
+              </w:rPr>
+              <w:t>Lesson (auto-adapted version if triggered)</w:t>
+            </w:r>
+          </w:p>
+        </w:tc>
+      </w:tr>
+      <w:tr>
+        <w:tc>
+          <w:tcPr>
+            <w:tcW w:type="dxa" w:w="2160"/>
+          </w:tcPr>
+          <w:p>
+            <w:r/>
+            <w:r>
+              <w:rPr>
+                <w:rFonts w:ascii="Calibri" w:hAnsi="Calibri"/>
+                <w:b w:val="0"/>
+                <w:color w:val="111111"/>
+                <w:sz w:val="20"/>
+              </w:rPr>
+              <w:t>POST</w:t>
+            </w:r>
+          </w:p>
+        </w:tc>
+        <w:tc>
+          <w:tcPr>
+            <w:tcW w:type="dxa" w:w="2160"/>
+          </w:tcPr>
+          <w:p>
+            <w:r/>
+            <w:r>
+              <w:rPr>
+                <w:rFonts w:ascii="Consolas" w:hAnsi="Consolas"/>
+                <w:color w:val="333333"/>
+                <w:sz w:val="18"/>
+              </w:rPr>
+              <w:t>/submissions</w:t>
+            </w:r>
+          </w:p>
+        </w:tc>
+        <w:tc>
+          <w:tcPr>
+            <w:tcW w:type="dxa" w:w="2160"/>
+          </w:tcPr>
+          <w:p>
+            <w:r/>
+            <w:r>
+              <w:rPr>
+                <w:rFonts w:ascii="Calibri" w:hAnsi="Calibri"/>
+                <w:b w:val="0"/>
+                <w:color w:val="111111"/>
+                <w:sz w:val="20"/>
+              </w:rPr>
+              <w:t>Student</w:t>
+            </w:r>
+          </w:p>
+        </w:tc>
+        <w:tc>
+          <w:tcPr>
+            <w:tcW w:type="dxa" w:w="2160"/>
+          </w:tcPr>
+          <w:p>
+            <w:r/>
+            <w:r>
+              <w:rPr>
+                <w:rFonts w:ascii="Calibri" w:hAnsi="Calibri"/>
+                <w:b w:val="0"/>
+                <w:color w:val="111111"/>
+                <w:sz w:val="20"/>
+              </w:rPr>
+              <w:t>Submit code</w:t>
+            </w:r>
+          </w:p>
+        </w:tc>
+      </w:tr>
+      <w:tr>
+        <w:tc>
+          <w:tcPr>
+            <w:tcW w:type="dxa" w:w="2160"/>
+          </w:tcPr>
+          <w:p>
+            <w:r/>
+            <w:r>
+              <w:rPr>
+                <w:rFonts w:ascii="Calibri" w:hAnsi="Calibri"/>
+                <w:b w:val="0"/>
+                <w:color w:val="111111"/>
+                <w:sz w:val="20"/>
+              </w:rPr>
+              <w:t>GET</w:t>
+            </w:r>
+          </w:p>
+        </w:tc>
+        <w:tc>
+          <w:tcPr>
+            <w:tcW w:type="dxa" w:w="2160"/>
+          </w:tcPr>
+          <w:p>
+            <w:r/>
+            <w:r>
+              <w:rPr>
+                <w:rFonts w:ascii="Consolas" w:hAnsi="Consolas"/>
+                <w:color w:val="333333"/>
+                <w:sz w:val="18"/>
+              </w:rPr>
+              <w:t>/submissions/:id/feedback</w:t>
+            </w:r>
+          </w:p>
+        </w:tc>
+        <w:tc>
+          <w:tcPr>
+            <w:tcW w:type="dxa" w:w="2160"/>
+          </w:tcPr>
+          <w:p>
+            <w:r/>
+            <w:r>
+              <w:rPr>
+                <w:rFonts w:ascii="Calibri" w:hAnsi="Calibri"/>
+                <w:b w:val="0"/>
+                <w:color w:val="111111"/>
+                <w:sz w:val="20"/>
+              </w:rPr>
+              <w:t>Student (own)</w:t>
+            </w:r>
+          </w:p>
+        </w:tc>
+        <w:tc>
+          <w:tcPr>
+            <w:tcW w:type="dxa" w:w="2160"/>
+          </w:tcPr>
+          <w:p>
+            <w:r/>
+            <w:r>
+              <w:rPr>
+                <w:rFonts w:ascii="Calibri" w:hAnsi="Calibri"/>
+                <w:b w:val="0"/>
+                <w:color w:val="111111"/>
+                <w:sz w:val="20"/>
+              </w:rPr>
+              <w:t>Structured feedback</w:t>
             </w:r>
           </w:p>
         </w:tc>
@@ -8132,7 +12335,7 @@
           <w:color w:val="000000"/>
           <w:sz w:val="25"/>
         </w:rPr>
-        <w:t>6.4 Chat</w:t>
+        <w:t>6.3 Admin</w:t>
       </w:r>
     </w:p>
     <w:tbl>
@@ -8235,7 +12438,7 @@
                 <w:color w:val="111111"/>
                 <w:sz w:val="20"/>
               </w:rPr>
-              <w:t>POST</w:t>
+              <w:t>GET/POST/PATCH</w:t>
             </w:r>
           </w:p>
         </w:tc>
@@ -8251,7 +12454,7 @@
                 <w:color w:val="333333"/>
                 <w:sz w:val="18"/>
               </w:rPr>
-              <w:t>/chat</w:t>
+              <w:t>/admin/users</w:t>
             </w:r>
           </w:p>
         </w:tc>
@@ -8268,7 +12471,7 @@
                 <w:color w:val="111111"/>
                 <w:sz w:val="20"/>
               </w:rPr>
-              <w:t>Authenticated</w:t>
+              <w:t>Admin</w:t>
             </w:r>
           </w:p>
         </w:tc>
@@ -8285,7 +12488,7 @@
                 <w:color w:val="111111"/>
                 <w:sz w:val="20"/>
               </w:rPr>
-              <w:t>Send message, get structured reply (rate-limited)</w:t>
+              <w:t>Manage accounts, roles, plan, suspension</w:t>
             </w:r>
           </w:p>
         </w:tc>
@@ -8304,7 +12507,7 @@
                 <w:color w:val="111111"/>
                 <w:sz w:val="20"/>
               </w:rPr>
-              <w:t>GET</w:t>
+              <w:t>GET/PATCH</w:t>
             </w:r>
           </w:p>
         </w:tc>
@@ -8320,7 +12523,7 @@
                 <w:color w:val="333333"/>
                 <w:sz w:val="18"/>
               </w:rPr>
-              <w:t>/chat/history</w:t>
+              <w:t>/admin/curriculum</w:t>
             </w:r>
           </w:p>
         </w:tc>
@@ -8337,7 +12540,7 @@
                 <w:color w:val="111111"/>
                 <w:sz w:val="20"/>
               </w:rPr>
-              <w:t>Authenticated (own)</w:t>
+              <w:t>Admin</w:t>
             </w:r>
           </w:p>
         </w:tc>
@@ -8354,7 +12557,7 @@
                 <w:color w:val="111111"/>
                 <w:sz w:val="20"/>
               </w:rPr>
-              <w:t>Conversation history</w:t>
+              <w:t>Curriculum settings, thresholds</w:t>
             </w:r>
           </w:p>
         </w:tc>
@@ -8373,7 +12576,7 @@
                 <w:color w:val="111111"/>
                 <w:sz w:val="20"/>
               </w:rPr>
-              <w:t>DELETE</w:t>
+              <w:t>GET</w:t>
             </w:r>
           </w:p>
         </w:tc>
@@ -8389,7 +12592,7 @@
                 <w:color w:val="333333"/>
                 <w:sz w:val="18"/>
               </w:rPr>
-              <w:t>/chat/history</w:t>
+              <w:t>/admin/analytics</w:t>
             </w:r>
           </w:p>
         </w:tc>
@@ -8406,7 +12609,7 @@
                 <w:color w:val="111111"/>
                 <w:sz w:val="20"/>
               </w:rPr>
-              <w:t>Authenticated (own)</w:t>
+              <w:t>Admin</w:t>
             </w:r>
           </w:p>
         </w:tc>
@@ -8423,7 +12626,76 @@
                 <w:color w:val="111111"/>
                 <w:sz w:val="20"/>
               </w:rPr>
-              <w:t>Clear conversation</w:t>
+              <w:t>Assessment, mastery, AI usage stats</w:t>
+            </w:r>
+          </w:p>
+        </w:tc>
+      </w:tr>
+      <w:tr>
+        <w:tc>
+          <w:tcPr>
+            <w:tcW w:type="dxa" w:w="2160"/>
+          </w:tcPr>
+          <w:p>
+            <w:r/>
+            <w:r>
+              <w:rPr>
+                <w:rFonts w:ascii="Calibri" w:hAnsi="Calibri"/>
+                <w:b w:val="0"/>
+                <w:color w:val="111111"/>
+                <w:sz w:val="20"/>
+              </w:rPr>
+              <w:t>GET</w:t>
+            </w:r>
+          </w:p>
+        </w:tc>
+        <w:tc>
+          <w:tcPr>
+            <w:tcW w:type="dxa" w:w="2160"/>
+          </w:tcPr>
+          <w:p>
+            <w:r/>
+            <w:r>
+              <w:rPr>
+                <w:rFonts w:ascii="Consolas" w:hAnsi="Consolas"/>
+                <w:color w:val="333333"/>
+                <w:sz w:val="18"/>
+              </w:rPr>
+              <w:t>/admin/audit-log</w:t>
+            </w:r>
+          </w:p>
+        </w:tc>
+        <w:tc>
+          <w:tcPr>
+            <w:tcW w:type="dxa" w:w="2160"/>
+          </w:tcPr>
+          <w:p>
+            <w:r/>
+            <w:r>
+              <w:rPr>
+                <w:rFonts w:ascii="Calibri" w:hAnsi="Calibri"/>
+                <w:b w:val="0"/>
+                <w:color w:val="111111"/>
+                <w:sz w:val="20"/>
+              </w:rPr>
+              <w:t>Admin</w:t>
+            </w:r>
+          </w:p>
+        </w:tc>
+        <w:tc>
+          <w:tcPr>
+            <w:tcW w:type="dxa" w:w="2160"/>
+          </w:tcPr>
+          <w:p>
+            <w:r/>
+            <w:r>
+              <w:rPr>
+                <w:rFonts w:ascii="Calibri" w:hAnsi="Calibri"/>
+                <w:b w:val="0"/>
+                <w:color w:val="111111"/>
+                <w:sz w:val="20"/>
+              </w:rPr>
+              <w:t>Security &amp; admin action log</w:t>
             </w:r>
           </w:p>
         </w:tc>
@@ -8441,7 +12713,7 @@
           <w:color w:val="000000"/>
           <w:sz w:val="25"/>
         </w:rPr>
-        <w:t>6.5 Premium</w:t>
+        <w:t>6.4 Chat</w:t>
       </w:r>
     </w:p>
     <w:tbl>
@@ -8544,7 +12816,7 @@
                 <w:color w:val="111111"/>
                 <w:sz w:val="20"/>
               </w:rPr>
-              <w:t>GET</w:t>
+              <w:t>POST</w:t>
             </w:r>
           </w:p>
         </w:tc>
@@ -8560,7 +12832,7 @@
                 <w:color w:val="333333"/>
                 <w:sz w:val="18"/>
               </w:rPr>
-              <w:t>/premium/plan</w:t>
+              <w:t>/chat</w:t>
             </w:r>
           </w:p>
         </w:tc>
@@ -8594,7 +12866,7 @@
                 <w:color w:val="111111"/>
                 <w:sz w:val="20"/>
               </w:rPr>
-              <w:t>Current plan + unlocked features</w:t>
+              <w:t>Send message, get structured reply (rate-limited)</w:t>
             </w:r>
           </w:p>
         </w:tc>
@@ -8613,7 +12885,7 @@
                 <w:color w:val="111111"/>
                 <w:sz w:val="20"/>
               </w:rPr>
-              <w:t>POST</w:t>
+              <w:t>GET</w:t>
             </w:r>
           </w:p>
         </w:tc>
@@ -8629,7 +12901,7 @@
                 <w:color w:val="333333"/>
                 <w:sz w:val="18"/>
               </w:rPr>
-              <w:t>/premium/upgrade</w:t>
+              <w:t>/chat/history</w:t>
             </w:r>
           </w:p>
         </w:tc>
@@ -8646,7 +12918,7 @@
                 <w:color w:val="111111"/>
                 <w:sz w:val="20"/>
               </w:rPr>
-              <w:t>Student</w:t>
+              <w:t>Authenticated (own)</w:t>
             </w:r>
           </w:p>
         </w:tc>
@@ -8663,7 +12935,7 @@
                 <w:color w:val="111111"/>
                 <w:sz w:val="20"/>
               </w:rPr>
-              <w:t>(mock) subscribe → premium, reissues tokens</w:t>
+              <w:t>Conversation history</w:t>
             </w:r>
           </w:p>
         </w:tc>
@@ -8682,7 +12954,7 @@
                 <w:color w:val="111111"/>
                 <w:sz w:val="20"/>
               </w:rPr>
-              <w:t>GET</w:t>
+              <w:t>DELETE</w:t>
             </w:r>
           </w:p>
         </w:tc>
@@ -8698,7 +12970,7 @@
                 <w:color w:val="333333"/>
                 <w:sz w:val="18"/>
               </w:rPr>
-              <w:t>/premium/memory</w:t>
+              <w:t>/chat/history</w:t>
             </w:r>
           </w:p>
         </w:tc>
@@ -8715,7 +12987,7 @@
                 <w:color w:val="111111"/>
                 <w:sz w:val="20"/>
               </w:rPr>
-              <w:t>Premium</w:t>
+              <w:t>Authenticated (own)</w:t>
             </w:r>
           </w:p>
         </w:tc>
@@ -8732,352 +13004,7 @@
                 <w:color w:val="111111"/>
                 <w:sz w:val="20"/>
               </w:rPr>
-              <w:t>Memory Twin forecast (402 if free)</w:t>
-            </w:r>
-          </w:p>
-        </w:tc>
-      </w:tr>
-      <w:tr>
-        <w:tc>
-          <w:tcPr>
-            <w:tcW w:type="dxa" w:w="2160"/>
-          </w:tcPr>
-          <w:p>
-            <w:r/>
-            <w:r>
-              <w:rPr>
-                <w:rFonts w:ascii="Calibri" w:hAnsi="Calibri"/>
-                <w:b w:val="0"/>
-                <w:color w:val="111111"/>
-                <w:sz w:val="20"/>
-              </w:rPr>
-              <w:t>POST</w:t>
-            </w:r>
-          </w:p>
-        </w:tc>
-        <w:tc>
-          <w:tcPr>
-            <w:tcW w:type="dxa" w:w="2160"/>
-          </w:tcPr>
-          <w:p>
-            <w:r/>
-            <w:r>
-              <w:rPr>
-                <w:rFonts w:ascii="Consolas" w:hAnsi="Consolas"/>
-                <w:color w:val="333333"/>
-                <w:sz w:val="18"/>
-              </w:rPr>
-              <w:t>/premium/memory/rescue</w:t>
-            </w:r>
-          </w:p>
-        </w:tc>
-        <w:tc>
-          <w:tcPr>
-            <w:tcW w:type="dxa" w:w="2160"/>
-          </w:tcPr>
-          <w:p>
-            <w:r/>
-            <w:r>
-              <w:rPr>
-                <w:rFonts w:ascii="Calibri" w:hAnsi="Calibri"/>
-                <w:b w:val="0"/>
-                <w:color w:val="111111"/>
-                <w:sz w:val="20"/>
-              </w:rPr>
-              <w:t>Premium</w:t>
-            </w:r>
-          </w:p>
-        </w:tc>
-        <w:tc>
-          <w:tcPr>
-            <w:tcW w:type="dxa" w:w="2160"/>
-          </w:tcPr>
-          <w:p>
-            <w:r/>
-            <w:r>
-              <w:rPr>
-                <w:rFonts w:ascii="Calibri" w:hAnsi="Calibri"/>
-                <w:b w:val="0"/>
-                <w:color w:val="111111"/>
-                <w:sz w:val="20"/>
-              </w:rPr>
-              <w:t>Start a Rescue Review</w:t>
-            </w:r>
-          </w:p>
-        </w:tc>
-      </w:tr>
-      <w:tr>
-        <w:tc>
-          <w:tcPr>
-            <w:tcW w:type="dxa" w:w="2160"/>
-          </w:tcPr>
-          <w:p>
-            <w:r/>
-            <w:r>
-              <w:rPr>
-                <w:rFonts w:ascii="Calibri" w:hAnsi="Calibri"/>
-                <w:b w:val="0"/>
-                <w:color w:val="111111"/>
-                <w:sz w:val="20"/>
-              </w:rPr>
-              <w:t>POST</w:t>
-            </w:r>
-          </w:p>
-        </w:tc>
-        <w:tc>
-          <w:tcPr>
-            <w:tcW w:type="dxa" w:w="2160"/>
-          </w:tcPr>
-          <w:p>
-            <w:r/>
-            <w:r>
-              <w:rPr>
-                <w:rFonts w:ascii="Consolas" w:hAnsi="Consolas"/>
-                <w:color w:val="333333"/>
-                <w:sz w:val="18"/>
-              </w:rPr>
-              <w:t>/premium/memory/rescue/answer</w:t>
-            </w:r>
-          </w:p>
-        </w:tc>
-        <w:tc>
-          <w:tcPr>
-            <w:tcW w:type="dxa" w:w="2160"/>
-          </w:tcPr>
-          <w:p>
-            <w:r/>
-            <w:r>
-              <w:rPr>
-                <w:rFonts w:ascii="Calibri" w:hAnsi="Calibri"/>
-                <w:b w:val="0"/>
-                <w:color w:val="111111"/>
-                <w:sz w:val="20"/>
-              </w:rPr>
-              <w:t>Premium</w:t>
-            </w:r>
-          </w:p>
-        </w:tc>
-        <w:tc>
-          <w:tcPr>
-            <w:tcW w:type="dxa" w:w="2160"/>
-          </w:tcPr>
-          <w:p>
-            <w:r/>
-            <w:r>
-              <w:rPr>
-                <w:rFonts w:ascii="Calibri" w:hAnsi="Calibri"/>
-                <w:b w:val="0"/>
-                <w:color w:val="111111"/>
-                <w:sz w:val="20"/>
-              </w:rPr>
-              <w:t>Answer a rescue question</w:t>
-            </w:r>
-          </w:p>
-        </w:tc>
-      </w:tr>
-      <w:tr>
-        <w:tc>
-          <w:tcPr>
-            <w:tcW w:type="dxa" w:w="2160"/>
-          </w:tcPr>
-          <w:p>
-            <w:r/>
-            <w:r>
-              <w:rPr>
-                <w:rFonts w:ascii="Calibri" w:hAnsi="Calibri"/>
-                <w:b w:val="0"/>
-                <w:color w:val="111111"/>
-                <w:sz w:val="20"/>
-              </w:rPr>
-              <w:t>GET</w:t>
-            </w:r>
-          </w:p>
-        </w:tc>
-        <w:tc>
-          <w:tcPr>
-            <w:tcW w:type="dxa" w:w="2160"/>
-          </w:tcPr>
-          <w:p>
-            <w:r/>
-            <w:r>
-              <w:rPr>
-                <w:rFonts w:ascii="Consolas" w:hAnsi="Consolas"/>
-                <w:color w:val="333333"/>
-                <w:sz w:val="18"/>
-              </w:rPr>
-              <w:t>/premium/dna</w:t>
-            </w:r>
-          </w:p>
-        </w:tc>
-        <w:tc>
-          <w:tcPr>
-            <w:tcW w:type="dxa" w:w="2160"/>
-          </w:tcPr>
-          <w:p>
-            <w:r/>
-            <w:r>
-              <w:rPr>
-                <w:rFonts w:ascii="Calibri" w:hAnsi="Calibri"/>
-                <w:b w:val="0"/>
-                <w:color w:val="111111"/>
-                <w:sz w:val="20"/>
-              </w:rPr>
-              <w:t>Authenticated</w:t>
-            </w:r>
-          </w:p>
-        </w:tc>
-        <w:tc>
-          <w:tcPr>
-            <w:tcW w:type="dxa" w:w="2160"/>
-          </w:tcPr>
-          <w:p>
-            <w:r/>
-            <w:r>
-              <w:rPr>
-                <w:rFonts w:ascii="Calibri" w:hAnsi="Calibri"/>
-                <w:b w:val="0"/>
-                <w:color w:val="111111"/>
-                <w:sz w:val="20"/>
-              </w:rPr>
-              <w:t>Struggle DNA (teaser for free, full for premium)</w:t>
-            </w:r>
-          </w:p>
-        </w:tc>
-      </w:tr>
-      <w:tr>
-        <w:tc>
-          <w:tcPr>
-            <w:tcW w:type="dxa" w:w="2160"/>
-          </w:tcPr>
-          <w:p>
-            <w:r/>
-            <w:r>
-              <w:rPr>
-                <w:rFonts w:ascii="Calibri" w:hAnsi="Calibri"/>
-                <w:b w:val="0"/>
-                <w:color w:val="111111"/>
-                <w:sz w:val="20"/>
-              </w:rPr>
-              <w:t>POST</w:t>
-            </w:r>
-          </w:p>
-        </w:tc>
-        <w:tc>
-          <w:tcPr>
-            <w:tcW w:type="dxa" w:w="2160"/>
-          </w:tcPr>
-          <w:p>
-            <w:r/>
-            <w:r>
-              <w:rPr>
-                <w:rFonts w:ascii="Consolas" w:hAnsi="Consolas"/>
-                <w:color w:val="333333"/>
-                <w:sz w:val="18"/>
-              </w:rPr>
-              <w:t>/premium/autopilot</w:t>
-            </w:r>
-          </w:p>
-        </w:tc>
-        <w:tc>
-          <w:tcPr>
-            <w:tcW w:type="dxa" w:w="2160"/>
-          </w:tcPr>
-          <w:p>
-            <w:r/>
-            <w:r>
-              <w:rPr>
-                <w:rFonts w:ascii="Calibri" w:hAnsi="Calibri"/>
-                <w:b w:val="0"/>
-                <w:color w:val="111111"/>
-                <w:sz w:val="20"/>
-              </w:rPr>
-              <w:t>Premium</w:t>
-            </w:r>
-          </w:p>
-        </w:tc>
-        <w:tc>
-          <w:tcPr>
-            <w:tcW w:type="dxa" w:w="2160"/>
-          </w:tcPr>
-          <w:p>
-            <w:r/>
-            <w:r>
-              <w:rPr>
-                <w:rFonts w:ascii="Calibri" w:hAnsi="Calibri"/>
-                <w:b w:val="0"/>
-                <w:color w:val="111111"/>
-                <w:sz w:val="20"/>
-              </w:rPr>
-              <w:t>Analyze a pasted JD → gap analysis + 90-day plan (402 if free, rate-limited)</w:t>
-            </w:r>
-          </w:p>
-        </w:tc>
-      </w:tr>
-      <w:tr>
-        <w:tc>
-          <w:tcPr>
-            <w:tcW w:type="dxa" w:w="2160"/>
-          </w:tcPr>
-          <w:p>
-            <w:r/>
-            <w:r>
-              <w:rPr>
-                <w:rFonts w:ascii="Calibri" w:hAnsi="Calibri"/>
-                <w:b w:val="0"/>
-                <w:color w:val="111111"/>
-                <w:sz w:val="20"/>
-              </w:rPr>
-              <w:t>GET</w:t>
-            </w:r>
-          </w:p>
-        </w:tc>
-        <w:tc>
-          <w:tcPr>
-            <w:tcW w:type="dxa" w:w="2160"/>
-          </w:tcPr>
-          <w:p>
-            <w:r/>
-            <w:r>
-              <w:rPr>
-                <w:rFonts w:ascii="Consolas" w:hAnsi="Consolas"/>
-                <w:color w:val="333333"/>
-                <w:sz w:val="18"/>
-              </w:rPr>
-              <w:t>/premium/autopilot</w:t>
-            </w:r>
-          </w:p>
-        </w:tc>
-        <w:tc>
-          <w:tcPr>
-            <w:tcW w:type="dxa" w:w="2160"/>
-          </w:tcPr>
-          <w:p>
-            <w:r/>
-            <w:r>
-              <w:rPr>
-                <w:rFonts w:ascii="Calibri" w:hAnsi="Calibri"/>
-                <w:b w:val="0"/>
-                <w:color w:val="111111"/>
-                <w:sz w:val="20"/>
-              </w:rPr>
-              <w:t>Premium</w:t>
-            </w:r>
-          </w:p>
-        </w:tc>
-        <w:tc>
-          <w:tcPr>
-            <w:tcW w:type="dxa" w:w="2160"/>
-          </w:tcPr>
-          <w:p>
-            <w:r/>
-            <w:r>
-              <w:rPr>
-                <w:rFonts w:ascii="Calibri" w:hAnsi="Calibri"/>
-                <w:b w:val="0"/>
-                <w:color w:val="111111"/>
-                <w:sz w:val="20"/>
-              </w:rPr>
-              <w:t>Latest saved Autopilot plan</w:t>
+              <w:t>Clear conversation</w:t>
             </w:r>
           </w:p>
         </w:tc>
@@ -9095,7 +13022,7 @@
           <w:color w:val="000000"/>
           <w:sz w:val="25"/>
         </w:rPr>
-        <w:t>6.6 Dojo (System Design)</w:t>
+        <w:t>6.5 Premium</w:t>
       </w:r>
     </w:p>
     <w:tbl>
@@ -9214,7 +13141,7 @@
                 <w:color w:val="333333"/>
                 <w:sz w:val="18"/>
               </w:rPr>
-              <w:t>/dojo/challenges</w:t>
+              <w:t>/premium/plan</w:t>
             </w:r>
           </w:p>
         </w:tc>
@@ -9231,7 +13158,7 @@
                 <w:color w:val="111111"/>
                 <w:sz w:val="20"/>
               </w:rPr>
-              <w:t>Student</w:t>
+              <w:t>Authenticated</w:t>
             </w:r>
           </w:p>
         </w:tc>
@@ -9248,7 +13175,7 @@
                 <w:color w:val="111111"/>
                 <w:sz w:val="20"/>
               </w:rPr>
-              <w:t>Six challenges + the 5-step framework</w:t>
+              <w:t>Current plan + unlocked features</w:t>
             </w:r>
           </w:p>
         </w:tc>
@@ -9283,7 +13210,7 @@
                 <w:color w:val="333333"/>
                 <w:sz w:val="18"/>
               </w:rPr>
-              <w:t>/dojo/critique</w:t>
+              <w:t>/premium/upgrade</w:t>
             </w:r>
           </w:p>
         </w:tc>
@@ -9317,7 +13244,7 @@
                 <w:color w:val="111111"/>
                 <w:sz w:val="20"/>
               </w:rPr>
-              <w:t>Submit a design draft → 4-axis rubric critique (rate-limited)</w:t>
+              <w:t>(mock) subscribe → premium, reissues tokens</w:t>
             </w:r>
           </w:p>
         </w:tc>
@@ -9352,7 +13279,7 @@
                 <w:color w:val="333333"/>
                 <w:sz w:val="18"/>
               </w:rPr>
-              <w:t>/dojo/history</w:t>
+              <w:t>/premium/memory</w:t>
             </w:r>
           </w:p>
         </w:tc>
@@ -9369,7 +13296,7 @@
                 <w:color w:val="111111"/>
                 <w:sz w:val="20"/>
               </w:rPr>
-              <w:t>Student (own)</w:t>
+              <w:t>Premium</w:t>
             </w:r>
           </w:p>
         </w:tc>
@@ -9386,7 +13313,685 @@
                 <w:color w:val="111111"/>
                 <w:sz w:val="20"/>
               </w:rPr>
-              <w:t>Past critiques</w:t>
+              <w:t>Memory Twin forecast (402 if free)</w:t>
+            </w:r>
+          </w:p>
+        </w:tc>
+      </w:tr>
+      <w:tr>
+        <w:tc>
+          <w:tcPr>
+            <w:tcW w:type="dxa" w:w="2160"/>
+          </w:tcPr>
+          <w:p>
+            <w:r/>
+            <w:r>
+              <w:rPr>
+                <w:rFonts w:ascii="Calibri" w:hAnsi="Calibri"/>
+                <w:b w:val="0"/>
+                <w:color w:val="111111"/>
+                <w:sz w:val="20"/>
+              </w:rPr>
+              <w:t>POST</w:t>
+            </w:r>
+          </w:p>
+        </w:tc>
+        <w:tc>
+          <w:tcPr>
+            <w:tcW w:type="dxa" w:w="2160"/>
+          </w:tcPr>
+          <w:p>
+            <w:r/>
+            <w:r>
+              <w:rPr>
+                <w:rFonts w:ascii="Consolas" w:hAnsi="Consolas"/>
+                <w:color w:val="333333"/>
+                <w:sz w:val="18"/>
+              </w:rPr>
+              <w:t>/premium/memory/rescue</w:t>
+            </w:r>
+          </w:p>
+        </w:tc>
+        <w:tc>
+          <w:tcPr>
+            <w:tcW w:type="dxa" w:w="2160"/>
+          </w:tcPr>
+          <w:p>
+            <w:r/>
+            <w:r>
+              <w:rPr>
+                <w:rFonts w:ascii="Calibri" w:hAnsi="Calibri"/>
+                <w:b w:val="0"/>
+                <w:color w:val="111111"/>
+                <w:sz w:val="20"/>
+              </w:rPr>
+              <w:t>Premium</w:t>
+            </w:r>
+          </w:p>
+        </w:tc>
+        <w:tc>
+          <w:tcPr>
+            <w:tcW w:type="dxa" w:w="2160"/>
+          </w:tcPr>
+          <w:p>
+            <w:r/>
+            <w:r>
+              <w:rPr>
+                <w:rFonts w:ascii="Calibri" w:hAnsi="Calibri"/>
+                <w:b w:val="0"/>
+                <w:color w:val="111111"/>
+                <w:sz w:val="20"/>
+              </w:rPr>
+              <w:t>Start a Rescue Review</w:t>
+            </w:r>
+          </w:p>
+        </w:tc>
+      </w:tr>
+      <w:tr>
+        <w:tc>
+          <w:tcPr>
+            <w:tcW w:type="dxa" w:w="2160"/>
+          </w:tcPr>
+          <w:p>
+            <w:r/>
+            <w:r>
+              <w:rPr>
+                <w:rFonts w:ascii="Calibri" w:hAnsi="Calibri"/>
+                <w:b w:val="0"/>
+                <w:color w:val="111111"/>
+                <w:sz w:val="20"/>
+              </w:rPr>
+              <w:t>POST</w:t>
+            </w:r>
+          </w:p>
+        </w:tc>
+        <w:tc>
+          <w:tcPr>
+            <w:tcW w:type="dxa" w:w="2160"/>
+          </w:tcPr>
+          <w:p>
+            <w:r/>
+            <w:r>
+              <w:rPr>
+                <w:rFonts w:ascii="Consolas" w:hAnsi="Consolas"/>
+                <w:color w:val="333333"/>
+                <w:sz w:val="18"/>
+              </w:rPr>
+              <w:t>/premium/memory/rescue/answer</w:t>
+            </w:r>
+          </w:p>
+        </w:tc>
+        <w:tc>
+          <w:tcPr>
+            <w:tcW w:type="dxa" w:w="2160"/>
+          </w:tcPr>
+          <w:p>
+            <w:r/>
+            <w:r>
+              <w:rPr>
+                <w:rFonts w:ascii="Calibri" w:hAnsi="Calibri"/>
+                <w:b w:val="0"/>
+                <w:color w:val="111111"/>
+                <w:sz w:val="20"/>
+              </w:rPr>
+              <w:t>Premium</w:t>
+            </w:r>
+          </w:p>
+        </w:tc>
+        <w:tc>
+          <w:tcPr>
+            <w:tcW w:type="dxa" w:w="2160"/>
+          </w:tcPr>
+          <w:p>
+            <w:r/>
+            <w:r>
+              <w:rPr>
+                <w:rFonts w:ascii="Calibri" w:hAnsi="Calibri"/>
+                <w:b w:val="0"/>
+                <w:color w:val="111111"/>
+                <w:sz w:val="20"/>
+              </w:rPr>
+              <w:t>Answer a rescue question</w:t>
+            </w:r>
+          </w:p>
+        </w:tc>
+      </w:tr>
+      <w:tr>
+        <w:tc>
+          <w:tcPr>
+            <w:tcW w:type="dxa" w:w="2160"/>
+          </w:tcPr>
+          <w:p>
+            <w:r/>
+            <w:r>
+              <w:rPr>
+                <w:rFonts w:ascii="Calibri" w:hAnsi="Calibri"/>
+                <w:b w:val="0"/>
+                <w:color w:val="111111"/>
+                <w:sz w:val="20"/>
+              </w:rPr>
+              <w:t>GET</w:t>
+            </w:r>
+          </w:p>
+        </w:tc>
+        <w:tc>
+          <w:tcPr>
+            <w:tcW w:type="dxa" w:w="2160"/>
+          </w:tcPr>
+          <w:p>
+            <w:r/>
+            <w:r>
+              <w:rPr>
+                <w:rFonts w:ascii="Consolas" w:hAnsi="Consolas"/>
+                <w:color w:val="333333"/>
+                <w:sz w:val="18"/>
+              </w:rPr>
+              <w:t>/premium/dna</w:t>
+            </w:r>
+          </w:p>
+        </w:tc>
+        <w:tc>
+          <w:tcPr>
+            <w:tcW w:type="dxa" w:w="2160"/>
+          </w:tcPr>
+          <w:p>
+            <w:r/>
+            <w:r>
+              <w:rPr>
+                <w:rFonts w:ascii="Calibri" w:hAnsi="Calibri"/>
+                <w:b w:val="0"/>
+                <w:color w:val="111111"/>
+                <w:sz w:val="20"/>
+              </w:rPr>
+              <w:t>Authenticated</w:t>
+            </w:r>
+          </w:p>
+        </w:tc>
+        <w:tc>
+          <w:tcPr>
+            <w:tcW w:type="dxa" w:w="2160"/>
+          </w:tcPr>
+          <w:p>
+            <w:r/>
+            <w:r>
+              <w:rPr>
+                <w:rFonts w:ascii="Calibri" w:hAnsi="Calibri"/>
+                <w:b w:val="0"/>
+                <w:color w:val="111111"/>
+                <w:sz w:val="20"/>
+              </w:rPr>
+              <w:t>Struggle DNA (teaser for free, full for premium)</w:t>
+            </w:r>
+          </w:p>
+        </w:tc>
+      </w:tr>
+      <w:tr>
+        <w:tc>
+          <w:tcPr>
+            <w:tcW w:type="dxa" w:w="2160"/>
+          </w:tcPr>
+          <w:p>
+            <w:r/>
+            <w:r>
+              <w:rPr>
+                <w:rFonts w:ascii="Calibri" w:hAnsi="Calibri"/>
+                <w:b w:val="0"/>
+                <w:color w:val="111111"/>
+                <w:sz w:val="20"/>
+              </w:rPr>
+              <w:t>POST</w:t>
+            </w:r>
+          </w:p>
+        </w:tc>
+        <w:tc>
+          <w:tcPr>
+            <w:tcW w:type="dxa" w:w="2160"/>
+          </w:tcPr>
+          <w:p>
+            <w:r/>
+            <w:r>
+              <w:rPr>
+                <w:rFonts w:ascii="Consolas" w:hAnsi="Consolas"/>
+                <w:color w:val="333333"/>
+                <w:sz w:val="18"/>
+              </w:rPr>
+              <w:t>/premium/autopilot</w:t>
+            </w:r>
+          </w:p>
+        </w:tc>
+        <w:tc>
+          <w:tcPr>
+            <w:tcW w:type="dxa" w:w="2160"/>
+          </w:tcPr>
+          <w:p>
+            <w:r/>
+            <w:r>
+              <w:rPr>
+                <w:rFonts w:ascii="Calibri" w:hAnsi="Calibri"/>
+                <w:b w:val="0"/>
+                <w:color w:val="111111"/>
+                <w:sz w:val="20"/>
+              </w:rPr>
+              <w:t>Premium</w:t>
+            </w:r>
+          </w:p>
+        </w:tc>
+        <w:tc>
+          <w:tcPr>
+            <w:tcW w:type="dxa" w:w="2160"/>
+          </w:tcPr>
+          <w:p>
+            <w:r/>
+            <w:r>
+              <w:rPr>
+                <w:rFonts w:ascii="Calibri" w:hAnsi="Calibri"/>
+                <w:b w:val="0"/>
+                <w:color w:val="111111"/>
+                <w:sz w:val="20"/>
+              </w:rPr>
+              <w:t xml:space="preserve">Analyze a pasted JD → gap report, fit %, Recruiter Lens, 90-day plan, learning path + ETA (402 if free, rate-limited). Body: </w:t>
+            </w:r>
+            <w:r>
+              <w:rPr>
+                <w:rFonts w:ascii="Consolas" w:hAnsi="Consolas"/>
+                <w:color w:val="333333"/>
+                <w:sz w:val="18"/>
+              </w:rPr>
+              <w:t>jobDescription</w:t>
+            </w:r>
+            <w:r>
+              <w:rPr>
+                <w:rFonts w:ascii="Calibri" w:hAnsi="Calibri"/>
+                <w:b w:val="0"/>
+                <w:color w:val="111111"/>
+                <w:sz w:val="20"/>
+              </w:rPr>
+              <w:t xml:space="preserve"> (60–8000 chars), optional </w:t>
+            </w:r>
+            <w:r>
+              <w:rPr>
+                <w:rFonts w:ascii="Consolas" w:hAnsi="Consolas"/>
+                <w:color w:val="333333"/>
+                <w:sz w:val="18"/>
+              </w:rPr>
+              <w:t>targetRole</w:t>
+            </w:r>
+            <w:r>
+              <w:rPr>
+                <w:rFonts w:ascii="Calibri" w:hAnsi="Calibri"/>
+                <w:b w:val="0"/>
+                <w:color w:val="111111"/>
+                <w:sz w:val="20"/>
+              </w:rPr>
+              <w:t xml:space="preserve">, optional </w:t>
+            </w:r>
+            <w:r>
+              <w:rPr>
+                <w:rFonts w:ascii="Consolas" w:hAnsi="Consolas"/>
+                <w:color w:val="333333"/>
+                <w:sz w:val="18"/>
+              </w:rPr>
+              <w:t>weeklyHours</w:t>
+            </w:r>
+            <w:r>
+              <w:rPr>
+                <w:rFonts w:ascii="Calibri" w:hAnsi="Calibri"/>
+                <w:b w:val="0"/>
+                <w:color w:val="111111"/>
+                <w:sz w:val="20"/>
+              </w:rPr>
+              <w:t xml:space="preserve"> (1–80)</w:t>
+            </w:r>
+          </w:p>
+        </w:tc>
+      </w:tr>
+      <w:tr>
+        <w:tc>
+          <w:tcPr>
+            <w:tcW w:type="dxa" w:w="2160"/>
+          </w:tcPr>
+          <w:p>
+            <w:r/>
+            <w:r>
+              <w:rPr>
+                <w:rFonts w:ascii="Calibri" w:hAnsi="Calibri"/>
+                <w:b w:val="0"/>
+                <w:color w:val="111111"/>
+                <w:sz w:val="20"/>
+              </w:rPr>
+              <w:t>GET</w:t>
+            </w:r>
+          </w:p>
+        </w:tc>
+        <w:tc>
+          <w:tcPr>
+            <w:tcW w:type="dxa" w:w="2160"/>
+          </w:tcPr>
+          <w:p>
+            <w:r/>
+            <w:r>
+              <w:rPr>
+                <w:rFonts w:ascii="Consolas" w:hAnsi="Consolas"/>
+                <w:color w:val="333333"/>
+                <w:sz w:val="18"/>
+              </w:rPr>
+              <w:t>/premium/autopilot</w:t>
+            </w:r>
+          </w:p>
+        </w:tc>
+        <w:tc>
+          <w:tcPr>
+            <w:tcW w:type="dxa" w:w="2160"/>
+          </w:tcPr>
+          <w:p>
+            <w:r/>
+            <w:r>
+              <w:rPr>
+                <w:rFonts w:ascii="Calibri" w:hAnsi="Calibri"/>
+                <w:b w:val="0"/>
+                <w:color w:val="111111"/>
+                <w:sz w:val="20"/>
+              </w:rPr>
+              <w:t>Premium</w:t>
+            </w:r>
+          </w:p>
+        </w:tc>
+        <w:tc>
+          <w:tcPr>
+            <w:tcW w:type="dxa" w:w="2160"/>
+          </w:tcPr>
+          <w:p>
+            <w:r/>
+            <w:r>
+              <w:rPr>
+                <w:rFonts w:ascii="Calibri" w:hAnsi="Calibri"/>
+                <w:b w:val="0"/>
+                <w:color w:val="111111"/>
+                <w:sz w:val="20"/>
+              </w:rPr>
+              <w:t xml:space="preserve">Latest saved Autopilot plan, including </w:t>
+            </w:r>
+            <w:r>
+              <w:rPr>
+                <w:rFonts w:ascii="Consolas" w:hAnsi="Consolas"/>
+                <w:color w:val="333333"/>
+                <w:sz w:val="18"/>
+              </w:rPr>
+              <w:t>path</w:t>
+            </w:r>
+            <w:r>
+              <w:rPr>
+                <w:rFonts w:ascii="Calibri" w:hAnsi="Calibri"/>
+                <w:b w:val="0"/>
+                <w:color w:val="111111"/>
+                <w:sz w:val="20"/>
+              </w:rPr>
+              <w:t xml:space="preserve"> and </w:t>
+            </w:r>
+            <w:r>
+              <w:rPr>
+                <w:rFonts w:ascii="Consolas" w:hAnsi="Consolas"/>
+                <w:color w:val="333333"/>
+                <w:sz w:val="18"/>
+              </w:rPr>
+              <w:t>eta</w:t>
+            </w:r>
+          </w:p>
+        </w:tc>
+      </w:tr>
+      <w:tr>
+        <w:tc>
+          <w:tcPr>
+            <w:tcW w:type="dxa" w:w="2160"/>
+          </w:tcPr>
+          <w:p>
+            <w:r/>
+            <w:r>
+              <w:rPr>
+                <w:rFonts w:ascii="Calibri" w:hAnsi="Calibri"/>
+                <w:b w:val="0"/>
+                <w:color w:val="111111"/>
+                <w:sz w:val="20"/>
+              </w:rPr>
+              <w:t>POST</w:t>
+            </w:r>
+          </w:p>
+        </w:tc>
+        <w:tc>
+          <w:tcPr>
+            <w:tcW w:type="dxa" w:w="2160"/>
+          </w:tcPr>
+          <w:p>
+            <w:r/>
+            <w:r>
+              <w:rPr>
+                <w:rFonts w:ascii="Consolas" w:hAnsi="Consolas"/>
+                <w:color w:val="333333"/>
+                <w:sz w:val="18"/>
+              </w:rPr>
+              <w:t>/premium/autopilot/assessment</w:t>
+            </w:r>
+          </w:p>
+        </w:tc>
+        <w:tc>
+          <w:tcPr>
+            <w:tcW w:type="dxa" w:w="2160"/>
+          </w:tcPr>
+          <w:p>
+            <w:r/>
+            <w:r>
+              <w:rPr>
+                <w:rFonts w:ascii="Calibri" w:hAnsi="Calibri"/>
+                <w:b w:val="0"/>
+                <w:color w:val="111111"/>
+                <w:sz w:val="20"/>
+              </w:rPr>
+              <w:t>Premium</w:t>
+            </w:r>
+          </w:p>
+        </w:tc>
+        <w:tc>
+          <w:tcPr>
+            <w:tcW w:type="dxa" w:w="2160"/>
+          </w:tcPr>
+          <w:p>
+            <w:r/>
+            <w:r>
+              <w:rPr>
+                <w:rFonts w:ascii="Calibri" w:hAnsi="Calibri"/>
+                <w:b w:val="0"/>
+                <w:color w:val="111111"/>
+                <w:sz w:val="20"/>
+              </w:rPr>
+              <w:t xml:space="preserve">Generate a gap-targeted assessment suite from the stored plan (402 if free, rate-limited). Body: optional </w:t>
+            </w:r>
+            <w:r>
+              <w:rPr>
+                <w:rFonts w:ascii="Consolas" w:hAnsi="Consolas"/>
+                <w:color w:val="333333"/>
+                <w:sz w:val="18"/>
+              </w:rPr>
+              <w:t>maxItems</w:t>
+            </w:r>
+            <w:r>
+              <w:rPr>
+                <w:rFonts w:ascii="Calibri" w:hAnsi="Calibri"/>
+                <w:b w:val="0"/>
+                <w:color w:val="111111"/>
+                <w:sz w:val="20"/>
+              </w:rPr>
+              <w:t xml:space="preserve"> (3–12, default 8). Returns </w:t>
+            </w:r>
+            <w:r>
+              <w:rPr>
+                <w:rFonts w:ascii="Consolas" w:hAnsi="Consolas"/>
+                <w:color w:val="333333"/>
+                <w:sz w:val="18"/>
+              </w:rPr>
+              <w:t>suite</w:t>
+            </w:r>
+            <w:r>
+              <w:rPr>
+                <w:rFonts w:ascii="Calibri" w:hAnsi="Calibri"/>
+                <w:b w:val="0"/>
+                <w:color w:val="111111"/>
+                <w:sz w:val="20"/>
+              </w:rPr>
+              <w:t xml:space="preserve">, </w:t>
+            </w:r>
+            <w:r>
+              <w:rPr>
+                <w:rFonts w:ascii="Consolas" w:hAnsi="Consolas"/>
+                <w:color w:val="333333"/>
+                <w:sz w:val="18"/>
+              </w:rPr>
+              <w:t>source</w:t>
+            </w:r>
+            <w:r>
+              <w:rPr>
+                <w:rFonts w:ascii="Calibri" w:hAnsi="Calibri"/>
+                <w:b w:val="0"/>
+                <w:color w:val="111111"/>
+                <w:sz w:val="20"/>
+              </w:rPr>
+              <w:t xml:space="preserve">, </w:t>
+            </w:r>
+            <w:r>
+              <w:rPr>
+                <w:rFonts w:ascii="Consolas" w:hAnsi="Consolas"/>
+                <w:color w:val="333333"/>
+                <w:sz w:val="18"/>
+              </w:rPr>
+              <w:t>generatedAt</w:t>
+            </w:r>
+            <w:r>
+              <w:rPr>
+                <w:rFonts w:ascii="Calibri" w:hAnsi="Calibri"/>
+                <w:b w:val="0"/>
+                <w:color w:val="111111"/>
+                <w:sz w:val="20"/>
+              </w:rPr>
+              <w:t xml:space="preserve">, </w:t>
+            </w:r>
+            <w:r>
+              <w:rPr>
+                <w:rFonts w:ascii="Consolas" w:hAnsi="Consolas"/>
+                <w:color w:val="333333"/>
+                <w:sz w:val="18"/>
+              </w:rPr>
+              <w:t>minutes</w:t>
+            </w:r>
+          </w:p>
+        </w:tc>
+      </w:tr>
+      <w:tr>
+        <w:tc>
+          <w:tcPr>
+            <w:tcW w:type="dxa" w:w="2160"/>
+          </w:tcPr>
+          <w:p>
+            <w:r/>
+            <w:r>
+              <w:rPr>
+                <w:rFonts w:ascii="Calibri" w:hAnsi="Calibri"/>
+                <w:b w:val="0"/>
+                <w:color w:val="111111"/>
+                <w:sz w:val="20"/>
+              </w:rPr>
+              <w:t>GET</w:t>
+            </w:r>
+          </w:p>
+        </w:tc>
+        <w:tc>
+          <w:tcPr>
+            <w:tcW w:type="dxa" w:w="2160"/>
+          </w:tcPr>
+          <w:p>
+            <w:r/>
+            <w:r>
+              <w:rPr>
+                <w:rFonts w:ascii="Consolas" w:hAnsi="Consolas"/>
+                <w:color w:val="333333"/>
+                <w:sz w:val="18"/>
+              </w:rPr>
+              <w:t>/premium/autopilot/assessment</w:t>
+            </w:r>
+          </w:p>
+        </w:tc>
+        <w:tc>
+          <w:tcPr>
+            <w:tcW w:type="dxa" w:w="2160"/>
+          </w:tcPr>
+          <w:p>
+            <w:r/>
+            <w:r>
+              <w:rPr>
+                <w:rFonts w:ascii="Calibri" w:hAnsi="Calibri"/>
+                <w:b w:val="0"/>
+                <w:color w:val="111111"/>
+                <w:sz w:val="20"/>
+              </w:rPr>
+              <w:t>Premium</w:t>
+            </w:r>
+          </w:p>
+        </w:tc>
+        <w:tc>
+          <w:tcPr>
+            <w:tcW w:type="dxa" w:w="2160"/>
+          </w:tcPr>
+          <w:p>
+            <w:r/>
+            <w:r>
+              <w:rPr>
+                <w:rFonts w:ascii="Calibri" w:hAnsi="Calibri"/>
+                <w:b w:val="0"/>
+                <w:color w:val="111111"/>
+                <w:sz w:val="20"/>
+              </w:rPr>
+              <w:t xml:space="preserve">Stored suite (404 </w:t>
+            </w:r>
+            <w:r>
+              <w:rPr>
+                <w:rFonts w:ascii="Consolas" w:hAnsi="Consolas"/>
+                <w:color w:val="333333"/>
+                <w:sz w:val="18"/>
+              </w:rPr>
+              <w:t>NO_ASSESSMENT</w:t>
+            </w:r>
+            <w:r>
+              <w:rPr>
+                <w:rFonts w:ascii="Calibri" w:hAnsi="Calibri"/>
+                <w:b w:val="0"/>
+                <w:color w:val="111111"/>
+                <w:sz w:val="20"/>
+              </w:rPr>
+              <w:t xml:space="preserve"> if none generated yet). Returns the </w:t>
+            </w:r>
+            <w:r>
+              <w:rPr>
+                <w:rFonts w:ascii="Calibri" w:hAnsi="Calibri"/>
+                <w:b/>
+                <w:color w:val="111111"/>
+                <w:sz w:val="20"/>
+              </w:rPr>
+              <w:t>same shape as the POST</w:t>
+            </w:r>
+            <w:r>
+              <w:rPr>
+                <w:rFonts w:ascii="Calibri" w:hAnsi="Calibri"/>
+                <w:b w:val="0"/>
+                <w:color w:val="111111"/>
+                <w:sz w:val="20"/>
+              </w:rPr>
+              <w:t xml:space="preserve">, including </w:t>
+            </w:r>
+            <w:r>
+              <w:rPr>
+                <w:rFonts w:ascii="Consolas" w:hAnsi="Consolas"/>
+                <w:color w:val="333333"/>
+                <w:sz w:val="18"/>
+              </w:rPr>
+              <w:t>minutes</w:t>
             </w:r>
           </w:p>
         </w:tc>
@@ -9404,7 +14009,7 @@
           <w:color w:val="000000"/>
           <w:sz w:val="25"/>
         </w:rPr>
-        <w:t>6.7 Freelance</w:t>
+        <w:t>6.6 Dojo (System Design)</w:t>
       </w:r>
     </w:p>
     <w:tbl>
@@ -9507,7 +14112,7 @@
                 <w:color w:val="111111"/>
                 <w:sz w:val="20"/>
               </w:rPr>
-              <w:t>POST</w:t>
+              <w:t>GET</w:t>
             </w:r>
           </w:p>
         </w:tc>
@@ -9523,7 +14128,7 @@
                 <w:color w:val="333333"/>
                 <w:sz w:val="18"/>
               </w:rPr>
-              <w:t>/freelance/generate</w:t>
+              <w:t>/dojo/challenges</w:t>
             </w:r>
           </w:p>
         </w:tc>
@@ -9557,7 +14162,7 @@
                 <w:color w:val="111111"/>
                 <w:sz w:val="20"/>
               </w:rPr>
-              <w:t>Draft a freelance profile from the live matrix (rate-limited)</w:t>
+              <w:t>Six challenges + the 5-step framework</w:t>
             </w:r>
           </w:p>
         </w:tc>
@@ -9576,7 +14181,7 @@
                 <w:color w:val="111111"/>
                 <w:sz w:val="20"/>
               </w:rPr>
-              <w:t>GET</w:t>
+              <w:t>POST</w:t>
             </w:r>
           </w:p>
         </w:tc>
@@ -9592,7 +14197,7 @@
                 <w:color w:val="333333"/>
                 <w:sz w:val="18"/>
               </w:rPr>
-              <w:t>/freelance/latest</w:t>
+              <w:t>/dojo/critique</w:t>
             </w:r>
           </w:p>
         </w:tc>
@@ -9609,6 +14214,75 @@
                 <w:color w:val="111111"/>
                 <w:sz w:val="20"/>
               </w:rPr>
+              <w:t>Student</w:t>
+            </w:r>
+          </w:p>
+        </w:tc>
+        <w:tc>
+          <w:tcPr>
+            <w:tcW w:type="dxa" w:w="2160"/>
+          </w:tcPr>
+          <w:p>
+            <w:r/>
+            <w:r>
+              <w:rPr>
+                <w:rFonts w:ascii="Calibri" w:hAnsi="Calibri"/>
+                <w:b w:val="0"/>
+                <w:color w:val="111111"/>
+                <w:sz w:val="20"/>
+              </w:rPr>
+              <w:t>Submit a design draft → 4-axis rubric critique (rate-limited)</w:t>
+            </w:r>
+          </w:p>
+        </w:tc>
+      </w:tr>
+      <w:tr>
+        <w:tc>
+          <w:tcPr>
+            <w:tcW w:type="dxa" w:w="2160"/>
+          </w:tcPr>
+          <w:p>
+            <w:r/>
+            <w:r>
+              <w:rPr>
+                <w:rFonts w:ascii="Calibri" w:hAnsi="Calibri"/>
+                <w:b w:val="0"/>
+                <w:color w:val="111111"/>
+                <w:sz w:val="20"/>
+              </w:rPr>
+              <w:t>GET</w:t>
+            </w:r>
+          </w:p>
+        </w:tc>
+        <w:tc>
+          <w:tcPr>
+            <w:tcW w:type="dxa" w:w="2160"/>
+          </w:tcPr>
+          <w:p>
+            <w:r/>
+            <w:r>
+              <w:rPr>
+                <w:rFonts w:ascii="Consolas" w:hAnsi="Consolas"/>
+                <w:color w:val="333333"/>
+                <w:sz w:val="18"/>
+              </w:rPr>
+              <w:t>/dojo/history</w:t>
+            </w:r>
+          </w:p>
+        </w:tc>
+        <w:tc>
+          <w:tcPr>
+            <w:tcW w:type="dxa" w:w="2160"/>
+          </w:tcPr>
+          <w:p>
+            <w:r/>
+            <w:r>
+              <w:rPr>
+                <w:rFonts w:ascii="Calibri" w:hAnsi="Calibri"/>
+                <w:b w:val="0"/>
+                <w:color w:val="111111"/>
+                <w:sz w:val="20"/>
+              </w:rPr>
               <w:t>Student (own)</w:t>
             </w:r>
           </w:p>
@@ -9626,7 +14300,7 @@
                 <w:color w:val="111111"/>
                 <w:sz w:val="20"/>
               </w:rPr>
-              <w:t>Latest saved profile (404 if none)</w:t>
+              <w:t>Past critiques</w:t>
             </w:r>
           </w:p>
         </w:tc>
@@ -9644,7 +14318,1278 @@
           <w:color w:val="000000"/>
           <w:sz w:val="25"/>
         </w:rPr>
-        <w:t>6.8 Error Contract</w:t>
+        <w:t>6.7 Freelance</w:t>
+      </w:r>
+    </w:p>
+    <w:tbl>
+      <w:tblPr>
+        <w:tblStyle w:val="TableGrid"/>
+        <w:tblW w:type="auto" w:w="0"/>
+        <w:tblLook w:firstColumn="1" w:firstRow="1" w:lastColumn="0" w:lastRow="0" w:noHBand="0" w:noVBand="1" w:val="04A0"/>
+      </w:tblPr>
+      <w:tblGrid>
+        <w:gridCol w:w="2160"/>
+        <w:gridCol w:w="2160"/>
+        <w:gridCol w:w="2160"/>
+        <w:gridCol w:w="2160"/>
+      </w:tblGrid>
+      <w:tr>
+        <w:tc>
+          <w:tcPr>
+            <w:tcW w:type="dxa" w:w="2160"/>
+            <w:shd w:val="clear" w:fill="E7E6E6"/>
+          </w:tcPr>
+          <w:p>
+            <w:r/>
+            <w:r>
+              <w:rPr>
+                <w:rFonts w:ascii="Calibri" w:hAnsi="Calibri"/>
+                <w:b/>
+                <w:color w:val="111111"/>
+                <w:sz w:val="20"/>
+              </w:rPr>
+              <w:t>Method</w:t>
+            </w:r>
+          </w:p>
+        </w:tc>
+        <w:tc>
+          <w:tcPr>
+            <w:tcW w:type="dxa" w:w="2160"/>
+            <w:shd w:val="clear" w:fill="E7E6E6"/>
+          </w:tcPr>
+          <w:p>
+            <w:r/>
+            <w:r>
+              <w:rPr>
+                <w:rFonts w:ascii="Calibri" w:hAnsi="Calibri"/>
+                <w:b/>
+                <w:color w:val="111111"/>
+                <w:sz w:val="20"/>
+              </w:rPr>
+              <w:t>Endpoint</w:t>
+            </w:r>
+          </w:p>
+        </w:tc>
+        <w:tc>
+          <w:tcPr>
+            <w:tcW w:type="dxa" w:w="2160"/>
+            <w:shd w:val="clear" w:fill="E7E6E6"/>
+          </w:tcPr>
+          <w:p>
+            <w:r/>
+            <w:r>
+              <w:rPr>
+                <w:rFonts w:ascii="Calibri" w:hAnsi="Calibri"/>
+                <w:b/>
+                <w:color w:val="111111"/>
+                <w:sz w:val="20"/>
+              </w:rPr>
+              <w:t>Access</w:t>
+            </w:r>
+          </w:p>
+        </w:tc>
+        <w:tc>
+          <w:tcPr>
+            <w:tcW w:type="dxa" w:w="2160"/>
+            <w:shd w:val="clear" w:fill="E7E6E6"/>
+          </w:tcPr>
+          <w:p>
+            <w:r/>
+            <w:r>
+              <w:rPr>
+                <w:rFonts w:ascii="Calibri" w:hAnsi="Calibri"/>
+                <w:b/>
+                <w:color w:val="111111"/>
+                <w:sz w:val="20"/>
+              </w:rPr>
+              <w:t>Description</w:t>
+            </w:r>
+          </w:p>
+        </w:tc>
+      </w:tr>
+      <w:tr>
+        <w:tc>
+          <w:tcPr>
+            <w:tcW w:type="dxa" w:w="2160"/>
+          </w:tcPr>
+          <w:p>
+            <w:r/>
+            <w:r>
+              <w:rPr>
+                <w:rFonts w:ascii="Calibri" w:hAnsi="Calibri"/>
+                <w:b w:val="0"/>
+                <w:color w:val="111111"/>
+                <w:sz w:val="20"/>
+              </w:rPr>
+              <w:t>POST</w:t>
+            </w:r>
+          </w:p>
+        </w:tc>
+        <w:tc>
+          <w:tcPr>
+            <w:tcW w:type="dxa" w:w="2160"/>
+          </w:tcPr>
+          <w:p>
+            <w:r/>
+            <w:r>
+              <w:rPr>
+                <w:rFonts w:ascii="Consolas" w:hAnsi="Consolas"/>
+                <w:color w:val="333333"/>
+                <w:sz w:val="18"/>
+              </w:rPr>
+              <w:t>/freelance/generate</w:t>
+            </w:r>
+          </w:p>
+        </w:tc>
+        <w:tc>
+          <w:tcPr>
+            <w:tcW w:type="dxa" w:w="2160"/>
+          </w:tcPr>
+          <w:p>
+            <w:r/>
+            <w:r>
+              <w:rPr>
+                <w:rFonts w:ascii="Calibri" w:hAnsi="Calibri"/>
+                <w:b w:val="0"/>
+                <w:color w:val="111111"/>
+                <w:sz w:val="20"/>
+              </w:rPr>
+              <w:t>Student</w:t>
+            </w:r>
+          </w:p>
+        </w:tc>
+        <w:tc>
+          <w:tcPr>
+            <w:tcW w:type="dxa" w:w="2160"/>
+          </w:tcPr>
+          <w:p>
+            <w:r/>
+            <w:r>
+              <w:rPr>
+                <w:rFonts w:ascii="Calibri" w:hAnsi="Calibri"/>
+                <w:b w:val="0"/>
+                <w:color w:val="111111"/>
+                <w:sz w:val="20"/>
+              </w:rPr>
+              <w:t>Draft a freelance profile from the live matrix (rate-limited)</w:t>
+            </w:r>
+          </w:p>
+        </w:tc>
+      </w:tr>
+      <w:tr>
+        <w:tc>
+          <w:tcPr>
+            <w:tcW w:type="dxa" w:w="2160"/>
+          </w:tcPr>
+          <w:p>
+            <w:r/>
+            <w:r>
+              <w:rPr>
+                <w:rFonts w:ascii="Calibri" w:hAnsi="Calibri"/>
+                <w:b w:val="0"/>
+                <w:color w:val="111111"/>
+                <w:sz w:val="20"/>
+              </w:rPr>
+              <w:t>GET</w:t>
+            </w:r>
+          </w:p>
+        </w:tc>
+        <w:tc>
+          <w:tcPr>
+            <w:tcW w:type="dxa" w:w="2160"/>
+          </w:tcPr>
+          <w:p>
+            <w:r/>
+            <w:r>
+              <w:rPr>
+                <w:rFonts w:ascii="Consolas" w:hAnsi="Consolas"/>
+                <w:color w:val="333333"/>
+                <w:sz w:val="18"/>
+              </w:rPr>
+              <w:t>/freelance/latest</w:t>
+            </w:r>
+          </w:p>
+        </w:tc>
+        <w:tc>
+          <w:tcPr>
+            <w:tcW w:type="dxa" w:w="2160"/>
+          </w:tcPr>
+          <w:p>
+            <w:r/>
+            <w:r>
+              <w:rPr>
+                <w:rFonts w:ascii="Calibri" w:hAnsi="Calibri"/>
+                <w:b w:val="0"/>
+                <w:color w:val="111111"/>
+                <w:sz w:val="20"/>
+              </w:rPr>
+              <w:t>Student (own)</w:t>
+            </w:r>
+          </w:p>
+        </w:tc>
+        <w:tc>
+          <w:tcPr>
+            <w:tcW w:type="dxa" w:w="2160"/>
+          </w:tcPr>
+          <w:p>
+            <w:r/>
+            <w:r>
+              <w:rPr>
+                <w:rFonts w:ascii="Calibri" w:hAnsi="Calibri"/>
+                <w:b w:val="0"/>
+                <w:color w:val="111111"/>
+                <w:sz w:val="20"/>
+              </w:rPr>
+              <w:t>Latest saved profile (404 if none)</w:t>
+            </w:r>
+          </w:p>
+        </w:tc>
+      </w:tr>
+    </w:tbl>
+    <w:p/>
+    <w:p>
+      <w:pPr>
+        <w:pStyle w:val="Heading2"/>
+      </w:pPr>
+      <w:r>
+        <w:rPr>
+          <w:rFonts w:ascii="Calibri" w:hAnsi="Calibri"/>
+          <w:b/>
+          <w:color w:val="000000"/>
+          <w:sz w:val="25"/>
+        </w:rPr>
+        <w:t>6.8 Interview (Rehearsal Studio™)</w:t>
+      </w:r>
+    </w:p>
+    <w:p>
+      <w:r>
+        <w:rPr>
+          <w:rFonts w:ascii="Calibri" w:hAnsi="Calibri"/>
+          <w:b w:val="0"/>
+          <w:color w:val="111111"/>
+          <w:sz w:val="22"/>
+        </w:rPr>
+        <w:t>Free for every student, like the Dojo and Freelance Launchpad — the script falls back to the</w:t>
+      </w:r>
+    </w:p>
+    <w:p>
+      <w:r>
+        <w:rPr>
+          <w:rFonts w:ascii="Calibri" w:hAnsi="Calibri"/>
+          <w:b w:val="0"/>
+          <w:color w:val="111111"/>
+          <w:sz w:val="22"/>
+        </w:rPr>
+        <w:t>curated question bank when there is no Autopilot gap report, so the feature is useful before a</w:t>
+      </w:r>
+    </w:p>
+    <w:p>
+      <w:r>
+        <w:rPr>
+          <w:rFonts w:ascii="Calibri" w:hAnsi="Calibri"/>
+          <w:b w:val="0"/>
+          <w:color w:val="111111"/>
+          <w:sz w:val="22"/>
+        </w:rPr>
+        <w:t>learner ever pays.</w:t>
+      </w:r>
+    </w:p>
+    <w:tbl>
+      <w:tblPr>
+        <w:tblStyle w:val="TableGrid"/>
+        <w:tblW w:type="auto" w:w="0"/>
+        <w:tblLook w:firstColumn="1" w:firstRow="1" w:lastColumn="0" w:lastRow="0" w:noHBand="0" w:noVBand="1" w:val="04A0"/>
+      </w:tblPr>
+      <w:tblGrid>
+        <w:gridCol w:w="2160"/>
+        <w:gridCol w:w="2160"/>
+        <w:gridCol w:w="2160"/>
+        <w:gridCol w:w="2160"/>
+      </w:tblGrid>
+      <w:tr>
+        <w:tc>
+          <w:tcPr>
+            <w:tcW w:type="dxa" w:w="2160"/>
+            <w:shd w:val="clear" w:fill="E7E6E6"/>
+          </w:tcPr>
+          <w:p>
+            <w:r/>
+            <w:r>
+              <w:rPr>
+                <w:rFonts w:ascii="Calibri" w:hAnsi="Calibri"/>
+                <w:b/>
+                <w:color w:val="111111"/>
+                <w:sz w:val="20"/>
+              </w:rPr>
+              <w:t>Method</w:t>
+            </w:r>
+          </w:p>
+        </w:tc>
+        <w:tc>
+          <w:tcPr>
+            <w:tcW w:type="dxa" w:w="2160"/>
+            <w:shd w:val="clear" w:fill="E7E6E6"/>
+          </w:tcPr>
+          <w:p>
+            <w:r/>
+            <w:r>
+              <w:rPr>
+                <w:rFonts w:ascii="Calibri" w:hAnsi="Calibri"/>
+                <w:b/>
+                <w:color w:val="111111"/>
+                <w:sz w:val="20"/>
+              </w:rPr>
+              <w:t>Endpoint</w:t>
+            </w:r>
+          </w:p>
+        </w:tc>
+        <w:tc>
+          <w:tcPr>
+            <w:tcW w:type="dxa" w:w="2160"/>
+            <w:shd w:val="clear" w:fill="E7E6E6"/>
+          </w:tcPr>
+          <w:p>
+            <w:r/>
+            <w:r>
+              <w:rPr>
+                <w:rFonts w:ascii="Calibri" w:hAnsi="Calibri"/>
+                <w:b/>
+                <w:color w:val="111111"/>
+                <w:sz w:val="20"/>
+              </w:rPr>
+              <w:t>Access</w:t>
+            </w:r>
+          </w:p>
+        </w:tc>
+        <w:tc>
+          <w:tcPr>
+            <w:tcW w:type="dxa" w:w="2160"/>
+            <w:shd w:val="clear" w:fill="E7E6E6"/>
+          </w:tcPr>
+          <w:p>
+            <w:r/>
+            <w:r>
+              <w:rPr>
+                <w:rFonts w:ascii="Calibri" w:hAnsi="Calibri"/>
+                <w:b/>
+                <w:color w:val="111111"/>
+                <w:sz w:val="20"/>
+              </w:rPr>
+              <w:t>Description</w:t>
+            </w:r>
+          </w:p>
+        </w:tc>
+      </w:tr>
+      <w:tr>
+        <w:tc>
+          <w:tcPr>
+            <w:tcW w:type="dxa" w:w="2160"/>
+          </w:tcPr>
+          <w:p>
+            <w:r/>
+            <w:r>
+              <w:rPr>
+                <w:rFonts w:ascii="Calibri" w:hAnsi="Calibri"/>
+                <w:b w:val="0"/>
+                <w:color w:val="111111"/>
+                <w:sz w:val="20"/>
+              </w:rPr>
+              <w:t>POST</w:t>
+            </w:r>
+          </w:p>
+        </w:tc>
+        <w:tc>
+          <w:tcPr>
+            <w:tcW w:type="dxa" w:w="2160"/>
+          </w:tcPr>
+          <w:p>
+            <w:r/>
+            <w:r>
+              <w:rPr>
+                <w:rFonts w:ascii="Consolas" w:hAnsi="Consolas"/>
+                <w:color w:val="333333"/>
+                <w:sz w:val="18"/>
+              </w:rPr>
+              <w:t>/interview/script</w:t>
+            </w:r>
+          </w:p>
+        </w:tc>
+        <w:tc>
+          <w:tcPr>
+            <w:tcW w:type="dxa" w:w="2160"/>
+          </w:tcPr>
+          <w:p>
+            <w:r/>
+            <w:r>
+              <w:rPr>
+                <w:rFonts w:ascii="Calibri" w:hAnsi="Calibri"/>
+                <w:b w:val="0"/>
+                <w:color w:val="111111"/>
+                <w:sz w:val="20"/>
+              </w:rPr>
+              <w:t>Student</w:t>
+            </w:r>
+          </w:p>
+        </w:tc>
+        <w:tc>
+          <w:tcPr>
+            <w:tcW w:type="dxa" w:w="2160"/>
+          </w:tcPr>
+          <w:p>
+            <w:r/>
+            <w:r>
+              <w:rPr>
+                <w:rFonts w:ascii="Calibri" w:hAnsi="Calibri"/>
+                <w:b w:val="0"/>
+                <w:color w:val="111111"/>
+                <w:sz w:val="20"/>
+              </w:rPr>
+              <w:t xml:space="preserve">Build a role-specific mock loop from the stored gap report (rate-limited 8/15min). Body: optional </w:t>
+            </w:r>
+            <w:r>
+              <w:rPr>
+                <w:rFonts w:ascii="Consolas" w:hAnsi="Consolas"/>
+                <w:color w:val="333333"/>
+                <w:sz w:val="18"/>
+              </w:rPr>
+              <w:t>role</w:t>
+            </w:r>
+            <w:r>
+              <w:rPr>
+                <w:rFonts w:ascii="Calibri" w:hAnsi="Calibri"/>
+                <w:b w:val="0"/>
+                <w:color w:val="111111"/>
+                <w:sz w:val="20"/>
+              </w:rPr>
+              <w:t xml:space="preserve">. Returns </w:t>
+            </w:r>
+            <w:r>
+              <w:rPr>
+                <w:rFonts w:ascii="Consolas" w:hAnsi="Consolas"/>
+                <w:color w:val="333333"/>
+                <w:sz w:val="18"/>
+              </w:rPr>
+              <w:t>{ sessionId, script, source, totalMinutes, totalQuestions }</w:t>
+            </w:r>
+          </w:p>
+        </w:tc>
+      </w:tr>
+      <w:tr>
+        <w:tc>
+          <w:tcPr>
+            <w:tcW w:type="dxa" w:w="2160"/>
+          </w:tcPr>
+          <w:p>
+            <w:r/>
+            <w:r>
+              <w:rPr>
+                <w:rFonts w:ascii="Calibri" w:hAnsi="Calibri"/>
+                <w:b w:val="0"/>
+                <w:color w:val="111111"/>
+                <w:sz w:val="20"/>
+              </w:rPr>
+              <w:t>POST</w:t>
+            </w:r>
+          </w:p>
+        </w:tc>
+        <w:tc>
+          <w:tcPr>
+            <w:tcW w:type="dxa" w:w="2160"/>
+          </w:tcPr>
+          <w:p>
+            <w:r/>
+            <w:r>
+              <w:rPr>
+                <w:rFonts w:ascii="Consolas" w:hAnsi="Consolas"/>
+                <w:color w:val="333333"/>
+                <w:sz w:val="18"/>
+              </w:rPr>
+              <w:t>/interview/scorecard</w:t>
+            </w:r>
+          </w:p>
+        </w:tc>
+        <w:tc>
+          <w:tcPr>
+            <w:tcW w:type="dxa" w:w="2160"/>
+          </w:tcPr>
+          <w:p>
+            <w:r/>
+            <w:r>
+              <w:rPr>
+                <w:rFonts w:ascii="Calibri" w:hAnsi="Calibri"/>
+                <w:b w:val="0"/>
+                <w:color w:val="111111"/>
+                <w:sz w:val="20"/>
+              </w:rPr>
+              <w:t>Student</w:t>
+            </w:r>
+          </w:p>
+        </w:tc>
+        <w:tc>
+          <w:tcPr>
+            <w:tcW w:type="dxa" w:w="2160"/>
+          </w:tcPr>
+          <w:p>
+            <w:r/>
+            <w:r>
+              <w:rPr>
+                <w:rFonts w:ascii="Calibri" w:hAnsi="Calibri"/>
+                <w:b w:val="0"/>
+                <w:color w:val="111111"/>
+                <w:sz w:val="20"/>
+              </w:rPr>
+              <w:t xml:space="preserve">Self-score a completed rehearsal → deterministic scorecard + cross-session trend. Body: </w:t>
+            </w:r>
+            <w:r>
+              <w:rPr>
+                <w:rFonts w:ascii="Consolas" w:hAnsi="Consolas"/>
+                <w:color w:val="333333"/>
+                <w:sz w:val="18"/>
+              </w:rPr>
+              <w:t>sessionId</w:t>
+            </w:r>
+            <w:r>
+              <w:rPr>
+                <w:rFonts w:ascii="Calibri" w:hAnsi="Calibri"/>
+                <w:b w:val="0"/>
+                <w:color w:val="111111"/>
+                <w:sz w:val="20"/>
+              </w:rPr>
+              <w:t xml:space="preserve">, </w:t>
+            </w:r>
+            <w:r>
+              <w:rPr>
+                <w:rFonts w:ascii="Consolas" w:hAnsi="Consolas"/>
+                <w:color w:val="333333"/>
+                <w:sz w:val="18"/>
+              </w:rPr>
+              <w:t>entries[1..24]</w:t>
+            </w:r>
+            <w:r>
+              <w:rPr>
+                <w:rFonts w:ascii="Calibri" w:hAnsi="Calibri"/>
+                <w:b w:val="0"/>
+                <w:color w:val="111111"/>
+                <w:sz w:val="20"/>
+              </w:rPr>
+              <w:t xml:space="preserve"> of </w:t>
+            </w:r>
+            <w:r>
+              <w:rPr>
+                <w:rFonts w:ascii="Consolas" w:hAnsi="Consolas"/>
+                <w:color w:val="333333"/>
+                <w:sz w:val="18"/>
+              </w:rPr>
+              <w:t>{ prompt, round, selfScore 1–5, note? }</w:t>
+            </w:r>
+          </w:p>
+        </w:tc>
+      </w:tr>
+      <w:tr>
+        <w:tc>
+          <w:tcPr>
+            <w:tcW w:type="dxa" w:w="2160"/>
+          </w:tcPr>
+          <w:p>
+            <w:r/>
+            <w:r>
+              <w:rPr>
+                <w:rFonts w:ascii="Calibri" w:hAnsi="Calibri"/>
+                <w:b w:val="0"/>
+                <w:color w:val="111111"/>
+                <w:sz w:val="20"/>
+              </w:rPr>
+              <w:t>GET</w:t>
+            </w:r>
+          </w:p>
+        </w:tc>
+        <w:tc>
+          <w:tcPr>
+            <w:tcW w:type="dxa" w:w="2160"/>
+          </w:tcPr>
+          <w:p>
+            <w:r/>
+            <w:r>
+              <w:rPr>
+                <w:rFonts w:ascii="Consolas" w:hAnsi="Consolas"/>
+                <w:color w:val="333333"/>
+                <w:sz w:val="18"/>
+              </w:rPr>
+              <w:t>/interview/history</w:t>
+            </w:r>
+          </w:p>
+        </w:tc>
+        <w:tc>
+          <w:tcPr>
+            <w:tcW w:type="dxa" w:w="2160"/>
+          </w:tcPr>
+          <w:p>
+            <w:r/>
+            <w:r>
+              <w:rPr>
+                <w:rFonts w:ascii="Calibri" w:hAnsi="Calibri"/>
+                <w:b w:val="0"/>
+                <w:color w:val="111111"/>
+                <w:sz w:val="20"/>
+              </w:rPr>
+              <w:t>Student (own)</w:t>
+            </w:r>
+          </w:p>
+        </w:tc>
+        <w:tc>
+          <w:tcPr>
+            <w:tcW w:type="dxa" w:w="2160"/>
+          </w:tcPr>
+          <w:p>
+            <w:r/>
+            <w:r>
+              <w:rPr>
+                <w:rFonts w:ascii="Calibri" w:hAnsi="Calibri"/>
+                <w:b w:val="0"/>
+                <w:color w:val="111111"/>
+                <w:sz w:val="20"/>
+              </w:rPr>
+              <w:t>Scored sessions, oldest first, for the trend chart</w:t>
+            </w:r>
+          </w:p>
+        </w:tc>
+      </w:tr>
+      <w:tr>
+        <w:tc>
+          <w:tcPr>
+            <w:tcW w:type="dxa" w:w="2160"/>
+          </w:tcPr>
+          <w:p>
+            <w:r/>
+            <w:r>
+              <w:rPr>
+                <w:rFonts w:ascii="Calibri" w:hAnsi="Calibri"/>
+                <w:b w:val="0"/>
+                <w:color w:val="111111"/>
+                <w:sz w:val="20"/>
+              </w:rPr>
+              <w:t>GET</w:t>
+            </w:r>
+          </w:p>
+        </w:tc>
+        <w:tc>
+          <w:tcPr>
+            <w:tcW w:type="dxa" w:w="2160"/>
+          </w:tcPr>
+          <w:p>
+            <w:r/>
+            <w:r>
+              <w:rPr>
+                <w:rFonts w:ascii="Consolas" w:hAnsi="Consolas"/>
+                <w:color w:val="333333"/>
+                <w:sz w:val="18"/>
+              </w:rPr>
+              <w:t>/interview/session/:sessionId</w:t>
+            </w:r>
+          </w:p>
+        </w:tc>
+        <w:tc>
+          <w:tcPr>
+            <w:tcW w:type="dxa" w:w="2160"/>
+          </w:tcPr>
+          <w:p>
+            <w:r/>
+            <w:r>
+              <w:rPr>
+                <w:rFonts w:ascii="Calibri" w:hAnsi="Calibri"/>
+                <w:b w:val="0"/>
+                <w:color w:val="111111"/>
+                <w:sz w:val="20"/>
+              </w:rPr>
+              <w:t>Student (own)</w:t>
+            </w:r>
+          </w:p>
+        </w:tc>
+        <w:tc>
+          <w:tcPr>
+            <w:tcW w:type="dxa" w:w="2160"/>
+          </w:tcPr>
+          <w:p>
+            <w:r/>
+            <w:r>
+              <w:rPr>
+                <w:rFonts w:ascii="Calibri" w:hAnsi="Calibri"/>
+                <w:b w:val="0"/>
+                <w:color w:val="111111"/>
+                <w:sz w:val="20"/>
+              </w:rPr>
+              <w:t>One session with its script and scorecard (403/404 on another user's id)</w:t>
+            </w:r>
+          </w:p>
+        </w:tc>
+      </w:tr>
+    </w:tbl>
+    <w:p/>
+    <w:p>
+      <w:pPr>
+        <w:pStyle w:val="Heading2"/>
+      </w:pPr>
+      <w:r>
+        <w:rPr>
+          <w:rFonts w:ascii="Calibri" w:hAnsi="Calibri"/>
+          <w:b/>
+          <w:color w:val="000000"/>
+          <w:sz w:val="25"/>
+        </w:rPr>
+        <w:t>6.9 Applications (Application Pipeline™)</w:t>
+      </w:r>
+    </w:p>
+    <w:p>
+      <w:r>
+        <w:rPr>
+          <w:rFonts w:ascii="Calibri" w:hAnsi="Calibri"/>
+          <w:b w:val="0"/>
+          <w:color w:val="111111"/>
+          <w:sz w:val="22"/>
+        </w:rPr>
+        <w:t>No AI and no plan gate — gating the tracker would hide the pipeline stats that make the Autopilot</w:t>
+      </w:r>
+    </w:p>
+    <w:p>
+      <w:r>
+        <w:rPr>
+          <w:rFonts w:ascii="Calibri" w:hAnsi="Calibri"/>
+          <w:b w:val="0"/>
+          <w:color w:val="111111"/>
+          <w:sz w:val="22"/>
+        </w:rPr>
+        <w:t>ETA credible. Every handler enforces ownership against the JWT subject.</w:t>
+      </w:r>
+    </w:p>
+    <w:tbl>
+      <w:tblPr>
+        <w:tblStyle w:val="TableGrid"/>
+        <w:tblW w:type="auto" w:w="0"/>
+        <w:tblLook w:firstColumn="1" w:firstRow="1" w:lastColumn="0" w:lastRow="0" w:noHBand="0" w:noVBand="1" w:val="04A0"/>
+      </w:tblPr>
+      <w:tblGrid>
+        <w:gridCol w:w="2160"/>
+        <w:gridCol w:w="2160"/>
+        <w:gridCol w:w="2160"/>
+        <w:gridCol w:w="2160"/>
+      </w:tblGrid>
+      <w:tr>
+        <w:tc>
+          <w:tcPr>
+            <w:tcW w:type="dxa" w:w="2160"/>
+            <w:shd w:val="clear" w:fill="E7E6E6"/>
+          </w:tcPr>
+          <w:p>
+            <w:r/>
+            <w:r>
+              <w:rPr>
+                <w:rFonts w:ascii="Calibri" w:hAnsi="Calibri"/>
+                <w:b/>
+                <w:color w:val="111111"/>
+                <w:sz w:val="20"/>
+              </w:rPr>
+              <w:t>Method</w:t>
+            </w:r>
+          </w:p>
+        </w:tc>
+        <w:tc>
+          <w:tcPr>
+            <w:tcW w:type="dxa" w:w="2160"/>
+            <w:shd w:val="clear" w:fill="E7E6E6"/>
+          </w:tcPr>
+          <w:p>
+            <w:r/>
+            <w:r>
+              <w:rPr>
+                <w:rFonts w:ascii="Calibri" w:hAnsi="Calibri"/>
+                <w:b/>
+                <w:color w:val="111111"/>
+                <w:sz w:val="20"/>
+              </w:rPr>
+              <w:t>Endpoint</w:t>
+            </w:r>
+          </w:p>
+        </w:tc>
+        <w:tc>
+          <w:tcPr>
+            <w:tcW w:type="dxa" w:w="2160"/>
+            <w:shd w:val="clear" w:fill="E7E6E6"/>
+          </w:tcPr>
+          <w:p>
+            <w:r/>
+            <w:r>
+              <w:rPr>
+                <w:rFonts w:ascii="Calibri" w:hAnsi="Calibri"/>
+                <w:b/>
+                <w:color w:val="111111"/>
+                <w:sz w:val="20"/>
+              </w:rPr>
+              <w:t>Access</w:t>
+            </w:r>
+          </w:p>
+        </w:tc>
+        <w:tc>
+          <w:tcPr>
+            <w:tcW w:type="dxa" w:w="2160"/>
+            <w:shd w:val="clear" w:fill="E7E6E6"/>
+          </w:tcPr>
+          <w:p>
+            <w:r/>
+            <w:r>
+              <w:rPr>
+                <w:rFonts w:ascii="Calibri" w:hAnsi="Calibri"/>
+                <w:b/>
+                <w:color w:val="111111"/>
+                <w:sz w:val="20"/>
+              </w:rPr>
+              <w:t>Description</w:t>
+            </w:r>
+          </w:p>
+        </w:tc>
+      </w:tr>
+      <w:tr>
+        <w:tc>
+          <w:tcPr>
+            <w:tcW w:type="dxa" w:w="2160"/>
+          </w:tcPr>
+          <w:p>
+            <w:r/>
+            <w:r>
+              <w:rPr>
+                <w:rFonts w:ascii="Calibri" w:hAnsi="Calibri"/>
+                <w:b w:val="0"/>
+                <w:color w:val="111111"/>
+                <w:sz w:val="20"/>
+              </w:rPr>
+              <w:t>GET</w:t>
+            </w:r>
+          </w:p>
+        </w:tc>
+        <w:tc>
+          <w:tcPr>
+            <w:tcW w:type="dxa" w:w="2160"/>
+          </w:tcPr>
+          <w:p>
+            <w:r/>
+            <w:r>
+              <w:rPr>
+                <w:rFonts w:ascii="Consolas" w:hAnsi="Consolas"/>
+                <w:color w:val="333333"/>
+                <w:sz w:val="18"/>
+              </w:rPr>
+              <w:t>/applications</w:t>
+            </w:r>
+          </w:p>
+        </w:tc>
+        <w:tc>
+          <w:tcPr>
+            <w:tcW w:type="dxa" w:w="2160"/>
+          </w:tcPr>
+          <w:p>
+            <w:r/>
+            <w:r>
+              <w:rPr>
+                <w:rFonts w:ascii="Calibri" w:hAnsi="Calibri"/>
+                <w:b w:val="0"/>
+                <w:color w:val="111111"/>
+                <w:sz w:val="20"/>
+              </w:rPr>
+              <w:t>Student (own)</w:t>
+            </w:r>
+          </w:p>
+        </w:tc>
+        <w:tc>
+          <w:tcPr>
+            <w:tcW w:type="dxa" w:w="2160"/>
+          </w:tcPr>
+          <w:p>
+            <w:r/>
+            <w:r>
+              <w:rPr>
+                <w:rFonts w:ascii="Consolas" w:hAnsi="Consolas"/>
+                <w:color w:val="333333"/>
+                <w:sz w:val="18"/>
+              </w:rPr>
+              <w:t>stages</w:t>
+            </w:r>
+            <w:r>
+              <w:rPr>
+                <w:rFonts w:ascii="Calibri" w:hAnsi="Calibri"/>
+                <w:b w:val="0"/>
+                <w:color w:val="111111"/>
+                <w:sz w:val="20"/>
+              </w:rPr>
+              <w:t xml:space="preserve">, server-computed </w:t>
+            </w:r>
+            <w:r>
+              <w:rPr>
+                <w:rFonts w:ascii="Consolas" w:hAnsi="Consolas"/>
+                <w:color w:val="333333"/>
+                <w:sz w:val="18"/>
+              </w:rPr>
+              <w:t>stats</w:t>
+            </w:r>
+            <w:r>
+              <w:rPr>
+                <w:rFonts w:ascii="Calibri" w:hAnsi="Calibri"/>
+                <w:b w:val="0"/>
+                <w:color w:val="111111"/>
+                <w:sz w:val="20"/>
+              </w:rPr>
+              <w:t xml:space="preserve">, and </w:t>
+            </w:r>
+            <w:r>
+              <w:rPr>
+                <w:rFonts w:ascii="Consolas" w:hAnsi="Consolas"/>
+                <w:color w:val="333333"/>
+                <w:sz w:val="18"/>
+              </w:rPr>
+              <w:t>applications</w:t>
+            </w:r>
+            <w:r>
+              <w:rPr>
+                <w:rFonts w:ascii="Calibri" w:hAnsi="Calibri"/>
+                <w:b w:val="0"/>
+                <w:color w:val="111111"/>
+                <w:sz w:val="20"/>
+              </w:rPr>
+              <w:t xml:space="preserve">. Optional </w:t>
+            </w:r>
+            <w:r>
+              <w:rPr>
+                <w:rFonts w:ascii="Consolas" w:hAnsi="Consolas"/>
+                <w:color w:val="333333"/>
+                <w:sz w:val="18"/>
+              </w:rPr>
+              <w:t>?stage=</w:t>
+            </w:r>
+            <w:r>
+              <w:rPr>
+                <w:rFonts w:ascii="Calibri" w:hAnsi="Calibri"/>
+                <w:b w:val="0"/>
+                <w:color w:val="111111"/>
+                <w:sz w:val="20"/>
+              </w:rPr>
+              <w:t xml:space="preserve"> filter narrows </w:t>
+            </w:r>
+            <w:r>
+              <w:rPr>
+                <w:rFonts w:ascii="Calibri" w:hAnsi="Calibri"/>
+                <w:b/>
+                <w:color w:val="111111"/>
+                <w:sz w:val="20"/>
+              </w:rPr>
+              <w:t>the list only</w:t>
+            </w:r>
+            <w:r>
+              <w:rPr>
+                <w:rFonts w:ascii="Calibri" w:hAnsi="Calibri"/>
+                <w:b w:val="0"/>
+                <w:color w:val="111111"/>
+                <w:sz w:val="20"/>
+              </w:rPr>
+              <w:t xml:space="preserve"> — the stats always describe the whole pipeline (400 on an unknown stage)</w:t>
+            </w:r>
+          </w:p>
+        </w:tc>
+      </w:tr>
+      <w:tr>
+        <w:tc>
+          <w:tcPr>
+            <w:tcW w:type="dxa" w:w="2160"/>
+          </w:tcPr>
+          <w:p>
+            <w:r/>
+            <w:r>
+              <w:rPr>
+                <w:rFonts w:ascii="Calibri" w:hAnsi="Calibri"/>
+                <w:b w:val="0"/>
+                <w:color w:val="111111"/>
+                <w:sz w:val="20"/>
+              </w:rPr>
+              <w:t>POST</w:t>
+            </w:r>
+          </w:p>
+        </w:tc>
+        <w:tc>
+          <w:tcPr>
+            <w:tcW w:type="dxa" w:w="2160"/>
+          </w:tcPr>
+          <w:p>
+            <w:r/>
+            <w:r>
+              <w:rPr>
+                <w:rFonts w:ascii="Consolas" w:hAnsi="Consolas"/>
+                <w:color w:val="333333"/>
+                <w:sz w:val="18"/>
+              </w:rPr>
+              <w:t>/applications</w:t>
+            </w:r>
+          </w:p>
+        </w:tc>
+        <w:tc>
+          <w:tcPr>
+            <w:tcW w:type="dxa" w:w="2160"/>
+          </w:tcPr>
+          <w:p>
+            <w:r/>
+            <w:r>
+              <w:rPr>
+                <w:rFonts w:ascii="Calibri" w:hAnsi="Calibri"/>
+                <w:b w:val="0"/>
+                <w:color w:val="111111"/>
+                <w:sz w:val="20"/>
+              </w:rPr>
+              <w:t>Student</w:t>
+            </w:r>
+          </w:p>
+        </w:tc>
+        <w:tc>
+          <w:tcPr>
+            <w:tcW w:type="dxa" w:w="2160"/>
+          </w:tcPr>
+          <w:p>
+            <w:r/>
+            <w:r>
+              <w:rPr>
+                <w:rFonts w:ascii="Calibri" w:hAnsi="Calibri"/>
+                <w:b w:val="0"/>
+                <w:color w:val="111111"/>
+                <w:sz w:val="20"/>
+              </w:rPr>
+              <w:t xml:space="preserve">Create a tracked application → 201. Duplicate </w:t>
+            </w:r>
+            <w:r>
+              <w:rPr>
+                <w:rFonts w:ascii="Consolas" w:hAnsi="Consolas"/>
+                <w:color w:val="333333"/>
+                <w:sz w:val="18"/>
+              </w:rPr>
+              <w:t>company</w:t>
+            </w:r>
+            <w:r>
+              <w:rPr>
+                <w:rFonts w:ascii="Calibri" w:hAnsi="Calibri"/>
+                <w:b w:val="0"/>
+                <w:color w:val="111111"/>
+                <w:sz w:val="20"/>
+              </w:rPr>
+              <w:t>+</w:t>
+            </w:r>
+            <w:r>
+              <w:rPr>
+                <w:rFonts w:ascii="Consolas" w:hAnsi="Consolas"/>
+                <w:color w:val="333333"/>
+                <w:sz w:val="18"/>
+              </w:rPr>
+              <w:t>role</w:t>
+            </w:r>
+            <w:r>
+              <w:rPr>
+                <w:rFonts w:ascii="Calibri" w:hAnsi="Calibri"/>
+                <w:b w:val="0"/>
+                <w:color w:val="111111"/>
+                <w:sz w:val="20"/>
+              </w:rPr>
+              <w:t xml:space="preserve"> → 409 </w:t>
+            </w:r>
+            <w:r>
+              <w:rPr>
+                <w:rFonts w:ascii="Consolas" w:hAnsi="Consolas"/>
+                <w:color w:val="333333"/>
+                <w:sz w:val="18"/>
+              </w:rPr>
+              <w:t>DUPLICATE_APPLICATION</w:t>
+            </w:r>
+          </w:p>
+        </w:tc>
+      </w:tr>
+      <w:tr>
+        <w:tc>
+          <w:tcPr>
+            <w:tcW w:type="dxa" w:w="2160"/>
+          </w:tcPr>
+          <w:p>
+            <w:r/>
+            <w:r>
+              <w:rPr>
+                <w:rFonts w:ascii="Calibri" w:hAnsi="Calibri"/>
+                <w:b w:val="0"/>
+                <w:color w:val="111111"/>
+                <w:sz w:val="20"/>
+              </w:rPr>
+              <w:t>PATCH</w:t>
+            </w:r>
+          </w:p>
+        </w:tc>
+        <w:tc>
+          <w:tcPr>
+            <w:tcW w:type="dxa" w:w="2160"/>
+          </w:tcPr>
+          <w:p>
+            <w:r/>
+            <w:r>
+              <w:rPr>
+                <w:rFonts w:ascii="Consolas" w:hAnsi="Consolas"/>
+                <w:color w:val="333333"/>
+                <w:sz w:val="18"/>
+              </w:rPr>
+              <w:t>/applications/:id</w:t>
+            </w:r>
+          </w:p>
+        </w:tc>
+        <w:tc>
+          <w:tcPr>
+            <w:tcW w:type="dxa" w:w="2160"/>
+          </w:tcPr>
+          <w:p>
+            <w:r/>
+            <w:r>
+              <w:rPr>
+                <w:rFonts w:ascii="Calibri" w:hAnsi="Calibri"/>
+                <w:b w:val="0"/>
+                <w:color w:val="111111"/>
+                <w:sz w:val="20"/>
+              </w:rPr>
+              <w:t>Student (own)</w:t>
+            </w:r>
+          </w:p>
+        </w:tc>
+        <w:tc>
+          <w:tcPr>
+            <w:tcW w:type="dxa" w:w="2160"/>
+          </w:tcPr>
+          <w:p>
+            <w:r/>
+            <w:r>
+              <w:rPr>
+                <w:rFonts w:ascii="Calibri" w:hAnsi="Calibri"/>
+                <w:b w:val="0"/>
+                <w:color w:val="111111"/>
+                <w:sz w:val="20"/>
+              </w:rPr>
+              <w:t xml:space="preserve">Update fields; a </w:t>
+            </w:r>
+            <w:r>
+              <w:rPr>
+                <w:rFonts w:ascii="Consolas" w:hAnsi="Consolas"/>
+                <w:color w:val="333333"/>
+                <w:sz w:val="18"/>
+              </w:rPr>
+              <w:t>stage</w:t>
+            </w:r>
+            <w:r>
+              <w:rPr>
+                <w:rFonts w:ascii="Calibri" w:hAnsi="Calibri"/>
+                <w:b w:val="0"/>
+                <w:color w:val="111111"/>
+                <w:sz w:val="20"/>
+              </w:rPr>
+              <w:t xml:space="preserve"> change appends to </w:t>
+            </w:r>
+            <w:r>
+              <w:rPr>
+                <w:rFonts w:ascii="Consolas" w:hAnsi="Consolas"/>
+                <w:color w:val="333333"/>
+                <w:sz w:val="18"/>
+              </w:rPr>
+              <w:t>stageHistory</w:t>
+            </w:r>
+            <w:r>
+              <w:rPr>
+                <w:rFonts w:ascii="Calibri" w:hAnsi="Calibri"/>
+                <w:b w:val="0"/>
+                <w:color w:val="111111"/>
+                <w:sz w:val="20"/>
+              </w:rPr>
+              <w:t xml:space="preserve"> rather than overwriting it</w:t>
+            </w:r>
+          </w:p>
+        </w:tc>
+      </w:tr>
+      <w:tr>
+        <w:tc>
+          <w:tcPr>
+            <w:tcW w:type="dxa" w:w="2160"/>
+          </w:tcPr>
+          <w:p>
+            <w:r/>
+            <w:r>
+              <w:rPr>
+                <w:rFonts w:ascii="Calibri" w:hAnsi="Calibri"/>
+                <w:b w:val="0"/>
+                <w:color w:val="111111"/>
+                <w:sz w:val="20"/>
+              </w:rPr>
+              <w:t>DELETE</w:t>
+            </w:r>
+          </w:p>
+        </w:tc>
+        <w:tc>
+          <w:tcPr>
+            <w:tcW w:type="dxa" w:w="2160"/>
+          </w:tcPr>
+          <w:p>
+            <w:r/>
+            <w:r>
+              <w:rPr>
+                <w:rFonts w:ascii="Consolas" w:hAnsi="Consolas"/>
+                <w:color w:val="333333"/>
+                <w:sz w:val="18"/>
+              </w:rPr>
+              <w:t>/applications/:id</w:t>
+            </w:r>
+          </w:p>
+        </w:tc>
+        <w:tc>
+          <w:tcPr>
+            <w:tcW w:type="dxa" w:w="2160"/>
+          </w:tcPr>
+          <w:p>
+            <w:r/>
+            <w:r>
+              <w:rPr>
+                <w:rFonts w:ascii="Calibri" w:hAnsi="Calibri"/>
+                <w:b w:val="0"/>
+                <w:color w:val="111111"/>
+                <w:sz w:val="20"/>
+              </w:rPr>
+              <w:t>Student (own)</w:t>
+            </w:r>
+          </w:p>
+        </w:tc>
+        <w:tc>
+          <w:tcPr>
+            <w:tcW w:type="dxa" w:w="2160"/>
+          </w:tcPr>
+          <w:p>
+            <w:r/>
+            <w:r>
+              <w:rPr>
+                <w:rFonts w:ascii="Calibri" w:hAnsi="Calibri"/>
+                <w:b w:val="0"/>
+                <w:color w:val="111111"/>
+                <w:sz w:val="20"/>
+              </w:rPr>
+              <w:t>Remove a row (the client arms an in-row Confirm first)</w:t>
+            </w:r>
+          </w:p>
+        </w:tc>
+      </w:tr>
+    </w:tbl>
+    <w:p/>
+    <w:p>
+      <w:pPr>
+        <w:pStyle w:val="Heading2"/>
+      </w:pPr>
+      <w:r>
+        <w:rPr>
+          <w:rFonts w:ascii="Calibri" w:hAnsi="Calibri"/>
+          <w:b/>
+          <w:color w:val="000000"/>
+          <w:sz w:val="25"/>
+        </w:rPr>
+        <w:t>6.10 Error Contract</w:t>
       </w:r>
     </w:p>
     <w:p>
@@ -10025,7 +15970,7 @@
           <w:color w:val="111111"/>
           <w:sz w:val="22"/>
         </w:rPr>
-        <w:t xml:space="preserve"> — global 300 req/15min per IP, login 10/15min, register 20/hr, chat 60/15min, and 10/15min on each AI-backed endpoint (</w:t>
+        <w:t xml:space="preserve"> — global 300 req/15min per IP, login 10/15min, register 20/hr, chat 60/15min, </w:t>
       </w:r>
       <w:r>
         <w:rPr>
@@ -10033,7 +15978,7 @@
           <w:color w:val="333333"/>
           <w:sz w:val="20"/>
         </w:rPr>
-        <w:t>/premium/autopilot</w:t>
+        <w:t>/dojo/critique</w:t>
       </w:r>
       <w:r>
         <w:rPr>
@@ -10042,7 +15987,7 @@
           <w:color w:val="111111"/>
           <w:sz w:val="22"/>
         </w:rPr>
-        <w:t xml:space="preserve">, </w:t>
+        <w:t xml:space="preserve"> 10/15min, </w:t>
       </w:r>
       <w:r>
         <w:rPr>
@@ -10050,7 +15995,7 @@
           <w:color w:val="333333"/>
           <w:sz w:val="20"/>
         </w:rPr>
-        <w:t>/dojo/critique</w:t>
+        <w:t>/freelance/generate</w:t>
       </w:r>
       <w:r>
         <w:rPr>
@@ -10059,7 +16004,7 @@
           <w:color w:val="111111"/>
           <w:sz w:val="22"/>
         </w:rPr>
-        <w:t xml:space="preserve">, </w:t>
+        <w:t xml:space="preserve"> 10/15min, </w:t>
       </w:r>
       <w:r>
         <w:rPr>
@@ -10067,7 +16012,7 @@
           <w:color w:val="333333"/>
           <w:sz w:val="20"/>
         </w:rPr>
-        <w:t>/freelance/generate</w:t>
+        <w:t>/interview/script</w:t>
       </w:r>
       <w:r>
         <w:rPr>
@@ -10076,7 +16021,76 @@
           <w:color w:val="111111"/>
           <w:sz w:val="22"/>
         </w:rPr>
-        <w:t>). Disabled in the test environment.</w:t>
+        <w:t xml:space="preserve"> 8/15min, </w:t>
+      </w:r>
+      <w:r>
+        <w:rPr>
+          <w:rFonts w:ascii="Consolas" w:hAnsi="Consolas"/>
+          <w:color w:val="333333"/>
+          <w:sz w:val="20"/>
+        </w:rPr>
+        <w:t>/premium/autopilot/assessment</w:t>
+      </w:r>
+      <w:r>
+        <w:rPr>
+          <w:rFonts w:ascii="Calibri" w:hAnsi="Calibri"/>
+          <w:b w:val="0"/>
+          <w:color w:val="111111"/>
+          <w:sz w:val="22"/>
+        </w:rPr>
+        <w:t xml:space="preserve"> 8/15min, and </w:t>
+      </w:r>
+      <w:r>
+        <w:rPr>
+          <w:rFonts w:ascii="Consolas" w:hAnsi="Consolas"/>
+          <w:color w:val="333333"/>
+          <w:sz w:val="20"/>
+        </w:rPr>
+        <w:t>/premium/autopilot</w:t>
+      </w:r>
+      <w:r>
+        <w:rPr>
+          <w:rFonts w:ascii="Calibri" w:hAnsi="Calibri"/>
+          <w:b w:val="0"/>
+          <w:color w:val="111111"/>
+          <w:sz w:val="22"/>
+        </w:rPr>
+        <w:t xml:space="preserve"> 20/15min. The Autopilot limiter is </w:t>
+      </w:r>
+      <w:r>
+        <w:rPr>
+          <w:rFonts w:ascii="Calibri" w:hAnsi="Calibri"/>
+          <w:b/>
+          <w:color w:val="111111"/>
+          <w:sz w:val="22"/>
+        </w:rPr>
+        <w:t>prefix-matched</w:t>
+      </w:r>
+      <w:r>
+        <w:rPr>
+          <w:rFonts w:ascii="Calibri" w:hAnsi="Calibri"/>
+          <w:b w:val="0"/>
+          <w:color w:val="111111"/>
+          <w:sz w:val="22"/>
+        </w:rPr>
+        <w:t xml:space="preserve">, so its budget also covers the assessment path and every page-load </w:t>
+      </w:r>
+      <w:r>
+        <w:rPr>
+          <w:rFonts w:ascii="Consolas" w:hAnsi="Consolas"/>
+          <w:color w:val="333333"/>
+          <w:sz w:val="20"/>
+        </w:rPr>
+        <w:t>GET</w:t>
+      </w:r>
+      <w:r>
+        <w:rPr>
+          <w:rFonts w:ascii="Calibri" w:hAnsi="Calibri"/>
+          <w:b w:val="0"/>
+          <w:color w:val="111111"/>
+          <w:sz w:val="22"/>
+        </w:rPr>
+        <w:t xml:space="preserve"> — 20 is sized to keep one normal session unblocked. Disabled in the test environment.</w:t>
       </w:r>
     </w:p>
     <w:p>
@@ -10505,7 +16519,41 @@
           <w:color w:val="111111"/>
           <w:sz w:val="22"/>
         </w:rPr>
-        <w:t>The client is mobile-first and works across phones, tablets, and desktops with a strict monochrome black &amp; white design system in both dark and light themes.</w:t>
+        <w:t>The client is mobile-first and works across phones, tablets, and desktops with a strict monochrome black &amp; white design system in both dark and light themes, plus a single restrained accent color (</w:t>
+      </w:r>
+      <w:r>
+        <w:rPr>
+          <w:rFonts w:ascii="Consolas" w:hAnsi="Consolas"/>
+          <w:color w:val="333333"/>
+          <w:sz w:val="20"/>
+        </w:rPr>
+        <w:t>accent</w:t>
+      </w:r>
+      <w:r>
+        <w:rPr>
+          <w:rFonts w:ascii="Calibri" w:hAnsi="Calibri"/>
+          <w:b w:val="0"/>
+          <w:color w:val="111111"/>
+          <w:sz w:val="22"/>
+        </w:rPr>
+        <w:t xml:space="preserve">, </w:t>
+      </w:r>
+      <w:r>
+        <w:rPr>
+          <w:rFonts w:ascii="Consolas" w:hAnsi="Consolas"/>
+          <w:color w:val="333333"/>
+          <w:sz w:val="20"/>
+        </w:rPr>
+        <w:t>#3b82f6</w:t>
+      </w:r>
+      <w:r>
+        <w:rPr>
+          <w:rFonts w:ascii="Calibri" w:hAnsi="Calibri"/>
+          <w:b w:val="0"/>
+          <w:color w:val="111111"/>
+          <w:sz w:val="22"/>
+        </w:rPr>
+        <w:t>) reserved for CTAs, premium cues, and status differentiation (success/warning/danger) rather than a broad palette.</w:t>
       </w:r>
     </w:p>
     <w:p>
@@ -11057,7 +17105,7 @@
           <w:color w:val="111111"/>
           <w:sz w:val="22"/>
         </w:rPr>
-        <w:t xml:space="preserve"> — all GSAP/Motion animations honor </w:t>
+        <w:t xml:space="preserve"> — all Motion animations honor </w:t>
       </w:r>
       <w:r>
         <w:rPr>
@@ -11074,7 +17122,24 @@
           <w:color w:val="111111"/>
           <w:sz w:val="22"/>
         </w:rPr>
-        <w:t>.</w:t>
+        <w:t xml:space="preserve">, checked reactively via a </w:t>
+      </w:r>
+      <w:r>
+        <w:rPr>
+          <w:rFonts w:ascii="Consolas" w:hAnsi="Consolas"/>
+          <w:color w:val="333333"/>
+          <w:sz w:val="20"/>
+        </w:rPr>
+        <w:t>useReducedMotion()</w:t>
+      </w:r>
+      <w:r>
+        <w:rPr>
+          <w:rFonts w:ascii="Calibri" w:hAnsi="Calibri"/>
+          <w:b w:val="0"/>
+          <w:color w:val="111111"/>
+          <w:sz w:val="22"/>
+        </w:rPr>
+        <w:t xml:space="preserve"> hook so a mid-session OS preference change is picked up.</w:t>
       </w:r>
     </w:p>
     <w:p>
